--- a/progetto_nostro/BoBox.docx
+++ b/progetto_nostro/BoBox.docx
@@ -120,7 +120,7 @@
           <w:bCs/>
           <w:color w:val="auto"/>
           <w:kern w:val="2"/>
-          <w:sz w:val="28"/>
+          <w:sz w:val="24"/>
           <w:szCs w:val="22"/>
           <w:lang w:eastAsia="en-US"/>
           <w14:ligatures w14:val="standardContextual"/>
@@ -150,7 +150,6 @@
             <w:rPr>
               <w:rFonts w:asciiTheme="minorHAnsi" w:eastAsiaTheme="minorEastAsia" w:hAnsiTheme="minorHAnsi"/>
               <w:noProof/>
-              <w:sz w:val="24"/>
               <w:szCs w:val="24"/>
               <w:lang w:eastAsia="it-IT"/>
             </w:rPr>
@@ -164,7 +163,7 @@
           <w:r>
             <w:fldChar w:fldCharType="separate"/>
           </w:r>
-          <w:hyperlink w:anchor="_Toc221730403" w:history="1">
+          <w:hyperlink w:anchor="_Toc221738957" w:history="1">
             <w:r>
               <w:rPr>
                 <w:rStyle w:val="Collegamentoipertestuale"/>
@@ -191,7 +190,7 @@
                 <w:noProof/>
                 <w:webHidden/>
               </w:rPr>
-              <w:instrText xml:space="preserve"> PAGEREF _Toc221730403 \h </w:instrText>
+              <w:instrText xml:space="preserve"> PAGEREF _Toc221738957 \h </w:instrText>
             </w:r>
             <w:r>
               <w:rPr>
@@ -231,12 +230,11 @@
             <w:rPr>
               <w:rFonts w:asciiTheme="minorHAnsi" w:eastAsiaTheme="minorEastAsia" w:hAnsiTheme="minorHAnsi"/>
               <w:noProof/>
-              <w:sz w:val="24"/>
               <w:szCs w:val="24"/>
               <w:lang w:eastAsia="it-IT"/>
             </w:rPr>
           </w:pPr>
-          <w:hyperlink w:anchor="_Toc221730404" w:history="1">
+          <w:hyperlink w:anchor="_Toc221738958" w:history="1">
             <w:r>
               <w:rPr>
                 <w:rStyle w:val="Collegamentoipertestuale"/>
@@ -263,7 +261,7 @@
                 <w:noProof/>
                 <w:webHidden/>
               </w:rPr>
-              <w:instrText xml:space="preserve"> PAGEREF _Toc221730404 \h </w:instrText>
+              <w:instrText xml:space="preserve"> PAGEREF _Toc221738958 \h </w:instrText>
             </w:r>
             <w:r>
               <w:rPr>
@@ -284,6 +282,366 @@
                 <w:webHidden/>
               </w:rPr>
               <w:t>4</w:t>
+            </w:r>
+            <w:r>
+              <w:rPr>
+                <w:noProof/>
+                <w:webHidden/>
+              </w:rPr>
+              <w:fldChar w:fldCharType="end"/>
+            </w:r>
+          </w:hyperlink>
+        </w:p>
+        <w:p>
+          <w:pPr>
+            <w:pStyle w:val="Sommario2"/>
+            <w:tabs>
+              <w:tab w:val="right" w:leader="dot" w:pos="9628"/>
+            </w:tabs>
+            <w:rPr>
+              <w:rFonts w:asciiTheme="minorHAnsi" w:hAnsiTheme="minorHAnsi" w:cstheme="minorBidi"/>
+              <w:noProof/>
+              <w:kern w:val="2"/>
+              <w:szCs w:val="24"/>
+              <w14:ligatures w14:val="standardContextual"/>
+            </w:rPr>
+          </w:pPr>
+          <w:hyperlink w:anchor="_Toc221738959" w:history="1">
+            <w:r>
+              <w:rPr>
+                <w:rStyle w:val="Collegamentoipertestuale"/>
+                <w:noProof/>
+              </w:rPr>
+              <w:t>Raccolta dei requisiti</w:t>
+            </w:r>
+            <w:r>
+              <w:rPr>
+                <w:noProof/>
+                <w:webHidden/>
+              </w:rPr>
+              <w:tab/>
+            </w:r>
+            <w:r>
+              <w:rPr>
+                <w:noProof/>
+                <w:webHidden/>
+              </w:rPr>
+              <w:fldChar w:fldCharType="begin"/>
+            </w:r>
+            <w:r>
+              <w:rPr>
+                <w:noProof/>
+                <w:webHidden/>
+              </w:rPr>
+              <w:instrText xml:space="preserve"> PAGEREF _Toc221738959 \h </w:instrText>
+            </w:r>
+            <w:r>
+              <w:rPr>
+                <w:noProof/>
+                <w:webHidden/>
+              </w:rPr>
+            </w:r>
+            <w:r>
+              <w:rPr>
+                <w:noProof/>
+                <w:webHidden/>
+              </w:rPr>
+              <w:fldChar w:fldCharType="separate"/>
+            </w:r>
+            <w:r>
+              <w:rPr>
+                <w:noProof/>
+                <w:webHidden/>
+              </w:rPr>
+              <w:t>4</w:t>
+            </w:r>
+            <w:r>
+              <w:rPr>
+                <w:noProof/>
+                <w:webHidden/>
+              </w:rPr>
+              <w:fldChar w:fldCharType="end"/>
+            </w:r>
+          </w:hyperlink>
+        </w:p>
+        <w:p>
+          <w:pPr>
+            <w:pStyle w:val="Sommario3"/>
+            <w:tabs>
+              <w:tab w:val="right" w:leader="dot" w:pos="9628"/>
+            </w:tabs>
+            <w:rPr>
+              <w:rFonts w:asciiTheme="minorHAnsi" w:hAnsiTheme="minorHAnsi" w:cstheme="minorBidi"/>
+              <w:noProof/>
+              <w:kern w:val="2"/>
+              <w:szCs w:val="24"/>
+              <w14:ligatures w14:val="standardContextual"/>
+            </w:rPr>
+          </w:pPr>
+          <w:hyperlink w:anchor="_Toc221738960" w:history="1">
+            <w:r>
+              <w:rPr>
+                <w:rStyle w:val="Collegamentoipertestuale"/>
+                <w:noProof/>
+              </w:rPr>
+              <w:t>Posti auto</w:t>
+            </w:r>
+            <w:r>
+              <w:rPr>
+                <w:noProof/>
+                <w:webHidden/>
+              </w:rPr>
+              <w:tab/>
+            </w:r>
+            <w:r>
+              <w:rPr>
+                <w:noProof/>
+                <w:webHidden/>
+              </w:rPr>
+              <w:fldChar w:fldCharType="begin"/>
+            </w:r>
+            <w:r>
+              <w:rPr>
+                <w:noProof/>
+                <w:webHidden/>
+              </w:rPr>
+              <w:instrText xml:space="preserve"> PAGEREF _Toc221738960 \h </w:instrText>
+            </w:r>
+            <w:r>
+              <w:rPr>
+                <w:noProof/>
+                <w:webHidden/>
+              </w:rPr>
+            </w:r>
+            <w:r>
+              <w:rPr>
+                <w:noProof/>
+                <w:webHidden/>
+              </w:rPr>
+              <w:fldChar w:fldCharType="separate"/>
+            </w:r>
+            <w:r>
+              <w:rPr>
+                <w:noProof/>
+                <w:webHidden/>
+              </w:rPr>
+              <w:t>4</w:t>
+            </w:r>
+            <w:r>
+              <w:rPr>
+                <w:noProof/>
+                <w:webHidden/>
+              </w:rPr>
+              <w:fldChar w:fldCharType="end"/>
+            </w:r>
+          </w:hyperlink>
+        </w:p>
+        <w:p>
+          <w:pPr>
+            <w:pStyle w:val="Sommario3"/>
+            <w:tabs>
+              <w:tab w:val="right" w:leader="dot" w:pos="9628"/>
+            </w:tabs>
+            <w:rPr>
+              <w:rFonts w:asciiTheme="minorHAnsi" w:hAnsiTheme="minorHAnsi" w:cstheme="minorBidi"/>
+              <w:noProof/>
+              <w:kern w:val="2"/>
+              <w:szCs w:val="24"/>
+              <w14:ligatures w14:val="standardContextual"/>
+            </w:rPr>
+          </w:pPr>
+          <w:hyperlink w:anchor="_Toc221738961" w:history="1">
+            <w:r>
+              <w:rPr>
+                <w:rStyle w:val="Collegamentoipertestuale"/>
+                <w:noProof/>
+              </w:rPr>
+              <w:t>Utenti</w:t>
+            </w:r>
+            <w:r>
+              <w:rPr>
+                <w:noProof/>
+                <w:webHidden/>
+              </w:rPr>
+              <w:tab/>
+            </w:r>
+            <w:r>
+              <w:rPr>
+                <w:noProof/>
+                <w:webHidden/>
+              </w:rPr>
+              <w:fldChar w:fldCharType="begin"/>
+            </w:r>
+            <w:r>
+              <w:rPr>
+                <w:noProof/>
+                <w:webHidden/>
+              </w:rPr>
+              <w:instrText xml:space="preserve"> PAGEREF _Toc221738961 \h </w:instrText>
+            </w:r>
+            <w:r>
+              <w:rPr>
+                <w:noProof/>
+                <w:webHidden/>
+              </w:rPr>
+            </w:r>
+            <w:r>
+              <w:rPr>
+                <w:noProof/>
+                <w:webHidden/>
+              </w:rPr>
+              <w:fldChar w:fldCharType="separate"/>
+            </w:r>
+            <w:r>
+              <w:rPr>
+                <w:noProof/>
+                <w:webHidden/>
+              </w:rPr>
+              <w:t>4</w:t>
+            </w:r>
+            <w:r>
+              <w:rPr>
+                <w:noProof/>
+                <w:webHidden/>
+              </w:rPr>
+              <w:fldChar w:fldCharType="end"/>
+            </w:r>
+          </w:hyperlink>
+        </w:p>
+        <w:p>
+          <w:pPr>
+            <w:pStyle w:val="Sommario3"/>
+            <w:tabs>
+              <w:tab w:val="right" w:leader="dot" w:pos="9628"/>
+            </w:tabs>
+            <w:rPr>
+              <w:rFonts w:asciiTheme="minorHAnsi" w:hAnsiTheme="minorHAnsi" w:cstheme="minorBidi"/>
+              <w:noProof/>
+              <w:kern w:val="2"/>
+              <w:szCs w:val="24"/>
+              <w14:ligatures w14:val="standardContextual"/>
+            </w:rPr>
+          </w:pPr>
+          <w:hyperlink w:anchor="_Toc221738962" w:history="1">
+            <w:r>
+              <w:rPr>
+                <w:rStyle w:val="Collegamentoipertestuale"/>
+                <w:noProof/>
+              </w:rPr>
+              <w:t>Amministratori</w:t>
+            </w:r>
+            <w:r>
+              <w:rPr>
+                <w:noProof/>
+                <w:webHidden/>
+              </w:rPr>
+              <w:tab/>
+            </w:r>
+            <w:r>
+              <w:rPr>
+                <w:noProof/>
+                <w:webHidden/>
+              </w:rPr>
+              <w:fldChar w:fldCharType="begin"/>
+            </w:r>
+            <w:r>
+              <w:rPr>
+                <w:noProof/>
+                <w:webHidden/>
+              </w:rPr>
+              <w:instrText xml:space="preserve"> PAGEREF _Toc221738962 \h </w:instrText>
+            </w:r>
+            <w:r>
+              <w:rPr>
+                <w:noProof/>
+                <w:webHidden/>
+              </w:rPr>
+            </w:r>
+            <w:r>
+              <w:rPr>
+                <w:noProof/>
+                <w:webHidden/>
+              </w:rPr>
+              <w:fldChar w:fldCharType="separate"/>
+            </w:r>
+            <w:r>
+              <w:rPr>
+                <w:noProof/>
+                <w:webHidden/>
+              </w:rPr>
+              <w:t>5</w:t>
+            </w:r>
+            <w:r>
+              <w:rPr>
+                <w:noProof/>
+                <w:webHidden/>
+              </w:rPr>
+              <w:fldChar w:fldCharType="end"/>
+            </w:r>
+          </w:hyperlink>
+        </w:p>
+        <w:p>
+          <w:pPr>
+            <w:pStyle w:val="Sommario3"/>
+            <w:tabs>
+              <w:tab w:val="right" w:leader="dot" w:pos="9628"/>
+            </w:tabs>
+            <w:rPr>
+              <w:rFonts w:asciiTheme="minorHAnsi" w:hAnsiTheme="minorHAnsi" w:cstheme="minorBidi"/>
+              <w:noProof/>
+              <w:kern w:val="2"/>
+              <w:szCs w:val="24"/>
+              <w14:ligatures w14:val="standardContextual"/>
+            </w:rPr>
+          </w:pPr>
+          <w:hyperlink w:anchor="_Toc221738963" w:history="1">
+            <w:r>
+              <w:rPr>
+                <w:rStyle w:val="Collegamentoipertestuale"/>
+                <w:noProof/>
+              </w:rPr>
+              <w:t>Requisiti di sistema</w:t>
+            </w:r>
+            <w:r>
+              <w:rPr>
+                <w:noProof/>
+                <w:webHidden/>
+              </w:rPr>
+              <w:tab/>
+            </w:r>
+            <w:r>
+              <w:rPr>
+                <w:noProof/>
+                <w:webHidden/>
+              </w:rPr>
+              <w:fldChar w:fldCharType="begin"/>
+            </w:r>
+            <w:r>
+              <w:rPr>
+                <w:noProof/>
+                <w:webHidden/>
+              </w:rPr>
+              <w:instrText xml:space="preserve"> PAGEREF _Toc221738963 \h </w:instrText>
+            </w:r>
+            <w:r>
+              <w:rPr>
+                <w:noProof/>
+                <w:webHidden/>
+              </w:rPr>
+            </w:r>
+            <w:r>
+              <w:rPr>
+                <w:noProof/>
+                <w:webHidden/>
+              </w:rPr>
+              <w:fldChar w:fldCharType="separate"/>
+            </w:r>
+            <w:r>
+              <w:rPr>
+                <w:noProof/>
+                <w:webHidden/>
+              </w:rPr>
+              <w:t>5</w:t>
             </w:r>
             <w:r>
               <w:rPr>
@@ -314,7 +672,7 @@
       <w:pPr>
         <w:pStyle w:val="Titolo1"/>
       </w:pPr>
-      <w:bookmarkStart w:id="0" w:name="_Toc221730403"/>
+      <w:bookmarkStart w:id="0" w:name="_Toc221738957"/>
       <w:r>
         <w:lastRenderedPageBreak/>
         <w:t>Abstract</w:t>
@@ -573,6 +931,17 @@
         <w:t>notificato tramite un’apposita sezione</w:t>
       </w:r>
       <w:r>
+        <w:t xml:space="preserve">, in modo che tutti gli altri utenti possano leggere i suddetti </w:t>
+      </w:r>
+      <w:proofErr w:type="gramStart"/>
+      <w:r>
+        <w:t>feedback</w:t>
+      </w:r>
+      <w:proofErr w:type="gramEnd"/>
+      <w:r>
+        <w:t xml:space="preserve"> prima di procedere con la prenotazione</w:t>
+      </w:r>
+      <w:r>
         <w:t>.</w:t>
       </w:r>
     </w:p>
@@ -585,13 +954,505 @@
       <w:pPr>
         <w:pStyle w:val="Titolo1"/>
       </w:pPr>
-      <w:bookmarkStart w:id="1" w:name="_Toc221730404"/>
+      <w:bookmarkStart w:id="1" w:name="_Toc221738958"/>
       <w:r>
         <w:lastRenderedPageBreak/>
         <w:t>Analisi dei requisiti</w:t>
       </w:r>
       <w:bookmarkEnd w:id="1"/>
     </w:p>
+    <w:p>
+      <w:pPr>
+        <w:pStyle w:val="Titolo2"/>
+      </w:pPr>
+      <w:bookmarkStart w:id="2" w:name="_Toc221738959"/>
+      <w:r>
+        <w:t>Raccolta dei requisiti</w:t>
+      </w:r>
+      <w:bookmarkEnd w:id="2"/>
+    </w:p>
+    <w:p>
+      <w:pPr>
+        <w:pStyle w:val="Titolo3"/>
+      </w:pPr>
+      <w:bookmarkStart w:id="3" w:name="_Toc221738960"/>
+      <w:r>
+        <w:t>Posti auto</w:t>
+      </w:r>
+      <w:bookmarkEnd w:id="3"/>
+    </w:p>
+    <w:p>
+      <w:pPr>
+        <w:pStyle w:val="Paragrafoelenco"/>
+        <w:numPr>
+          <w:ilvl w:val="0"/>
+          <w:numId w:val="9"/>
+        </w:numPr>
+      </w:pPr>
+      <w:r>
+        <w:t>Ogni posto auto è caratterizzato dai seguenti parametri, che sono tutti scelti dal proprietario al momento dell’inserimento:</w:t>
+      </w:r>
+    </w:p>
+    <w:p>
+      <w:pPr>
+        <w:pStyle w:val="Paragrafoelenco"/>
+        <w:numPr>
+          <w:ilvl w:val="0"/>
+          <w:numId w:val="10"/>
+        </w:numPr>
+      </w:pPr>
+      <w:r>
+        <w:t>Nome del posto auto.</w:t>
+      </w:r>
+    </w:p>
+    <w:p>
+      <w:pPr>
+        <w:pStyle w:val="Paragrafoelenco"/>
+        <w:numPr>
+          <w:ilvl w:val="0"/>
+          <w:numId w:val="10"/>
+        </w:numPr>
+      </w:pPr>
+      <w:r>
+        <w:t>Indirizzo.</w:t>
+      </w:r>
+    </w:p>
+    <w:p>
+      <w:pPr>
+        <w:pStyle w:val="Paragrafoelenco"/>
+        <w:numPr>
+          <w:ilvl w:val="0"/>
+          <w:numId w:val="10"/>
+        </w:numPr>
+      </w:pPr>
+      <w:r>
+        <w:t>Tipi di</w:t>
+      </w:r>
+      <w:r>
+        <w:t xml:space="preserve"> veicolo</w:t>
+      </w:r>
+      <w:r>
+        <w:t xml:space="preserve"> che può contenere</w:t>
+      </w:r>
+      <w:r>
+        <w:t xml:space="preserve"> (auto piccola, auto grande, furgone, moto).</w:t>
+      </w:r>
+    </w:p>
+    <w:p>
+      <w:pPr>
+        <w:pStyle w:val="Paragrafoelenco"/>
+        <w:numPr>
+          <w:ilvl w:val="0"/>
+          <w:numId w:val="10"/>
+        </w:numPr>
+      </w:pPr>
+      <w:r>
+        <w:t>Prezzo (€ al giorno).</w:t>
+      </w:r>
+    </w:p>
+    <w:p>
+      <w:pPr>
+        <w:pStyle w:val="Paragrafoelenco"/>
+        <w:numPr>
+          <w:ilvl w:val="0"/>
+          <w:numId w:val="10"/>
+        </w:numPr>
+      </w:pPr>
+      <w:r>
+        <w:t>Tipologia di posto auto (al chiuso, all’aperto).</w:t>
+      </w:r>
+    </w:p>
+    <w:p>
+      <w:pPr>
+        <w:pStyle w:val="Paragrafoelenco"/>
+        <w:numPr>
+          <w:ilvl w:val="0"/>
+          <w:numId w:val="10"/>
+        </w:numPr>
+      </w:pPr>
+      <w:r>
+        <w:t>Tipologia di accesso (codice, chiave).</w:t>
+      </w:r>
+    </w:p>
+    <w:p>
+      <w:pPr>
+        <w:pStyle w:val="Titolo4"/>
+      </w:pPr>
+      <w:r>
+        <w:t>Gestione disponibilità</w:t>
+      </w:r>
+    </w:p>
+    <w:p>
+      <w:pPr>
+        <w:pStyle w:val="Paragrafoelenco"/>
+        <w:numPr>
+          <w:ilvl w:val="0"/>
+          <w:numId w:val="8"/>
+        </w:numPr>
+      </w:pPr>
+      <w:r>
+        <w:t>Ogni proprietario può aggiungere liberamente dei giorni in cui il proprio posto auto è disponibile.</w:t>
+      </w:r>
+    </w:p>
+    <w:p>
+      <w:pPr>
+        <w:pStyle w:val="Paragrafoelenco"/>
+        <w:numPr>
+          <w:ilvl w:val="0"/>
+          <w:numId w:val="8"/>
+        </w:numPr>
+      </w:pPr>
+      <w:r>
+        <w:t>Ogni proprietario può rimuovere liberamente dei giorni in cui il proprio posto auto è disponibile, solo a patto che non sia già stata effettuata una prenotazione in almeno una delle suddette date</w:t>
+      </w:r>
+      <w:r>
+        <w:t>.</w:t>
+      </w:r>
+    </w:p>
+    <w:p>
+      <w:pPr>
+        <w:pStyle w:val="Paragrafoelenco"/>
+        <w:numPr>
+          <w:ilvl w:val="0"/>
+          <w:numId w:val="8"/>
+        </w:numPr>
+      </w:pPr>
+      <w:r>
+        <w:t>Quando un posto auto viene prenotato, diventa indisponibile nelle date previste dalla prenotazione per tutti gli altri utenti.</w:t>
+      </w:r>
+    </w:p>
+    <w:p>
+      <w:pPr>
+        <w:pStyle w:val="Titolo3"/>
+      </w:pPr>
+      <w:bookmarkStart w:id="4" w:name="_Toc221738961"/>
+      <w:r>
+        <w:t>Utenti</w:t>
+      </w:r>
+      <w:bookmarkEnd w:id="4"/>
+    </w:p>
+    <w:p>
+      <w:pPr>
+        <w:pStyle w:val="Paragrafoelenco"/>
+        <w:numPr>
+          <w:ilvl w:val="0"/>
+          <w:numId w:val="15"/>
+        </w:numPr>
+      </w:pPr>
+      <w:r>
+        <w:t>Ogni utente deve effettuare un’autenticazione composta da username e password.</w:t>
+      </w:r>
+    </w:p>
+    <w:p>
+      <w:pPr>
+        <w:pStyle w:val="Paragrafoelenco"/>
+        <w:numPr>
+          <w:ilvl w:val="0"/>
+          <w:numId w:val="15"/>
+        </w:numPr>
+      </w:pPr>
+      <w:r>
+        <w:t xml:space="preserve">Ogni utente può essere sia </w:t>
+      </w:r>
+      <w:r>
+        <w:rPr>
+          <w:i/>
+          <w:iCs/>
+        </w:rPr>
+        <w:t>p</w:t>
+      </w:r>
+      <w:r>
+        <w:rPr>
+          <w:i/>
+          <w:iCs/>
+        </w:rPr>
+        <w:t>roprietario</w:t>
+      </w:r>
+      <w:r>
+        <w:t xml:space="preserve"> che </w:t>
+      </w:r>
+      <w:r>
+        <w:rPr>
+          <w:i/>
+          <w:iCs/>
+        </w:rPr>
+        <w:t>affittuario</w:t>
+      </w:r>
+      <w:r>
+        <w:t>, ovvero ogni utente può inserire</w:t>
+      </w:r>
+      <w:r>
+        <w:t xml:space="preserve"> </w:t>
+      </w:r>
+      <w:r>
+        <w:t>posti auto di sua proprietà all’interno della piattaforma, oltre a poter visualizzare</w:t>
+      </w:r>
+      <w:r>
+        <w:t>/</w:t>
+      </w:r>
+      <w:r>
+        <w:t>prenotare altri posti auto disponibili</w:t>
+      </w:r>
+      <w:r>
+        <w:t>.</w:t>
+      </w:r>
+    </w:p>
+    <w:p>
+      <w:pPr>
+        <w:pStyle w:val="Paragrafoelenco"/>
+        <w:numPr>
+          <w:ilvl w:val="0"/>
+          <w:numId w:val="15"/>
+        </w:numPr>
+      </w:pPr>
+      <w:r>
+        <w:t xml:space="preserve">Ogni proprietario che desidera inserire il proprio posto auto nella piattaforma </w:t>
+      </w:r>
+      <w:r>
+        <w:t>deve prima</w:t>
+      </w:r>
+      <w:r>
+        <w:t xml:space="preserve"> caricare un documento d’identità, per limitare le frodi.</w:t>
+      </w:r>
+    </w:p>
+    <w:p>
+      <w:pPr>
+        <w:pStyle w:val="Titolo4"/>
+      </w:pPr>
+      <w:r>
+        <w:t>Prenotazioni e cancellazioni</w:t>
+      </w:r>
+    </w:p>
+    <w:p>
+      <w:pPr>
+        <w:pStyle w:val="Paragrafoelenco"/>
+        <w:numPr>
+          <w:ilvl w:val="0"/>
+          <w:numId w:val="16"/>
+        </w:numPr>
+      </w:pPr>
+      <w:r>
+        <w:t>Ogni affittuario con una prenotazione attiva per un posto auto, può disdire entro 24 ore dalla data di inizio della prenotazione.</w:t>
+      </w:r>
+    </w:p>
+    <w:p>
+      <w:pPr>
+        <w:pStyle w:val="Paragrafoelenco"/>
+        <w:numPr>
+          <w:ilvl w:val="0"/>
+          <w:numId w:val="16"/>
+        </w:numPr>
+      </w:pPr>
+      <w:r>
+        <w:t>Il pagamento viene effettuato in automatico tramite un sistema esterno.</w:t>
+      </w:r>
+    </w:p>
+    <w:p>
+      <w:pPr>
+        <w:pStyle w:val="Titolo4"/>
+      </w:pPr>
+      <w:r>
+        <w:t>Feedback e recensioni</w:t>
+      </w:r>
+    </w:p>
+    <w:p>
+      <w:pPr>
+        <w:pStyle w:val="Paragrafoelenco"/>
+        <w:numPr>
+          <w:ilvl w:val="0"/>
+          <w:numId w:val="8"/>
+        </w:numPr>
+      </w:pPr>
+      <w:r>
+        <w:t>Ogni utente, dopo la fine della prenotazione di un posto auto, può lasciare una recensione tramite la sezione “feedback”.</w:t>
+      </w:r>
+    </w:p>
+    <w:p>
+      <w:pPr>
+        <w:pStyle w:val="Paragrafoelenco"/>
+        <w:numPr>
+          <w:ilvl w:val="0"/>
+          <w:numId w:val="8"/>
+        </w:numPr>
+      </w:pPr>
+      <w:r>
+        <w:t>Una recensione è composta da un punteggio da 1 a 5 con una breve descrizione</w:t>
+      </w:r>
+      <w:r>
+        <w:t>.</w:t>
+      </w:r>
+      <w:r>
+        <w:t xml:space="preserve"> </w:t>
+      </w:r>
+    </w:p>
+    <w:p>
+      <w:pPr>
+        <w:pStyle w:val="Paragrafoelenco"/>
+        <w:numPr>
+          <w:ilvl w:val="0"/>
+          <w:numId w:val="8"/>
+        </w:numPr>
+      </w:pPr>
+      <w:r>
+        <w:t>Le recensioni contribuiscono</w:t>
+      </w:r>
+      <w:r>
+        <w:t xml:space="preserve"> alla </w:t>
+      </w:r>
+      <w:r>
+        <w:t>limita</w:t>
+      </w:r>
+      <w:r>
+        <w:t>zione di comportamenti scorretti da parte dei proprietari.</w:t>
+      </w:r>
+    </w:p>
+    <w:p>
+      <w:pPr>
+        <w:pStyle w:val="Titolo4"/>
+      </w:pPr>
+      <w:r>
+        <w:lastRenderedPageBreak/>
+        <w:t>Ricerca dei posti auto</w:t>
+      </w:r>
+    </w:p>
+    <w:p>
+      <w:pPr>
+        <w:pStyle w:val="Paragrafoelenco"/>
+        <w:numPr>
+          <w:ilvl w:val="0"/>
+          <w:numId w:val="17"/>
+        </w:numPr>
+      </w:pPr>
+      <w:r>
+        <w:t xml:space="preserve">Ogni utente in cerca di un </w:t>
+      </w:r>
+      <w:r>
+        <w:t>posto auto può effettuare una ricerca filtrata per trovare</w:t>
+      </w:r>
+      <w:r>
+        <w:t xml:space="preserve"> quello </w:t>
+      </w:r>
+      <w:r>
+        <w:t xml:space="preserve">più adatto </w:t>
+      </w:r>
+      <w:r>
+        <w:t xml:space="preserve">a sé </w:t>
+      </w:r>
+      <w:r>
+        <w:t xml:space="preserve">secondo i </w:t>
+      </w:r>
+      <w:r>
+        <w:t xml:space="preserve">sei parametri </w:t>
+      </w:r>
+      <w:r>
+        <w:t>elencati sopra.</w:t>
+      </w:r>
+    </w:p>
+    <w:p>
+      <w:pPr>
+        <w:pStyle w:val="Titolo3"/>
+      </w:pPr>
+      <w:bookmarkStart w:id="5" w:name="_Toc221738962"/>
+      <w:r>
+        <w:t>Amministratori</w:t>
+      </w:r>
+      <w:bookmarkEnd w:id="5"/>
+    </w:p>
+    <w:p>
+      <w:pPr>
+        <w:pStyle w:val="Paragrafoelenco"/>
+        <w:numPr>
+          <w:ilvl w:val="0"/>
+          <w:numId w:val="17"/>
+        </w:numPr>
+      </w:pPr>
+      <w:r>
+        <w:t xml:space="preserve">Durante lo sviluppo del software sono state definite </w:t>
+      </w:r>
+      <w:r>
+        <w:t>due</w:t>
+      </w:r>
+      <w:r>
+        <w:t xml:space="preserve"> coppie di credenziali per accedere col ruolo di amministratore</w:t>
+      </w:r>
+      <w:r>
+        <w:t>.</w:t>
+      </w:r>
+    </w:p>
+    <w:p>
+      <w:pPr>
+        <w:pStyle w:val="Paragrafoelenco"/>
+        <w:numPr>
+          <w:ilvl w:val="0"/>
+          <w:numId w:val="17"/>
+        </w:numPr>
+      </w:pPr>
+      <w:r>
+        <w:t>L’amministratore può bloccare o sbloccare un utente.</w:t>
+      </w:r>
+    </w:p>
+    <w:p>
+      <w:pPr>
+        <w:pStyle w:val="Paragrafoelenco"/>
+        <w:numPr>
+          <w:ilvl w:val="0"/>
+          <w:numId w:val="17"/>
+        </w:numPr>
+      </w:pPr>
+      <w:r>
+        <w:t>L’amministratore</w:t>
+      </w:r>
+      <w:r>
+        <w:t xml:space="preserve"> ha </w:t>
+      </w:r>
+      <w:r>
+        <w:t>accesso totale alla visualizzazione di qualsiasi informazione caricata dagli utenti.</w:t>
+      </w:r>
+    </w:p>
+    <w:p>
+      <w:pPr>
+        <w:pStyle w:val="Titolo3"/>
+      </w:pPr>
+      <w:bookmarkStart w:id="6" w:name="_Toc221738963"/>
+      <w:r>
+        <w:t>Requisiti di sistema</w:t>
+      </w:r>
+      <w:bookmarkEnd w:id="6"/>
+    </w:p>
+    <w:p>
+      <w:pPr>
+        <w:pStyle w:val="Paragrafoelenco"/>
+        <w:numPr>
+          <w:ilvl w:val="0"/>
+          <w:numId w:val="18"/>
+        </w:numPr>
+      </w:pPr>
+      <w:r>
+        <w:t>Il sistema deve garantire una buona velocità di risposta</w:t>
+      </w:r>
+      <w:r>
+        <w:t>.</w:t>
+      </w:r>
+    </w:p>
+    <w:p>
+      <w:pPr>
+        <w:pStyle w:val="Paragrafoelenco"/>
+        <w:numPr>
+          <w:ilvl w:val="0"/>
+          <w:numId w:val="18"/>
+        </w:numPr>
+      </w:pPr>
+      <w:r>
+        <w:t xml:space="preserve">Il sistema deve essere </w:t>
+      </w:r>
+      <w:r>
+        <w:t>user friendly</w:t>
+      </w:r>
+      <w:r>
+        <w:t>.</w:t>
+      </w:r>
+    </w:p>
+    <w:p/>
     <w:sectPr>
       <w:footerReference w:type="default" r:id="rId9"/>
       <w:pgSz w:w="11906" w:h="16838"/>
@@ -633,7 +1494,6 @@
   <w:sdt>
     <w:sdtPr>
       <w:rPr>
-        <w:sz w:val="24"/>
         <w:szCs w:val="24"/>
       </w:rPr>
       <w:id w:val="-1281025067"/>
@@ -648,7 +1508,6 @@
           <w:pStyle w:val="Pidipagina"/>
           <w:jc w:val="right"/>
           <w:rPr>
-            <w:sz w:val="24"/>
             <w:szCs w:val="24"/>
           </w:rPr>
         </w:pPr>
@@ -725,7 +1584,6 @@
         <w:r>
           <w:rPr>
             <w:color w:val="000000" w:themeColor="text1"/>
-            <w:sz w:val="24"/>
             <w:szCs w:val="24"/>
           </w:rPr>
           <w:fldChar w:fldCharType="begin"/>
@@ -733,7 +1591,6 @@
         <w:r>
           <w:rPr>
             <w:color w:val="000000" w:themeColor="text1"/>
-            <w:sz w:val="24"/>
             <w:szCs w:val="24"/>
           </w:rPr>
           <w:instrText>PAGE   \* MERGEFORMAT</w:instrText>
@@ -741,7 +1598,6 @@
         <w:r>
           <w:rPr>
             <w:color w:val="000000" w:themeColor="text1"/>
-            <w:sz w:val="24"/>
             <w:szCs w:val="24"/>
           </w:rPr>
           <w:fldChar w:fldCharType="separate"/>
@@ -749,7 +1605,6 @@
         <w:r>
           <w:rPr>
             <w:color w:val="000000" w:themeColor="text1"/>
-            <w:sz w:val="24"/>
             <w:szCs w:val="24"/>
           </w:rPr>
           <w:t>2</w:t>
@@ -757,7 +1612,6 @@
         <w:r>
           <w:rPr>
             <w:color w:val="000000" w:themeColor="text1"/>
-            <w:sz w:val="24"/>
             <w:szCs w:val="24"/>
           </w:rPr>
           <w:fldChar w:fldCharType="end"/>
@@ -821,19 +1675,133 @@
         <v:path o:extrusionok="f" gradientshapeok="t" o:connecttype="rect"/>
         <o:lock v:ext="edit" aspectratio="t"/>
       </v:shapetype>
-      <v:shape id="_x0000_i1025" type="#_x0000_t75" style="width:498.35pt;height:373.75pt" o:bullet="t">
+      <v:shape id="_x0000_i1025" type="#_x0000_t75" style="width:499pt;height:374.25pt" o:bullet="t">
         <v:imagedata r:id="rId1" o:title="col6_monte-di-malo-parking-icon[1]"/>
       </v:shape>
     </w:pict>
   </w:numPicBullet>
   <w:numPicBullet w:numPicBulletId="1">
     <w:pict>
-      <v:shape id="_x0000_i1026" type="#_x0000_t75" style="width:95.8pt;height:95.8pt" o:bullet="t">
+      <v:shape id="_x0000_i1026" type="#_x0000_t75" style="width:96.3pt;height:96.3pt" o:bullet="t">
         <v:imagedata r:id="rId2" o:title="128px-Parking_icon_svg[1]"/>
       </v:shape>
     </w:pict>
   </w:numPicBullet>
   <w:abstractNum w:abstractNumId="0" w15:restartNumberingAfterBreak="0">
+    <w:nsid w:val="051A56CE"/>
+    <w:multiLevelType w:val="hybridMultilevel"/>
+    <w:tmpl w:val="E272D156"/>
+    <w:lvl w:ilvl="0" w:tplc="C974E738">
+      <w:start w:val="1"/>
+      <w:numFmt w:val="bullet"/>
+      <w:lvlText w:val=""/>
+      <w:lvlJc w:val="left"/>
+      <w:pPr>
+        <w:ind w:left="720" w:hanging="360"/>
+      </w:pPr>
+      <w:rPr>
+        <w:rFonts w:ascii="Symbol" w:hAnsi="Symbol" w:hint="default"/>
+        <w:color w:val="CF1E00"/>
+      </w:rPr>
+    </w:lvl>
+    <w:lvl w:ilvl="1" w:tplc="04100003" w:tentative="1">
+      <w:start w:val="1"/>
+      <w:numFmt w:val="bullet"/>
+      <w:lvlText w:val="o"/>
+      <w:lvlJc w:val="left"/>
+      <w:pPr>
+        <w:ind w:left="1440" w:hanging="360"/>
+      </w:pPr>
+      <w:rPr>
+        <w:rFonts w:ascii="Courier New" w:hAnsi="Courier New" w:cs="Courier New" w:hint="default"/>
+      </w:rPr>
+    </w:lvl>
+    <w:lvl w:ilvl="2" w:tplc="04100005" w:tentative="1">
+      <w:start w:val="1"/>
+      <w:numFmt w:val="bullet"/>
+      <w:lvlText w:val=""/>
+      <w:lvlJc w:val="left"/>
+      <w:pPr>
+        <w:ind w:left="2160" w:hanging="360"/>
+      </w:pPr>
+      <w:rPr>
+        <w:rFonts w:ascii="Wingdings" w:hAnsi="Wingdings" w:hint="default"/>
+      </w:rPr>
+    </w:lvl>
+    <w:lvl w:ilvl="3" w:tplc="04100001" w:tentative="1">
+      <w:start w:val="1"/>
+      <w:numFmt w:val="bullet"/>
+      <w:lvlText w:val=""/>
+      <w:lvlJc w:val="left"/>
+      <w:pPr>
+        <w:ind w:left="2880" w:hanging="360"/>
+      </w:pPr>
+      <w:rPr>
+        <w:rFonts w:ascii="Symbol" w:hAnsi="Symbol" w:hint="default"/>
+      </w:rPr>
+    </w:lvl>
+    <w:lvl w:ilvl="4" w:tplc="04100003" w:tentative="1">
+      <w:start w:val="1"/>
+      <w:numFmt w:val="bullet"/>
+      <w:lvlText w:val="o"/>
+      <w:lvlJc w:val="left"/>
+      <w:pPr>
+        <w:ind w:left="3600" w:hanging="360"/>
+      </w:pPr>
+      <w:rPr>
+        <w:rFonts w:ascii="Courier New" w:hAnsi="Courier New" w:cs="Courier New" w:hint="default"/>
+      </w:rPr>
+    </w:lvl>
+    <w:lvl w:ilvl="5" w:tplc="04100005" w:tentative="1">
+      <w:start w:val="1"/>
+      <w:numFmt w:val="bullet"/>
+      <w:lvlText w:val=""/>
+      <w:lvlJc w:val="left"/>
+      <w:pPr>
+        <w:ind w:left="4320" w:hanging="360"/>
+      </w:pPr>
+      <w:rPr>
+        <w:rFonts w:ascii="Wingdings" w:hAnsi="Wingdings" w:hint="default"/>
+      </w:rPr>
+    </w:lvl>
+    <w:lvl w:ilvl="6" w:tplc="04100001" w:tentative="1">
+      <w:start w:val="1"/>
+      <w:numFmt w:val="bullet"/>
+      <w:lvlText w:val=""/>
+      <w:lvlJc w:val="left"/>
+      <w:pPr>
+        <w:ind w:left="5040" w:hanging="360"/>
+      </w:pPr>
+      <w:rPr>
+        <w:rFonts w:ascii="Symbol" w:hAnsi="Symbol" w:hint="default"/>
+      </w:rPr>
+    </w:lvl>
+    <w:lvl w:ilvl="7" w:tplc="04100003" w:tentative="1">
+      <w:start w:val="1"/>
+      <w:numFmt w:val="bullet"/>
+      <w:lvlText w:val="o"/>
+      <w:lvlJc w:val="left"/>
+      <w:pPr>
+        <w:ind w:left="5760" w:hanging="360"/>
+      </w:pPr>
+      <w:rPr>
+        <w:rFonts w:ascii="Courier New" w:hAnsi="Courier New" w:cs="Courier New" w:hint="default"/>
+      </w:rPr>
+    </w:lvl>
+    <w:lvl w:ilvl="8" w:tplc="04100005" w:tentative="1">
+      <w:start w:val="1"/>
+      <w:numFmt w:val="bullet"/>
+      <w:lvlText w:val=""/>
+      <w:lvlJc w:val="left"/>
+      <w:pPr>
+        <w:ind w:left="6480" w:hanging="360"/>
+      </w:pPr>
+      <w:rPr>
+        <w:rFonts w:ascii="Wingdings" w:hAnsi="Wingdings" w:hint="default"/>
+      </w:rPr>
+    </w:lvl>
+  </w:abstractNum>
+  <w:abstractNum w:abstractNumId="1" w15:restartNumberingAfterBreak="0">
     <w:nsid w:val="172D5832"/>
     <w:multiLevelType w:val="hybridMultilevel"/>
     <w:tmpl w:val="E9004542"/>
@@ -947,7 +1915,121 @@
       </w:rPr>
     </w:lvl>
   </w:abstractNum>
-  <w:abstractNum w:abstractNumId="1" w15:restartNumberingAfterBreak="0">
+  <w:abstractNum w:abstractNumId="2" w15:restartNumberingAfterBreak="0">
+    <w:nsid w:val="20D36B45"/>
+    <w:multiLevelType w:val="hybridMultilevel"/>
+    <w:tmpl w:val="173CD9EA"/>
+    <w:lvl w:ilvl="0" w:tplc="C974E738">
+      <w:start w:val="1"/>
+      <w:numFmt w:val="bullet"/>
+      <w:lvlText w:val=""/>
+      <w:lvlJc w:val="left"/>
+      <w:pPr>
+        <w:ind w:left="720" w:hanging="360"/>
+      </w:pPr>
+      <w:rPr>
+        <w:rFonts w:ascii="Symbol" w:hAnsi="Symbol" w:hint="default"/>
+        <w:color w:val="CF1E00"/>
+      </w:rPr>
+    </w:lvl>
+    <w:lvl w:ilvl="1" w:tplc="04100003" w:tentative="1">
+      <w:start w:val="1"/>
+      <w:numFmt w:val="bullet"/>
+      <w:lvlText w:val="o"/>
+      <w:lvlJc w:val="left"/>
+      <w:pPr>
+        <w:ind w:left="1440" w:hanging="360"/>
+      </w:pPr>
+      <w:rPr>
+        <w:rFonts w:ascii="Courier New" w:hAnsi="Courier New" w:cs="Courier New" w:hint="default"/>
+      </w:rPr>
+    </w:lvl>
+    <w:lvl w:ilvl="2" w:tplc="04100005" w:tentative="1">
+      <w:start w:val="1"/>
+      <w:numFmt w:val="bullet"/>
+      <w:lvlText w:val=""/>
+      <w:lvlJc w:val="left"/>
+      <w:pPr>
+        <w:ind w:left="2160" w:hanging="360"/>
+      </w:pPr>
+      <w:rPr>
+        <w:rFonts w:ascii="Wingdings" w:hAnsi="Wingdings" w:hint="default"/>
+      </w:rPr>
+    </w:lvl>
+    <w:lvl w:ilvl="3" w:tplc="04100001" w:tentative="1">
+      <w:start w:val="1"/>
+      <w:numFmt w:val="bullet"/>
+      <w:lvlText w:val=""/>
+      <w:lvlJc w:val="left"/>
+      <w:pPr>
+        <w:ind w:left="2880" w:hanging="360"/>
+      </w:pPr>
+      <w:rPr>
+        <w:rFonts w:ascii="Symbol" w:hAnsi="Symbol" w:hint="default"/>
+      </w:rPr>
+    </w:lvl>
+    <w:lvl w:ilvl="4" w:tplc="04100003" w:tentative="1">
+      <w:start w:val="1"/>
+      <w:numFmt w:val="bullet"/>
+      <w:lvlText w:val="o"/>
+      <w:lvlJc w:val="left"/>
+      <w:pPr>
+        <w:ind w:left="3600" w:hanging="360"/>
+      </w:pPr>
+      <w:rPr>
+        <w:rFonts w:ascii="Courier New" w:hAnsi="Courier New" w:cs="Courier New" w:hint="default"/>
+      </w:rPr>
+    </w:lvl>
+    <w:lvl w:ilvl="5" w:tplc="04100005" w:tentative="1">
+      <w:start w:val="1"/>
+      <w:numFmt w:val="bullet"/>
+      <w:lvlText w:val=""/>
+      <w:lvlJc w:val="left"/>
+      <w:pPr>
+        <w:ind w:left="4320" w:hanging="360"/>
+      </w:pPr>
+      <w:rPr>
+        <w:rFonts w:ascii="Wingdings" w:hAnsi="Wingdings" w:hint="default"/>
+      </w:rPr>
+    </w:lvl>
+    <w:lvl w:ilvl="6" w:tplc="04100001" w:tentative="1">
+      <w:start w:val="1"/>
+      <w:numFmt w:val="bullet"/>
+      <w:lvlText w:val=""/>
+      <w:lvlJc w:val="left"/>
+      <w:pPr>
+        <w:ind w:left="5040" w:hanging="360"/>
+      </w:pPr>
+      <w:rPr>
+        <w:rFonts w:ascii="Symbol" w:hAnsi="Symbol" w:hint="default"/>
+      </w:rPr>
+    </w:lvl>
+    <w:lvl w:ilvl="7" w:tplc="04100003" w:tentative="1">
+      <w:start w:val="1"/>
+      <w:numFmt w:val="bullet"/>
+      <w:lvlText w:val="o"/>
+      <w:lvlJc w:val="left"/>
+      <w:pPr>
+        <w:ind w:left="5760" w:hanging="360"/>
+      </w:pPr>
+      <w:rPr>
+        <w:rFonts w:ascii="Courier New" w:hAnsi="Courier New" w:cs="Courier New" w:hint="default"/>
+      </w:rPr>
+    </w:lvl>
+    <w:lvl w:ilvl="8" w:tplc="04100005" w:tentative="1">
+      <w:start w:val="1"/>
+      <w:numFmt w:val="bullet"/>
+      <w:lvlText w:val=""/>
+      <w:lvlJc w:val="left"/>
+      <w:pPr>
+        <w:ind w:left="6480" w:hanging="360"/>
+      </w:pPr>
+      <w:rPr>
+        <w:rFonts w:ascii="Wingdings" w:hAnsi="Wingdings" w:hint="default"/>
+      </w:rPr>
+    </w:lvl>
+  </w:abstractNum>
+  <w:abstractNum w:abstractNumId="3" w15:restartNumberingAfterBreak="0">
     <w:nsid w:val="26AA0ABD"/>
     <w:multiLevelType w:val="hybridMultilevel"/>
     <w:tmpl w:val="6C7C5442"/>
@@ -1062,7 +2144,7 @@
       </w:rPr>
     </w:lvl>
   </w:abstractNum>
-  <w:abstractNum w:abstractNumId="2" w15:restartNumberingAfterBreak="0">
+  <w:abstractNum w:abstractNumId="4" w15:restartNumberingAfterBreak="0">
     <w:nsid w:val="28382829"/>
     <w:multiLevelType w:val="hybridMultilevel"/>
     <w:tmpl w:val="CB366CF8"/>
@@ -1148,7 +2230,121 @@
       </w:pPr>
     </w:lvl>
   </w:abstractNum>
-  <w:abstractNum w:abstractNumId="3" w15:restartNumberingAfterBreak="0">
+  <w:abstractNum w:abstractNumId="5" w15:restartNumberingAfterBreak="0">
+    <w:nsid w:val="2C45056A"/>
+    <w:multiLevelType w:val="hybridMultilevel"/>
+    <w:tmpl w:val="EB1AF8EC"/>
+    <w:lvl w:ilvl="0" w:tplc="C974E738">
+      <w:start w:val="1"/>
+      <w:numFmt w:val="bullet"/>
+      <w:lvlText w:val=""/>
+      <w:lvlJc w:val="left"/>
+      <w:pPr>
+        <w:ind w:left="720" w:hanging="360"/>
+      </w:pPr>
+      <w:rPr>
+        <w:rFonts w:ascii="Symbol" w:hAnsi="Symbol" w:hint="default"/>
+        <w:color w:val="CF1E00"/>
+      </w:rPr>
+    </w:lvl>
+    <w:lvl w:ilvl="1" w:tplc="04100003" w:tentative="1">
+      <w:start w:val="1"/>
+      <w:numFmt w:val="bullet"/>
+      <w:lvlText w:val="o"/>
+      <w:lvlJc w:val="left"/>
+      <w:pPr>
+        <w:ind w:left="1440" w:hanging="360"/>
+      </w:pPr>
+      <w:rPr>
+        <w:rFonts w:ascii="Courier New" w:hAnsi="Courier New" w:cs="Courier New" w:hint="default"/>
+      </w:rPr>
+    </w:lvl>
+    <w:lvl w:ilvl="2" w:tplc="04100005" w:tentative="1">
+      <w:start w:val="1"/>
+      <w:numFmt w:val="bullet"/>
+      <w:lvlText w:val=""/>
+      <w:lvlJc w:val="left"/>
+      <w:pPr>
+        <w:ind w:left="2160" w:hanging="360"/>
+      </w:pPr>
+      <w:rPr>
+        <w:rFonts w:ascii="Wingdings" w:hAnsi="Wingdings" w:hint="default"/>
+      </w:rPr>
+    </w:lvl>
+    <w:lvl w:ilvl="3" w:tplc="04100001" w:tentative="1">
+      <w:start w:val="1"/>
+      <w:numFmt w:val="bullet"/>
+      <w:lvlText w:val=""/>
+      <w:lvlJc w:val="left"/>
+      <w:pPr>
+        <w:ind w:left="2880" w:hanging="360"/>
+      </w:pPr>
+      <w:rPr>
+        <w:rFonts w:ascii="Symbol" w:hAnsi="Symbol" w:hint="default"/>
+      </w:rPr>
+    </w:lvl>
+    <w:lvl w:ilvl="4" w:tplc="04100003" w:tentative="1">
+      <w:start w:val="1"/>
+      <w:numFmt w:val="bullet"/>
+      <w:lvlText w:val="o"/>
+      <w:lvlJc w:val="left"/>
+      <w:pPr>
+        <w:ind w:left="3600" w:hanging="360"/>
+      </w:pPr>
+      <w:rPr>
+        <w:rFonts w:ascii="Courier New" w:hAnsi="Courier New" w:cs="Courier New" w:hint="default"/>
+      </w:rPr>
+    </w:lvl>
+    <w:lvl w:ilvl="5" w:tplc="04100005" w:tentative="1">
+      <w:start w:val="1"/>
+      <w:numFmt w:val="bullet"/>
+      <w:lvlText w:val=""/>
+      <w:lvlJc w:val="left"/>
+      <w:pPr>
+        <w:ind w:left="4320" w:hanging="360"/>
+      </w:pPr>
+      <w:rPr>
+        <w:rFonts w:ascii="Wingdings" w:hAnsi="Wingdings" w:hint="default"/>
+      </w:rPr>
+    </w:lvl>
+    <w:lvl w:ilvl="6" w:tplc="04100001" w:tentative="1">
+      <w:start w:val="1"/>
+      <w:numFmt w:val="bullet"/>
+      <w:lvlText w:val=""/>
+      <w:lvlJc w:val="left"/>
+      <w:pPr>
+        <w:ind w:left="5040" w:hanging="360"/>
+      </w:pPr>
+      <w:rPr>
+        <w:rFonts w:ascii="Symbol" w:hAnsi="Symbol" w:hint="default"/>
+      </w:rPr>
+    </w:lvl>
+    <w:lvl w:ilvl="7" w:tplc="04100003" w:tentative="1">
+      <w:start w:val="1"/>
+      <w:numFmt w:val="bullet"/>
+      <w:lvlText w:val="o"/>
+      <w:lvlJc w:val="left"/>
+      <w:pPr>
+        <w:ind w:left="5760" w:hanging="360"/>
+      </w:pPr>
+      <w:rPr>
+        <w:rFonts w:ascii="Courier New" w:hAnsi="Courier New" w:cs="Courier New" w:hint="default"/>
+      </w:rPr>
+    </w:lvl>
+    <w:lvl w:ilvl="8" w:tplc="04100005" w:tentative="1">
+      <w:start w:val="1"/>
+      <w:numFmt w:val="bullet"/>
+      <w:lvlText w:val=""/>
+      <w:lvlJc w:val="left"/>
+      <w:pPr>
+        <w:ind w:left="6480" w:hanging="360"/>
+      </w:pPr>
+      <w:rPr>
+        <w:rFonts w:ascii="Wingdings" w:hAnsi="Wingdings" w:hint="default"/>
+      </w:rPr>
+    </w:lvl>
+  </w:abstractNum>
+  <w:abstractNum w:abstractNumId="6" w15:restartNumberingAfterBreak="0">
     <w:nsid w:val="2ED31AE4"/>
     <w:multiLevelType w:val="hybridMultilevel"/>
     <w:tmpl w:val="A46A1230"/>
@@ -1263,7 +2459,7 @@
       </w:rPr>
     </w:lvl>
   </w:abstractNum>
-  <w:abstractNum w:abstractNumId="4" w15:restartNumberingAfterBreak="0">
+  <w:abstractNum w:abstractNumId="7" w15:restartNumberingAfterBreak="0">
     <w:nsid w:val="312C1F46"/>
     <w:multiLevelType w:val="hybridMultilevel"/>
     <w:tmpl w:val="D862B9DE"/>
@@ -1349,7 +2545,1005 @@
       </w:pPr>
     </w:lvl>
   </w:abstractNum>
-  <w:abstractNum w:abstractNumId="5" w15:restartNumberingAfterBreak="0">
+  <w:abstractNum w:abstractNumId="8" w15:restartNumberingAfterBreak="0">
+    <w:nsid w:val="354669C4"/>
+    <w:multiLevelType w:val="hybridMultilevel"/>
+    <w:tmpl w:val="A6F6DB56"/>
+    <w:lvl w:ilvl="0" w:tplc="C974E738">
+      <w:start w:val="1"/>
+      <w:numFmt w:val="bullet"/>
+      <w:lvlText w:val=""/>
+      <w:lvlJc w:val="left"/>
+      <w:pPr>
+        <w:ind w:left="3600" w:hanging="360"/>
+      </w:pPr>
+      <w:rPr>
+        <w:rFonts w:ascii="Symbol" w:hAnsi="Symbol" w:hint="default"/>
+        <w:color w:val="CF1E00"/>
+      </w:rPr>
+    </w:lvl>
+    <w:lvl w:ilvl="1" w:tplc="04100003" w:tentative="1">
+      <w:start w:val="1"/>
+      <w:numFmt w:val="bullet"/>
+      <w:lvlText w:val="o"/>
+      <w:lvlJc w:val="left"/>
+      <w:pPr>
+        <w:ind w:left="4320" w:hanging="360"/>
+      </w:pPr>
+      <w:rPr>
+        <w:rFonts w:ascii="Courier New" w:hAnsi="Courier New" w:cs="Courier New" w:hint="default"/>
+      </w:rPr>
+    </w:lvl>
+    <w:lvl w:ilvl="2" w:tplc="04100005" w:tentative="1">
+      <w:start w:val="1"/>
+      <w:numFmt w:val="bullet"/>
+      <w:lvlText w:val=""/>
+      <w:lvlJc w:val="left"/>
+      <w:pPr>
+        <w:ind w:left="5040" w:hanging="360"/>
+      </w:pPr>
+      <w:rPr>
+        <w:rFonts w:ascii="Wingdings" w:hAnsi="Wingdings" w:hint="default"/>
+      </w:rPr>
+    </w:lvl>
+    <w:lvl w:ilvl="3" w:tplc="04100001" w:tentative="1">
+      <w:start w:val="1"/>
+      <w:numFmt w:val="bullet"/>
+      <w:lvlText w:val=""/>
+      <w:lvlJc w:val="left"/>
+      <w:pPr>
+        <w:ind w:left="5760" w:hanging="360"/>
+      </w:pPr>
+      <w:rPr>
+        <w:rFonts w:ascii="Symbol" w:hAnsi="Symbol" w:hint="default"/>
+      </w:rPr>
+    </w:lvl>
+    <w:lvl w:ilvl="4" w:tplc="04100003" w:tentative="1">
+      <w:start w:val="1"/>
+      <w:numFmt w:val="bullet"/>
+      <w:lvlText w:val="o"/>
+      <w:lvlJc w:val="left"/>
+      <w:pPr>
+        <w:ind w:left="6480" w:hanging="360"/>
+      </w:pPr>
+      <w:rPr>
+        <w:rFonts w:ascii="Courier New" w:hAnsi="Courier New" w:cs="Courier New" w:hint="default"/>
+      </w:rPr>
+    </w:lvl>
+    <w:lvl w:ilvl="5" w:tplc="04100005" w:tentative="1">
+      <w:start w:val="1"/>
+      <w:numFmt w:val="bullet"/>
+      <w:lvlText w:val=""/>
+      <w:lvlJc w:val="left"/>
+      <w:pPr>
+        <w:ind w:left="7200" w:hanging="360"/>
+      </w:pPr>
+      <w:rPr>
+        <w:rFonts w:ascii="Wingdings" w:hAnsi="Wingdings" w:hint="default"/>
+      </w:rPr>
+    </w:lvl>
+    <w:lvl w:ilvl="6" w:tplc="04100001" w:tentative="1">
+      <w:start w:val="1"/>
+      <w:numFmt w:val="bullet"/>
+      <w:lvlText w:val=""/>
+      <w:lvlJc w:val="left"/>
+      <w:pPr>
+        <w:ind w:left="7920" w:hanging="360"/>
+      </w:pPr>
+      <w:rPr>
+        <w:rFonts w:ascii="Symbol" w:hAnsi="Symbol" w:hint="default"/>
+      </w:rPr>
+    </w:lvl>
+    <w:lvl w:ilvl="7" w:tplc="04100003" w:tentative="1">
+      <w:start w:val="1"/>
+      <w:numFmt w:val="bullet"/>
+      <w:lvlText w:val="o"/>
+      <w:lvlJc w:val="left"/>
+      <w:pPr>
+        <w:ind w:left="8640" w:hanging="360"/>
+      </w:pPr>
+      <w:rPr>
+        <w:rFonts w:ascii="Courier New" w:hAnsi="Courier New" w:cs="Courier New" w:hint="default"/>
+      </w:rPr>
+    </w:lvl>
+    <w:lvl w:ilvl="8" w:tplc="04100005" w:tentative="1">
+      <w:start w:val="1"/>
+      <w:numFmt w:val="bullet"/>
+      <w:lvlText w:val=""/>
+      <w:lvlJc w:val="left"/>
+      <w:pPr>
+        <w:ind w:left="9360" w:hanging="360"/>
+      </w:pPr>
+      <w:rPr>
+        <w:rFonts w:ascii="Wingdings" w:hAnsi="Wingdings" w:hint="default"/>
+      </w:rPr>
+    </w:lvl>
+  </w:abstractNum>
+  <w:abstractNum w:abstractNumId="9" w15:restartNumberingAfterBreak="0">
+    <w:nsid w:val="399D7D30"/>
+    <w:multiLevelType w:val="hybridMultilevel"/>
+    <w:tmpl w:val="CBE468C2"/>
+    <w:lvl w:ilvl="0" w:tplc="C974E738">
+      <w:start w:val="1"/>
+      <w:numFmt w:val="bullet"/>
+      <w:lvlText w:val=""/>
+      <w:lvlJc w:val="left"/>
+      <w:pPr>
+        <w:ind w:left="720" w:hanging="360"/>
+      </w:pPr>
+      <w:rPr>
+        <w:rFonts w:ascii="Symbol" w:hAnsi="Symbol" w:hint="default"/>
+        <w:color w:val="CF1E00"/>
+      </w:rPr>
+    </w:lvl>
+    <w:lvl w:ilvl="1" w:tplc="04100003" w:tentative="1">
+      <w:start w:val="1"/>
+      <w:numFmt w:val="bullet"/>
+      <w:lvlText w:val="o"/>
+      <w:lvlJc w:val="left"/>
+      <w:pPr>
+        <w:ind w:left="1440" w:hanging="360"/>
+      </w:pPr>
+      <w:rPr>
+        <w:rFonts w:ascii="Courier New" w:hAnsi="Courier New" w:cs="Courier New" w:hint="default"/>
+      </w:rPr>
+    </w:lvl>
+    <w:lvl w:ilvl="2" w:tplc="04100005" w:tentative="1">
+      <w:start w:val="1"/>
+      <w:numFmt w:val="bullet"/>
+      <w:lvlText w:val=""/>
+      <w:lvlJc w:val="left"/>
+      <w:pPr>
+        <w:ind w:left="2160" w:hanging="360"/>
+      </w:pPr>
+      <w:rPr>
+        <w:rFonts w:ascii="Wingdings" w:hAnsi="Wingdings" w:hint="default"/>
+      </w:rPr>
+    </w:lvl>
+    <w:lvl w:ilvl="3" w:tplc="04100001" w:tentative="1">
+      <w:start w:val="1"/>
+      <w:numFmt w:val="bullet"/>
+      <w:lvlText w:val=""/>
+      <w:lvlJc w:val="left"/>
+      <w:pPr>
+        <w:ind w:left="2880" w:hanging="360"/>
+      </w:pPr>
+      <w:rPr>
+        <w:rFonts w:ascii="Symbol" w:hAnsi="Symbol" w:hint="default"/>
+      </w:rPr>
+    </w:lvl>
+    <w:lvl w:ilvl="4" w:tplc="04100003" w:tentative="1">
+      <w:start w:val="1"/>
+      <w:numFmt w:val="bullet"/>
+      <w:lvlText w:val="o"/>
+      <w:lvlJc w:val="left"/>
+      <w:pPr>
+        <w:ind w:left="3600" w:hanging="360"/>
+      </w:pPr>
+      <w:rPr>
+        <w:rFonts w:ascii="Courier New" w:hAnsi="Courier New" w:cs="Courier New" w:hint="default"/>
+      </w:rPr>
+    </w:lvl>
+    <w:lvl w:ilvl="5" w:tplc="04100005" w:tentative="1">
+      <w:start w:val="1"/>
+      <w:numFmt w:val="bullet"/>
+      <w:lvlText w:val=""/>
+      <w:lvlJc w:val="left"/>
+      <w:pPr>
+        <w:ind w:left="4320" w:hanging="360"/>
+      </w:pPr>
+      <w:rPr>
+        <w:rFonts w:ascii="Wingdings" w:hAnsi="Wingdings" w:hint="default"/>
+      </w:rPr>
+    </w:lvl>
+    <w:lvl w:ilvl="6" w:tplc="04100001" w:tentative="1">
+      <w:start w:val="1"/>
+      <w:numFmt w:val="bullet"/>
+      <w:lvlText w:val=""/>
+      <w:lvlJc w:val="left"/>
+      <w:pPr>
+        <w:ind w:left="5040" w:hanging="360"/>
+      </w:pPr>
+      <w:rPr>
+        <w:rFonts w:ascii="Symbol" w:hAnsi="Symbol" w:hint="default"/>
+      </w:rPr>
+    </w:lvl>
+    <w:lvl w:ilvl="7" w:tplc="04100003" w:tentative="1">
+      <w:start w:val="1"/>
+      <w:numFmt w:val="bullet"/>
+      <w:lvlText w:val="o"/>
+      <w:lvlJc w:val="left"/>
+      <w:pPr>
+        <w:ind w:left="5760" w:hanging="360"/>
+      </w:pPr>
+      <w:rPr>
+        <w:rFonts w:ascii="Courier New" w:hAnsi="Courier New" w:cs="Courier New" w:hint="default"/>
+      </w:rPr>
+    </w:lvl>
+    <w:lvl w:ilvl="8" w:tplc="04100005" w:tentative="1">
+      <w:start w:val="1"/>
+      <w:numFmt w:val="bullet"/>
+      <w:lvlText w:val=""/>
+      <w:lvlJc w:val="left"/>
+      <w:pPr>
+        <w:ind w:left="6480" w:hanging="360"/>
+      </w:pPr>
+      <w:rPr>
+        <w:rFonts w:ascii="Wingdings" w:hAnsi="Wingdings" w:hint="default"/>
+      </w:rPr>
+    </w:lvl>
+  </w:abstractNum>
+  <w:abstractNum w:abstractNumId="10" w15:restartNumberingAfterBreak="0">
+    <w:nsid w:val="39DB4ABA"/>
+    <w:multiLevelType w:val="hybridMultilevel"/>
+    <w:tmpl w:val="FA7AC8C0"/>
+    <w:lvl w:ilvl="0" w:tplc="0410000F">
+      <w:start w:val="1"/>
+      <w:numFmt w:val="decimal"/>
+      <w:lvlText w:val="%1."/>
+      <w:lvlJc w:val="left"/>
+      <w:pPr>
+        <w:ind w:left="1440" w:hanging="360"/>
+      </w:pPr>
+    </w:lvl>
+    <w:lvl w:ilvl="1" w:tplc="04100019" w:tentative="1">
+      <w:start w:val="1"/>
+      <w:numFmt w:val="lowerLetter"/>
+      <w:lvlText w:val="%2."/>
+      <w:lvlJc w:val="left"/>
+      <w:pPr>
+        <w:ind w:left="2160" w:hanging="360"/>
+      </w:pPr>
+    </w:lvl>
+    <w:lvl w:ilvl="2" w:tplc="0410001B" w:tentative="1">
+      <w:start w:val="1"/>
+      <w:numFmt w:val="lowerRoman"/>
+      <w:lvlText w:val="%3."/>
+      <w:lvlJc w:val="right"/>
+      <w:pPr>
+        <w:ind w:left="2880" w:hanging="180"/>
+      </w:pPr>
+    </w:lvl>
+    <w:lvl w:ilvl="3" w:tplc="0410000F" w:tentative="1">
+      <w:start w:val="1"/>
+      <w:numFmt w:val="decimal"/>
+      <w:lvlText w:val="%4."/>
+      <w:lvlJc w:val="left"/>
+      <w:pPr>
+        <w:ind w:left="3600" w:hanging="360"/>
+      </w:pPr>
+    </w:lvl>
+    <w:lvl w:ilvl="4" w:tplc="04100019" w:tentative="1">
+      <w:start w:val="1"/>
+      <w:numFmt w:val="lowerLetter"/>
+      <w:lvlText w:val="%5."/>
+      <w:lvlJc w:val="left"/>
+      <w:pPr>
+        <w:ind w:left="4320" w:hanging="360"/>
+      </w:pPr>
+    </w:lvl>
+    <w:lvl w:ilvl="5" w:tplc="0410001B" w:tentative="1">
+      <w:start w:val="1"/>
+      <w:numFmt w:val="lowerRoman"/>
+      <w:lvlText w:val="%6."/>
+      <w:lvlJc w:val="right"/>
+      <w:pPr>
+        <w:ind w:left="5040" w:hanging="180"/>
+      </w:pPr>
+    </w:lvl>
+    <w:lvl w:ilvl="6" w:tplc="0410000F" w:tentative="1">
+      <w:start w:val="1"/>
+      <w:numFmt w:val="decimal"/>
+      <w:lvlText w:val="%7."/>
+      <w:lvlJc w:val="left"/>
+      <w:pPr>
+        <w:ind w:left="5760" w:hanging="360"/>
+      </w:pPr>
+    </w:lvl>
+    <w:lvl w:ilvl="7" w:tplc="04100019" w:tentative="1">
+      <w:start w:val="1"/>
+      <w:numFmt w:val="lowerLetter"/>
+      <w:lvlText w:val="%8."/>
+      <w:lvlJc w:val="left"/>
+      <w:pPr>
+        <w:ind w:left="6480" w:hanging="360"/>
+      </w:pPr>
+    </w:lvl>
+    <w:lvl w:ilvl="8" w:tplc="0410001B" w:tentative="1">
+      <w:start w:val="1"/>
+      <w:numFmt w:val="lowerRoman"/>
+      <w:lvlText w:val="%9."/>
+      <w:lvlJc w:val="right"/>
+      <w:pPr>
+        <w:ind w:left="7200" w:hanging="180"/>
+      </w:pPr>
+    </w:lvl>
+  </w:abstractNum>
+  <w:abstractNum w:abstractNumId="11" w15:restartNumberingAfterBreak="0">
+    <w:nsid w:val="47D62254"/>
+    <w:multiLevelType w:val="hybridMultilevel"/>
+    <w:tmpl w:val="78442A22"/>
+    <w:lvl w:ilvl="0" w:tplc="C974E738">
+      <w:start w:val="1"/>
+      <w:numFmt w:val="bullet"/>
+      <w:lvlText w:val=""/>
+      <w:lvlJc w:val="left"/>
+      <w:pPr>
+        <w:ind w:left="720" w:hanging="360"/>
+      </w:pPr>
+      <w:rPr>
+        <w:rFonts w:ascii="Symbol" w:hAnsi="Symbol" w:hint="default"/>
+        <w:color w:val="CF1E00"/>
+      </w:rPr>
+    </w:lvl>
+    <w:lvl w:ilvl="1" w:tplc="04100003" w:tentative="1">
+      <w:start w:val="1"/>
+      <w:numFmt w:val="bullet"/>
+      <w:lvlText w:val="o"/>
+      <w:lvlJc w:val="left"/>
+      <w:pPr>
+        <w:ind w:left="1440" w:hanging="360"/>
+      </w:pPr>
+      <w:rPr>
+        <w:rFonts w:ascii="Courier New" w:hAnsi="Courier New" w:cs="Courier New" w:hint="default"/>
+      </w:rPr>
+    </w:lvl>
+    <w:lvl w:ilvl="2" w:tplc="04100005" w:tentative="1">
+      <w:start w:val="1"/>
+      <w:numFmt w:val="bullet"/>
+      <w:lvlText w:val=""/>
+      <w:lvlJc w:val="left"/>
+      <w:pPr>
+        <w:ind w:left="2160" w:hanging="360"/>
+      </w:pPr>
+      <w:rPr>
+        <w:rFonts w:ascii="Wingdings" w:hAnsi="Wingdings" w:hint="default"/>
+      </w:rPr>
+    </w:lvl>
+    <w:lvl w:ilvl="3" w:tplc="04100001" w:tentative="1">
+      <w:start w:val="1"/>
+      <w:numFmt w:val="bullet"/>
+      <w:lvlText w:val=""/>
+      <w:lvlJc w:val="left"/>
+      <w:pPr>
+        <w:ind w:left="2880" w:hanging="360"/>
+      </w:pPr>
+      <w:rPr>
+        <w:rFonts w:ascii="Symbol" w:hAnsi="Symbol" w:hint="default"/>
+      </w:rPr>
+    </w:lvl>
+    <w:lvl w:ilvl="4" w:tplc="04100003" w:tentative="1">
+      <w:start w:val="1"/>
+      <w:numFmt w:val="bullet"/>
+      <w:lvlText w:val="o"/>
+      <w:lvlJc w:val="left"/>
+      <w:pPr>
+        <w:ind w:left="3600" w:hanging="360"/>
+      </w:pPr>
+      <w:rPr>
+        <w:rFonts w:ascii="Courier New" w:hAnsi="Courier New" w:cs="Courier New" w:hint="default"/>
+      </w:rPr>
+    </w:lvl>
+    <w:lvl w:ilvl="5" w:tplc="04100005" w:tentative="1">
+      <w:start w:val="1"/>
+      <w:numFmt w:val="bullet"/>
+      <w:lvlText w:val=""/>
+      <w:lvlJc w:val="left"/>
+      <w:pPr>
+        <w:ind w:left="4320" w:hanging="360"/>
+      </w:pPr>
+      <w:rPr>
+        <w:rFonts w:ascii="Wingdings" w:hAnsi="Wingdings" w:hint="default"/>
+      </w:rPr>
+    </w:lvl>
+    <w:lvl w:ilvl="6" w:tplc="04100001" w:tentative="1">
+      <w:start w:val="1"/>
+      <w:numFmt w:val="bullet"/>
+      <w:lvlText w:val=""/>
+      <w:lvlJc w:val="left"/>
+      <w:pPr>
+        <w:ind w:left="5040" w:hanging="360"/>
+      </w:pPr>
+      <w:rPr>
+        <w:rFonts w:ascii="Symbol" w:hAnsi="Symbol" w:hint="default"/>
+      </w:rPr>
+    </w:lvl>
+    <w:lvl w:ilvl="7" w:tplc="04100003" w:tentative="1">
+      <w:start w:val="1"/>
+      <w:numFmt w:val="bullet"/>
+      <w:lvlText w:val="o"/>
+      <w:lvlJc w:val="left"/>
+      <w:pPr>
+        <w:ind w:left="5760" w:hanging="360"/>
+      </w:pPr>
+      <w:rPr>
+        <w:rFonts w:ascii="Courier New" w:hAnsi="Courier New" w:cs="Courier New" w:hint="default"/>
+      </w:rPr>
+    </w:lvl>
+    <w:lvl w:ilvl="8" w:tplc="04100005" w:tentative="1">
+      <w:start w:val="1"/>
+      <w:numFmt w:val="bullet"/>
+      <w:lvlText w:val=""/>
+      <w:lvlJc w:val="left"/>
+      <w:pPr>
+        <w:ind w:left="6480" w:hanging="360"/>
+      </w:pPr>
+      <w:rPr>
+        <w:rFonts w:ascii="Wingdings" w:hAnsi="Wingdings" w:hint="default"/>
+      </w:rPr>
+    </w:lvl>
+  </w:abstractNum>
+  <w:abstractNum w:abstractNumId="12" w15:restartNumberingAfterBreak="0">
+    <w:nsid w:val="4C883462"/>
+    <w:multiLevelType w:val="hybridMultilevel"/>
+    <w:tmpl w:val="91A4B3AA"/>
+    <w:lvl w:ilvl="0" w:tplc="C974E738">
+      <w:start w:val="1"/>
+      <w:numFmt w:val="bullet"/>
+      <w:lvlText w:val=""/>
+      <w:lvlJc w:val="left"/>
+      <w:pPr>
+        <w:ind w:left="6480" w:hanging="360"/>
+      </w:pPr>
+      <w:rPr>
+        <w:rFonts w:ascii="Symbol" w:hAnsi="Symbol" w:hint="default"/>
+        <w:color w:val="CF1E00"/>
+      </w:rPr>
+    </w:lvl>
+    <w:lvl w:ilvl="1" w:tplc="04100003" w:tentative="1">
+      <w:start w:val="1"/>
+      <w:numFmt w:val="bullet"/>
+      <w:lvlText w:val="o"/>
+      <w:lvlJc w:val="left"/>
+      <w:pPr>
+        <w:ind w:left="7200" w:hanging="360"/>
+      </w:pPr>
+      <w:rPr>
+        <w:rFonts w:ascii="Courier New" w:hAnsi="Courier New" w:cs="Courier New" w:hint="default"/>
+      </w:rPr>
+    </w:lvl>
+    <w:lvl w:ilvl="2" w:tplc="04100005" w:tentative="1">
+      <w:start w:val="1"/>
+      <w:numFmt w:val="bullet"/>
+      <w:lvlText w:val=""/>
+      <w:lvlJc w:val="left"/>
+      <w:pPr>
+        <w:ind w:left="7920" w:hanging="360"/>
+      </w:pPr>
+      <w:rPr>
+        <w:rFonts w:ascii="Wingdings" w:hAnsi="Wingdings" w:hint="default"/>
+      </w:rPr>
+    </w:lvl>
+    <w:lvl w:ilvl="3" w:tplc="04100001" w:tentative="1">
+      <w:start w:val="1"/>
+      <w:numFmt w:val="bullet"/>
+      <w:lvlText w:val=""/>
+      <w:lvlJc w:val="left"/>
+      <w:pPr>
+        <w:ind w:left="8640" w:hanging="360"/>
+      </w:pPr>
+      <w:rPr>
+        <w:rFonts w:ascii="Symbol" w:hAnsi="Symbol" w:hint="default"/>
+      </w:rPr>
+    </w:lvl>
+    <w:lvl w:ilvl="4" w:tplc="04100003" w:tentative="1">
+      <w:start w:val="1"/>
+      <w:numFmt w:val="bullet"/>
+      <w:lvlText w:val="o"/>
+      <w:lvlJc w:val="left"/>
+      <w:pPr>
+        <w:ind w:left="9360" w:hanging="360"/>
+      </w:pPr>
+      <w:rPr>
+        <w:rFonts w:ascii="Courier New" w:hAnsi="Courier New" w:cs="Courier New" w:hint="default"/>
+      </w:rPr>
+    </w:lvl>
+    <w:lvl w:ilvl="5" w:tplc="04100005" w:tentative="1">
+      <w:start w:val="1"/>
+      <w:numFmt w:val="bullet"/>
+      <w:lvlText w:val=""/>
+      <w:lvlJc w:val="left"/>
+      <w:pPr>
+        <w:ind w:left="10080" w:hanging="360"/>
+      </w:pPr>
+      <w:rPr>
+        <w:rFonts w:ascii="Wingdings" w:hAnsi="Wingdings" w:hint="default"/>
+      </w:rPr>
+    </w:lvl>
+    <w:lvl w:ilvl="6" w:tplc="04100001" w:tentative="1">
+      <w:start w:val="1"/>
+      <w:numFmt w:val="bullet"/>
+      <w:lvlText w:val=""/>
+      <w:lvlJc w:val="left"/>
+      <w:pPr>
+        <w:ind w:left="10800" w:hanging="360"/>
+      </w:pPr>
+      <w:rPr>
+        <w:rFonts w:ascii="Symbol" w:hAnsi="Symbol" w:hint="default"/>
+      </w:rPr>
+    </w:lvl>
+    <w:lvl w:ilvl="7" w:tplc="04100003" w:tentative="1">
+      <w:start w:val="1"/>
+      <w:numFmt w:val="bullet"/>
+      <w:lvlText w:val="o"/>
+      <w:lvlJc w:val="left"/>
+      <w:pPr>
+        <w:ind w:left="11520" w:hanging="360"/>
+      </w:pPr>
+      <w:rPr>
+        <w:rFonts w:ascii="Courier New" w:hAnsi="Courier New" w:cs="Courier New" w:hint="default"/>
+      </w:rPr>
+    </w:lvl>
+    <w:lvl w:ilvl="8" w:tplc="04100005" w:tentative="1">
+      <w:start w:val="1"/>
+      <w:numFmt w:val="bullet"/>
+      <w:lvlText w:val=""/>
+      <w:lvlJc w:val="left"/>
+      <w:pPr>
+        <w:ind w:left="12240" w:hanging="360"/>
+      </w:pPr>
+      <w:rPr>
+        <w:rFonts w:ascii="Wingdings" w:hAnsi="Wingdings" w:hint="default"/>
+      </w:rPr>
+    </w:lvl>
+  </w:abstractNum>
+  <w:abstractNum w:abstractNumId="13" w15:restartNumberingAfterBreak="0">
+    <w:nsid w:val="4CFC20EE"/>
+    <w:multiLevelType w:val="hybridMultilevel"/>
+    <w:tmpl w:val="FDE8753A"/>
+    <w:lvl w:ilvl="0" w:tplc="C974E738">
+      <w:start w:val="1"/>
+      <w:numFmt w:val="bullet"/>
+      <w:lvlText w:val=""/>
+      <w:lvlJc w:val="left"/>
+      <w:pPr>
+        <w:ind w:left="720" w:hanging="360"/>
+      </w:pPr>
+      <w:rPr>
+        <w:rFonts w:ascii="Symbol" w:hAnsi="Symbol" w:hint="default"/>
+        <w:color w:val="CF1E00"/>
+      </w:rPr>
+    </w:lvl>
+    <w:lvl w:ilvl="1" w:tplc="04100003" w:tentative="1">
+      <w:start w:val="1"/>
+      <w:numFmt w:val="bullet"/>
+      <w:lvlText w:val="o"/>
+      <w:lvlJc w:val="left"/>
+      <w:pPr>
+        <w:ind w:left="1440" w:hanging="360"/>
+      </w:pPr>
+      <w:rPr>
+        <w:rFonts w:ascii="Courier New" w:hAnsi="Courier New" w:cs="Courier New" w:hint="default"/>
+      </w:rPr>
+    </w:lvl>
+    <w:lvl w:ilvl="2" w:tplc="04100005" w:tentative="1">
+      <w:start w:val="1"/>
+      <w:numFmt w:val="bullet"/>
+      <w:lvlText w:val=""/>
+      <w:lvlJc w:val="left"/>
+      <w:pPr>
+        <w:ind w:left="2160" w:hanging="360"/>
+      </w:pPr>
+      <w:rPr>
+        <w:rFonts w:ascii="Wingdings" w:hAnsi="Wingdings" w:hint="default"/>
+      </w:rPr>
+    </w:lvl>
+    <w:lvl w:ilvl="3" w:tplc="04100001" w:tentative="1">
+      <w:start w:val="1"/>
+      <w:numFmt w:val="bullet"/>
+      <w:lvlText w:val=""/>
+      <w:lvlJc w:val="left"/>
+      <w:pPr>
+        <w:ind w:left="2880" w:hanging="360"/>
+      </w:pPr>
+      <w:rPr>
+        <w:rFonts w:ascii="Symbol" w:hAnsi="Symbol" w:hint="default"/>
+      </w:rPr>
+    </w:lvl>
+    <w:lvl w:ilvl="4" w:tplc="04100003" w:tentative="1">
+      <w:start w:val="1"/>
+      <w:numFmt w:val="bullet"/>
+      <w:lvlText w:val="o"/>
+      <w:lvlJc w:val="left"/>
+      <w:pPr>
+        <w:ind w:left="3600" w:hanging="360"/>
+      </w:pPr>
+      <w:rPr>
+        <w:rFonts w:ascii="Courier New" w:hAnsi="Courier New" w:cs="Courier New" w:hint="default"/>
+      </w:rPr>
+    </w:lvl>
+    <w:lvl w:ilvl="5" w:tplc="04100005" w:tentative="1">
+      <w:start w:val="1"/>
+      <w:numFmt w:val="bullet"/>
+      <w:lvlText w:val=""/>
+      <w:lvlJc w:val="left"/>
+      <w:pPr>
+        <w:ind w:left="4320" w:hanging="360"/>
+      </w:pPr>
+      <w:rPr>
+        <w:rFonts w:ascii="Wingdings" w:hAnsi="Wingdings" w:hint="default"/>
+      </w:rPr>
+    </w:lvl>
+    <w:lvl w:ilvl="6" w:tplc="04100001" w:tentative="1">
+      <w:start w:val="1"/>
+      <w:numFmt w:val="bullet"/>
+      <w:lvlText w:val=""/>
+      <w:lvlJc w:val="left"/>
+      <w:pPr>
+        <w:ind w:left="5040" w:hanging="360"/>
+      </w:pPr>
+      <w:rPr>
+        <w:rFonts w:ascii="Symbol" w:hAnsi="Symbol" w:hint="default"/>
+      </w:rPr>
+    </w:lvl>
+    <w:lvl w:ilvl="7" w:tplc="04100003" w:tentative="1">
+      <w:start w:val="1"/>
+      <w:numFmt w:val="bullet"/>
+      <w:lvlText w:val="o"/>
+      <w:lvlJc w:val="left"/>
+      <w:pPr>
+        <w:ind w:left="5760" w:hanging="360"/>
+      </w:pPr>
+      <w:rPr>
+        <w:rFonts w:ascii="Courier New" w:hAnsi="Courier New" w:cs="Courier New" w:hint="default"/>
+      </w:rPr>
+    </w:lvl>
+    <w:lvl w:ilvl="8" w:tplc="04100005" w:tentative="1">
+      <w:start w:val="1"/>
+      <w:numFmt w:val="bullet"/>
+      <w:lvlText w:val=""/>
+      <w:lvlJc w:val="left"/>
+      <w:pPr>
+        <w:ind w:left="6480" w:hanging="360"/>
+      </w:pPr>
+      <w:rPr>
+        <w:rFonts w:ascii="Wingdings" w:hAnsi="Wingdings" w:hint="default"/>
+      </w:rPr>
+    </w:lvl>
+  </w:abstractNum>
+  <w:abstractNum w:abstractNumId="14" w15:restartNumberingAfterBreak="0">
+    <w:nsid w:val="5EF94646"/>
+    <w:multiLevelType w:val="hybridMultilevel"/>
+    <w:tmpl w:val="756E6464"/>
+    <w:lvl w:ilvl="0" w:tplc="C974E738">
+      <w:start w:val="1"/>
+      <w:numFmt w:val="bullet"/>
+      <w:lvlText w:val=""/>
+      <w:lvlJc w:val="left"/>
+      <w:pPr>
+        <w:ind w:left="720" w:hanging="360"/>
+      </w:pPr>
+      <w:rPr>
+        <w:rFonts w:ascii="Symbol" w:hAnsi="Symbol" w:hint="default"/>
+        <w:color w:val="CF1E00"/>
+      </w:rPr>
+    </w:lvl>
+    <w:lvl w:ilvl="1" w:tplc="04100003" w:tentative="1">
+      <w:start w:val="1"/>
+      <w:numFmt w:val="bullet"/>
+      <w:lvlText w:val="o"/>
+      <w:lvlJc w:val="left"/>
+      <w:pPr>
+        <w:ind w:left="1440" w:hanging="360"/>
+      </w:pPr>
+      <w:rPr>
+        <w:rFonts w:ascii="Courier New" w:hAnsi="Courier New" w:cs="Courier New" w:hint="default"/>
+      </w:rPr>
+    </w:lvl>
+    <w:lvl w:ilvl="2" w:tplc="04100005" w:tentative="1">
+      <w:start w:val="1"/>
+      <w:numFmt w:val="bullet"/>
+      <w:lvlText w:val=""/>
+      <w:lvlJc w:val="left"/>
+      <w:pPr>
+        <w:ind w:left="2160" w:hanging="360"/>
+      </w:pPr>
+      <w:rPr>
+        <w:rFonts w:ascii="Wingdings" w:hAnsi="Wingdings" w:hint="default"/>
+      </w:rPr>
+    </w:lvl>
+    <w:lvl w:ilvl="3" w:tplc="04100001" w:tentative="1">
+      <w:start w:val="1"/>
+      <w:numFmt w:val="bullet"/>
+      <w:lvlText w:val=""/>
+      <w:lvlJc w:val="left"/>
+      <w:pPr>
+        <w:ind w:left="2880" w:hanging="360"/>
+      </w:pPr>
+      <w:rPr>
+        <w:rFonts w:ascii="Symbol" w:hAnsi="Symbol" w:hint="default"/>
+      </w:rPr>
+    </w:lvl>
+    <w:lvl w:ilvl="4" w:tplc="04100003" w:tentative="1">
+      <w:start w:val="1"/>
+      <w:numFmt w:val="bullet"/>
+      <w:lvlText w:val="o"/>
+      <w:lvlJc w:val="left"/>
+      <w:pPr>
+        <w:ind w:left="3600" w:hanging="360"/>
+      </w:pPr>
+      <w:rPr>
+        <w:rFonts w:ascii="Courier New" w:hAnsi="Courier New" w:cs="Courier New" w:hint="default"/>
+      </w:rPr>
+    </w:lvl>
+    <w:lvl w:ilvl="5" w:tplc="04100005" w:tentative="1">
+      <w:start w:val="1"/>
+      <w:numFmt w:val="bullet"/>
+      <w:lvlText w:val=""/>
+      <w:lvlJc w:val="left"/>
+      <w:pPr>
+        <w:ind w:left="4320" w:hanging="360"/>
+      </w:pPr>
+      <w:rPr>
+        <w:rFonts w:ascii="Wingdings" w:hAnsi="Wingdings" w:hint="default"/>
+      </w:rPr>
+    </w:lvl>
+    <w:lvl w:ilvl="6" w:tplc="04100001" w:tentative="1">
+      <w:start w:val="1"/>
+      <w:numFmt w:val="bullet"/>
+      <w:lvlText w:val=""/>
+      <w:lvlJc w:val="left"/>
+      <w:pPr>
+        <w:ind w:left="5040" w:hanging="360"/>
+      </w:pPr>
+      <w:rPr>
+        <w:rFonts w:ascii="Symbol" w:hAnsi="Symbol" w:hint="default"/>
+      </w:rPr>
+    </w:lvl>
+    <w:lvl w:ilvl="7" w:tplc="04100003" w:tentative="1">
+      <w:start w:val="1"/>
+      <w:numFmt w:val="bullet"/>
+      <w:lvlText w:val="o"/>
+      <w:lvlJc w:val="left"/>
+      <w:pPr>
+        <w:ind w:left="5760" w:hanging="360"/>
+      </w:pPr>
+      <w:rPr>
+        <w:rFonts w:ascii="Courier New" w:hAnsi="Courier New" w:cs="Courier New" w:hint="default"/>
+      </w:rPr>
+    </w:lvl>
+    <w:lvl w:ilvl="8" w:tplc="04100005" w:tentative="1">
+      <w:start w:val="1"/>
+      <w:numFmt w:val="bullet"/>
+      <w:lvlText w:val=""/>
+      <w:lvlJc w:val="left"/>
+      <w:pPr>
+        <w:ind w:left="6480" w:hanging="360"/>
+      </w:pPr>
+      <w:rPr>
+        <w:rFonts w:ascii="Wingdings" w:hAnsi="Wingdings" w:hint="default"/>
+      </w:rPr>
+    </w:lvl>
+  </w:abstractNum>
+  <w:abstractNum w:abstractNumId="15" w15:restartNumberingAfterBreak="0">
+    <w:nsid w:val="6D9E211C"/>
+    <w:multiLevelType w:val="hybridMultilevel"/>
+    <w:tmpl w:val="F8E290DC"/>
+    <w:lvl w:ilvl="0" w:tplc="C974E738">
+      <w:start w:val="1"/>
+      <w:numFmt w:val="bullet"/>
+      <w:lvlText w:val=""/>
+      <w:lvlJc w:val="left"/>
+      <w:pPr>
+        <w:ind w:left="720" w:hanging="360"/>
+      </w:pPr>
+      <w:rPr>
+        <w:rFonts w:ascii="Symbol" w:hAnsi="Symbol" w:hint="default"/>
+        <w:color w:val="CF1E00"/>
+      </w:rPr>
+    </w:lvl>
+    <w:lvl w:ilvl="1" w:tplc="04100003" w:tentative="1">
+      <w:start w:val="1"/>
+      <w:numFmt w:val="bullet"/>
+      <w:lvlText w:val="o"/>
+      <w:lvlJc w:val="left"/>
+      <w:pPr>
+        <w:ind w:left="1440" w:hanging="360"/>
+      </w:pPr>
+      <w:rPr>
+        <w:rFonts w:ascii="Courier New" w:hAnsi="Courier New" w:cs="Courier New" w:hint="default"/>
+      </w:rPr>
+    </w:lvl>
+    <w:lvl w:ilvl="2" w:tplc="04100005" w:tentative="1">
+      <w:start w:val="1"/>
+      <w:numFmt w:val="bullet"/>
+      <w:lvlText w:val=""/>
+      <w:lvlJc w:val="left"/>
+      <w:pPr>
+        <w:ind w:left="2160" w:hanging="360"/>
+      </w:pPr>
+      <w:rPr>
+        <w:rFonts w:ascii="Wingdings" w:hAnsi="Wingdings" w:hint="default"/>
+      </w:rPr>
+    </w:lvl>
+    <w:lvl w:ilvl="3" w:tplc="04100001" w:tentative="1">
+      <w:start w:val="1"/>
+      <w:numFmt w:val="bullet"/>
+      <w:lvlText w:val=""/>
+      <w:lvlJc w:val="left"/>
+      <w:pPr>
+        <w:ind w:left="2880" w:hanging="360"/>
+      </w:pPr>
+      <w:rPr>
+        <w:rFonts w:ascii="Symbol" w:hAnsi="Symbol" w:hint="default"/>
+      </w:rPr>
+    </w:lvl>
+    <w:lvl w:ilvl="4" w:tplc="04100003" w:tentative="1">
+      <w:start w:val="1"/>
+      <w:numFmt w:val="bullet"/>
+      <w:lvlText w:val="o"/>
+      <w:lvlJc w:val="left"/>
+      <w:pPr>
+        <w:ind w:left="3600" w:hanging="360"/>
+      </w:pPr>
+      <w:rPr>
+        <w:rFonts w:ascii="Courier New" w:hAnsi="Courier New" w:cs="Courier New" w:hint="default"/>
+      </w:rPr>
+    </w:lvl>
+    <w:lvl w:ilvl="5" w:tplc="04100005" w:tentative="1">
+      <w:start w:val="1"/>
+      <w:numFmt w:val="bullet"/>
+      <w:lvlText w:val=""/>
+      <w:lvlJc w:val="left"/>
+      <w:pPr>
+        <w:ind w:left="4320" w:hanging="360"/>
+      </w:pPr>
+      <w:rPr>
+        <w:rFonts w:ascii="Wingdings" w:hAnsi="Wingdings" w:hint="default"/>
+      </w:rPr>
+    </w:lvl>
+    <w:lvl w:ilvl="6" w:tplc="04100001" w:tentative="1">
+      <w:start w:val="1"/>
+      <w:numFmt w:val="bullet"/>
+      <w:lvlText w:val=""/>
+      <w:lvlJc w:val="left"/>
+      <w:pPr>
+        <w:ind w:left="5040" w:hanging="360"/>
+      </w:pPr>
+      <w:rPr>
+        <w:rFonts w:ascii="Symbol" w:hAnsi="Symbol" w:hint="default"/>
+      </w:rPr>
+    </w:lvl>
+    <w:lvl w:ilvl="7" w:tplc="04100003" w:tentative="1">
+      <w:start w:val="1"/>
+      <w:numFmt w:val="bullet"/>
+      <w:lvlText w:val="o"/>
+      <w:lvlJc w:val="left"/>
+      <w:pPr>
+        <w:ind w:left="5760" w:hanging="360"/>
+      </w:pPr>
+      <w:rPr>
+        <w:rFonts w:ascii="Courier New" w:hAnsi="Courier New" w:cs="Courier New" w:hint="default"/>
+      </w:rPr>
+    </w:lvl>
+    <w:lvl w:ilvl="8" w:tplc="04100005" w:tentative="1">
+      <w:start w:val="1"/>
+      <w:numFmt w:val="bullet"/>
+      <w:lvlText w:val=""/>
+      <w:lvlJc w:val="left"/>
+      <w:pPr>
+        <w:ind w:left="6480" w:hanging="360"/>
+      </w:pPr>
+      <w:rPr>
+        <w:rFonts w:ascii="Wingdings" w:hAnsi="Wingdings" w:hint="default"/>
+      </w:rPr>
+    </w:lvl>
+  </w:abstractNum>
+  <w:abstractNum w:abstractNumId="16" w15:restartNumberingAfterBreak="0">
+    <w:nsid w:val="741C20D6"/>
+    <w:multiLevelType w:val="hybridMultilevel"/>
+    <w:tmpl w:val="F864D6D6"/>
+    <w:lvl w:ilvl="0" w:tplc="C974E738">
+      <w:start w:val="1"/>
+      <w:numFmt w:val="bullet"/>
+      <w:lvlText w:val=""/>
+      <w:lvlJc w:val="left"/>
+      <w:pPr>
+        <w:ind w:left="720" w:hanging="360"/>
+      </w:pPr>
+      <w:rPr>
+        <w:rFonts w:ascii="Symbol" w:hAnsi="Symbol" w:hint="default"/>
+        <w:color w:val="CF1E00"/>
+      </w:rPr>
+    </w:lvl>
+    <w:lvl w:ilvl="1" w:tplc="04100003" w:tentative="1">
+      <w:start w:val="1"/>
+      <w:numFmt w:val="bullet"/>
+      <w:lvlText w:val="o"/>
+      <w:lvlJc w:val="left"/>
+      <w:pPr>
+        <w:ind w:left="1440" w:hanging="360"/>
+      </w:pPr>
+      <w:rPr>
+        <w:rFonts w:ascii="Courier New" w:hAnsi="Courier New" w:cs="Courier New" w:hint="default"/>
+      </w:rPr>
+    </w:lvl>
+    <w:lvl w:ilvl="2" w:tplc="04100005" w:tentative="1">
+      <w:start w:val="1"/>
+      <w:numFmt w:val="bullet"/>
+      <w:lvlText w:val=""/>
+      <w:lvlJc w:val="left"/>
+      <w:pPr>
+        <w:ind w:left="2160" w:hanging="360"/>
+      </w:pPr>
+      <w:rPr>
+        <w:rFonts w:ascii="Wingdings" w:hAnsi="Wingdings" w:hint="default"/>
+      </w:rPr>
+    </w:lvl>
+    <w:lvl w:ilvl="3" w:tplc="04100001" w:tentative="1">
+      <w:start w:val="1"/>
+      <w:numFmt w:val="bullet"/>
+      <w:lvlText w:val=""/>
+      <w:lvlJc w:val="left"/>
+      <w:pPr>
+        <w:ind w:left="2880" w:hanging="360"/>
+      </w:pPr>
+      <w:rPr>
+        <w:rFonts w:ascii="Symbol" w:hAnsi="Symbol" w:hint="default"/>
+      </w:rPr>
+    </w:lvl>
+    <w:lvl w:ilvl="4" w:tplc="04100003" w:tentative="1">
+      <w:start w:val="1"/>
+      <w:numFmt w:val="bullet"/>
+      <w:lvlText w:val="o"/>
+      <w:lvlJc w:val="left"/>
+      <w:pPr>
+        <w:ind w:left="3600" w:hanging="360"/>
+      </w:pPr>
+      <w:rPr>
+        <w:rFonts w:ascii="Courier New" w:hAnsi="Courier New" w:cs="Courier New" w:hint="default"/>
+      </w:rPr>
+    </w:lvl>
+    <w:lvl w:ilvl="5" w:tplc="04100005" w:tentative="1">
+      <w:start w:val="1"/>
+      <w:numFmt w:val="bullet"/>
+      <w:lvlText w:val=""/>
+      <w:lvlJc w:val="left"/>
+      <w:pPr>
+        <w:ind w:left="4320" w:hanging="360"/>
+      </w:pPr>
+      <w:rPr>
+        <w:rFonts w:ascii="Wingdings" w:hAnsi="Wingdings" w:hint="default"/>
+      </w:rPr>
+    </w:lvl>
+    <w:lvl w:ilvl="6" w:tplc="04100001" w:tentative="1">
+      <w:start w:val="1"/>
+      <w:numFmt w:val="bullet"/>
+      <w:lvlText w:val=""/>
+      <w:lvlJc w:val="left"/>
+      <w:pPr>
+        <w:ind w:left="5040" w:hanging="360"/>
+      </w:pPr>
+      <w:rPr>
+        <w:rFonts w:ascii="Symbol" w:hAnsi="Symbol" w:hint="default"/>
+      </w:rPr>
+    </w:lvl>
+    <w:lvl w:ilvl="7" w:tplc="04100003" w:tentative="1">
+      <w:start w:val="1"/>
+      <w:numFmt w:val="bullet"/>
+      <w:lvlText w:val="o"/>
+      <w:lvlJc w:val="left"/>
+      <w:pPr>
+        <w:ind w:left="5760" w:hanging="360"/>
+      </w:pPr>
+      <w:rPr>
+        <w:rFonts w:ascii="Courier New" w:hAnsi="Courier New" w:cs="Courier New" w:hint="default"/>
+      </w:rPr>
+    </w:lvl>
+    <w:lvl w:ilvl="8" w:tplc="04100005" w:tentative="1">
+      <w:start w:val="1"/>
+      <w:numFmt w:val="bullet"/>
+      <w:lvlText w:val=""/>
+      <w:lvlJc w:val="left"/>
+      <w:pPr>
+        <w:ind w:left="6480" w:hanging="360"/>
+      </w:pPr>
+      <w:rPr>
+        <w:rFonts w:ascii="Wingdings" w:hAnsi="Wingdings" w:hint="default"/>
+      </w:rPr>
+    </w:lvl>
+  </w:abstractNum>
+  <w:abstractNum w:abstractNumId="17" w15:restartNumberingAfterBreak="0">
     <w:nsid w:val="7F5410B4"/>
     <w:multiLevelType w:val="hybridMultilevel"/>
     <w:tmpl w:val="B3CC4A5A"/>
@@ -1464,22 +3658,58 @@
     </w:lvl>
   </w:abstractNum>
   <w:num w:numId="1" w16cid:durableId="966856411">
+    <w:abstractNumId w:val="3"/>
+  </w:num>
+  <w:num w:numId="2" w16cid:durableId="1052578561">
+    <w:abstractNumId w:val="6"/>
+  </w:num>
+  <w:num w:numId="3" w16cid:durableId="1610159148">
+    <w:abstractNumId w:val="17"/>
+  </w:num>
+  <w:num w:numId="4" w16cid:durableId="1693915971">
     <w:abstractNumId w:val="1"/>
   </w:num>
-  <w:num w:numId="2" w16cid:durableId="1052578561">
-    <w:abstractNumId w:val="3"/>
+  <w:num w:numId="5" w16cid:durableId="826097402">
+    <w:abstractNumId w:val="7"/>
   </w:num>
-  <w:num w:numId="3" w16cid:durableId="1610159148">
+  <w:num w:numId="6" w16cid:durableId="1878274268">
+    <w:abstractNumId w:val="4"/>
+  </w:num>
+  <w:num w:numId="7" w16cid:durableId="786240671">
+    <w:abstractNumId w:val="14"/>
+  </w:num>
+  <w:num w:numId="8" w16cid:durableId="1581477896">
+    <w:abstractNumId w:val="2"/>
+  </w:num>
+  <w:num w:numId="9" w16cid:durableId="1980379592">
+    <w:abstractNumId w:val="16"/>
+  </w:num>
+  <w:num w:numId="10" w16cid:durableId="347171965">
+    <w:abstractNumId w:val="10"/>
+  </w:num>
+  <w:num w:numId="11" w16cid:durableId="877281805">
+    <w:abstractNumId w:val="8"/>
+  </w:num>
+  <w:num w:numId="12" w16cid:durableId="556431413">
+    <w:abstractNumId w:val="12"/>
+  </w:num>
+  <w:num w:numId="13" w16cid:durableId="2084179709">
+    <w:abstractNumId w:val="9"/>
+  </w:num>
+  <w:num w:numId="14" w16cid:durableId="480511991">
+    <w:abstractNumId w:val="11"/>
+  </w:num>
+  <w:num w:numId="15" w16cid:durableId="1813793645">
+    <w:abstractNumId w:val="13"/>
+  </w:num>
+  <w:num w:numId="16" w16cid:durableId="1795366707">
     <w:abstractNumId w:val="5"/>
   </w:num>
-  <w:num w:numId="4" w16cid:durableId="1693915971">
+  <w:num w:numId="17" w16cid:durableId="375396836">
+    <w:abstractNumId w:val="15"/>
+  </w:num>
+  <w:num w:numId="18" w16cid:durableId="1934782548">
     <w:abstractNumId w:val="0"/>
-  </w:num>
-  <w:num w:numId="5" w16cid:durableId="826097402">
-    <w:abstractNumId w:val="4"/>
-  </w:num>
-  <w:num w:numId="6" w16cid:durableId="1878274268">
-    <w:abstractNumId w:val="2"/>
   </w:num>
 </w:numbering>
 </file>
@@ -1884,10 +4114,10 @@
   <w:style w:type="paragraph" w:default="1" w:styleId="Normale">
     <w:name w:val="Normal"/>
     <w:qFormat/>
-    <w:rsid w:val="007D34FA"/>
+    <w:rsid w:val="008D30BD"/>
     <w:rPr>
       <w:rFonts w:ascii="Cambria" w:hAnsi="Cambria"/>
-      <w:sz w:val="28"/>
+      <w:sz w:val="24"/>
     </w:rPr>
   </w:style>
   <w:style w:type="paragraph" w:styleId="Titolo1">
@@ -1923,7 +4153,7 @@
     <w:uiPriority w:val="9"/>
     <w:unhideWhenUsed/>
     <w:qFormat/>
-    <w:rsid w:val="005C5D5D"/>
+    <w:rsid w:val="00A10F1D"/>
     <w:pPr>
       <w:keepNext/>
       <w:keepLines/>
@@ -1934,7 +4164,7 @@
       <w:rFonts w:eastAsiaTheme="majorEastAsia" w:cstheme="majorBidi"/>
       <w:b/>
       <w:color w:val="00589B"/>
-      <w:sz w:val="44"/>
+      <w:sz w:val="40"/>
       <w:szCs w:val="32"/>
     </w:rPr>
   </w:style>
@@ -1946,7 +4176,7 @@
     <w:uiPriority w:val="9"/>
     <w:unhideWhenUsed/>
     <w:qFormat/>
-    <w:rsid w:val="005C5D5D"/>
+    <w:rsid w:val="001E1F9C"/>
     <w:pPr>
       <w:keepNext/>
       <w:keepLines/>
@@ -1957,7 +4187,7 @@
       <w:rFonts w:eastAsiaTheme="majorEastAsia" w:cstheme="majorBidi"/>
       <w:b/>
       <w:color w:val="00589B"/>
-      <w:sz w:val="36"/>
+      <w:sz w:val="32"/>
       <w:szCs w:val="28"/>
     </w:rPr>
   </w:style>
@@ -1967,10 +4197,9 @@
     <w:next w:val="Normale"/>
     <w:link w:val="Titolo4Carattere"/>
     <w:uiPriority w:val="9"/>
-    <w:semiHidden/>
     <w:unhideWhenUsed/>
     <w:qFormat/>
-    <w:rsid w:val="00EC6529"/>
+    <w:rsid w:val="00F56A17"/>
     <w:pPr>
       <w:keepNext/>
       <w:keepLines/>
@@ -1981,7 +4210,8 @@
       <w:rFonts w:eastAsiaTheme="majorEastAsia" w:cstheme="majorBidi"/>
       <w:i/>
       <w:iCs/>
-      <w:color w:val="0F4761" w:themeColor="accent1" w:themeShade="BF"/>
+      <w:color w:val="00589B"/>
+      <w:sz w:val="28"/>
     </w:rPr>
   </w:style>
   <w:style w:type="paragraph" w:styleId="Titolo5">
@@ -2138,12 +4368,12 @@
     <w:basedOn w:val="Carpredefinitoparagrafo"/>
     <w:link w:val="Titolo2"/>
     <w:uiPriority w:val="9"/>
-    <w:rsid w:val="005C5D5D"/>
+    <w:rsid w:val="00A10F1D"/>
     <w:rPr>
       <w:rFonts w:ascii="Cambria" w:eastAsiaTheme="majorEastAsia" w:hAnsi="Cambria" w:cstheme="majorBidi"/>
       <w:b/>
       <w:color w:val="00589B"/>
-      <w:sz w:val="44"/>
+      <w:sz w:val="40"/>
       <w:szCs w:val="32"/>
     </w:rPr>
   </w:style>
@@ -2152,12 +4382,12 @@
     <w:basedOn w:val="Carpredefinitoparagrafo"/>
     <w:link w:val="Titolo3"/>
     <w:uiPriority w:val="9"/>
-    <w:rsid w:val="005C5D5D"/>
+    <w:rsid w:val="001E1F9C"/>
     <w:rPr>
       <w:rFonts w:ascii="Cambria" w:eastAsiaTheme="majorEastAsia" w:hAnsi="Cambria" w:cstheme="majorBidi"/>
       <w:b/>
       <w:color w:val="00589B"/>
-      <w:sz w:val="36"/>
+      <w:sz w:val="32"/>
       <w:szCs w:val="28"/>
     </w:rPr>
   </w:style>
@@ -2166,13 +4396,13 @@
     <w:basedOn w:val="Carpredefinitoparagrafo"/>
     <w:link w:val="Titolo4"/>
     <w:uiPriority w:val="9"/>
-    <w:semiHidden/>
-    <w:rsid w:val="00EC6529"/>
+    <w:rsid w:val="00F56A17"/>
     <w:rPr>
-      <w:rFonts w:eastAsiaTheme="majorEastAsia" w:cstheme="majorBidi"/>
+      <w:rFonts w:ascii="Cambria" w:eastAsiaTheme="majorEastAsia" w:hAnsi="Cambria" w:cstheme="majorBidi"/>
       <w:i/>
       <w:iCs/>
-      <w:color w:val="0F4761" w:themeColor="accent1" w:themeShade="BF"/>
+      <w:color w:val="00589B"/>
+      <w:sz w:val="28"/>
     </w:rPr>
   </w:style>
   <w:style w:type="character" w:customStyle="1" w:styleId="Titolo5Carattere">

--- a/progetto_nostro/BoBox.docx
+++ b/progetto_nostro/BoBox.docx
@@ -163,7 +163,7 @@
           <w:r>
             <w:fldChar w:fldCharType="separate"/>
           </w:r>
-          <w:hyperlink w:anchor="_Toc221738957" w:history="1">
+          <w:hyperlink w:anchor="_Toc221745036" w:history="1">
             <w:r>
               <w:rPr>
                 <w:rStyle w:val="Collegamentoipertestuale"/>
@@ -190,7 +190,7 @@
                 <w:noProof/>
                 <w:webHidden/>
               </w:rPr>
-              <w:instrText xml:space="preserve"> PAGEREF _Toc221738957 \h </w:instrText>
+              <w:instrText xml:space="preserve"> PAGEREF _Toc221745036 \h </w:instrText>
             </w:r>
             <w:r>
               <w:rPr>
@@ -234,7 +234,7 @@
               <w:lang w:eastAsia="it-IT"/>
             </w:rPr>
           </w:pPr>
-          <w:hyperlink w:anchor="_Toc221738958" w:history="1">
+          <w:hyperlink w:anchor="_Toc221745037" w:history="1">
             <w:r>
               <w:rPr>
                 <w:rStyle w:val="Collegamentoipertestuale"/>
@@ -261,7 +261,7 @@
                 <w:noProof/>
                 <w:webHidden/>
               </w:rPr>
-              <w:instrText xml:space="preserve"> PAGEREF _Toc221738958 \h </w:instrText>
+              <w:instrText xml:space="preserve"> PAGEREF _Toc221745037 \h </w:instrText>
             </w:r>
             <w:r>
               <w:rPr>
@@ -306,7 +306,7 @@
               <w14:ligatures w14:val="standardContextual"/>
             </w:rPr>
           </w:pPr>
-          <w:hyperlink w:anchor="_Toc221738959" w:history="1">
+          <w:hyperlink w:anchor="_Toc221745038" w:history="1">
             <w:r>
               <w:rPr>
                 <w:rStyle w:val="Collegamentoipertestuale"/>
@@ -333,7 +333,7 @@
                 <w:noProof/>
                 <w:webHidden/>
               </w:rPr>
-              <w:instrText xml:space="preserve"> PAGEREF _Toc221738959 \h </w:instrText>
+              <w:instrText xml:space="preserve"> PAGEREF _Toc221745038 \h </w:instrText>
             </w:r>
             <w:r>
               <w:rPr>
@@ -378,7 +378,7 @@
               <w14:ligatures w14:val="standardContextual"/>
             </w:rPr>
           </w:pPr>
-          <w:hyperlink w:anchor="_Toc221738960" w:history="1">
+          <w:hyperlink w:anchor="_Toc221745039" w:history="1">
             <w:r>
               <w:rPr>
                 <w:rStyle w:val="Collegamentoipertestuale"/>
@@ -405,7 +405,7 @@
                 <w:noProof/>
                 <w:webHidden/>
               </w:rPr>
-              <w:instrText xml:space="preserve"> PAGEREF _Toc221738960 \h </w:instrText>
+              <w:instrText xml:space="preserve"> PAGEREF _Toc221745039 \h </w:instrText>
             </w:r>
             <w:r>
               <w:rPr>
@@ -450,7 +450,7 @@
               <w14:ligatures w14:val="standardContextual"/>
             </w:rPr>
           </w:pPr>
-          <w:hyperlink w:anchor="_Toc221738961" w:history="1">
+          <w:hyperlink w:anchor="_Toc221745040" w:history="1">
             <w:r>
               <w:rPr>
                 <w:rStyle w:val="Collegamentoipertestuale"/>
@@ -477,7 +477,7 @@
                 <w:noProof/>
                 <w:webHidden/>
               </w:rPr>
-              <w:instrText xml:space="preserve"> PAGEREF _Toc221738961 \h </w:instrText>
+              <w:instrText xml:space="preserve"> PAGEREF _Toc221745040 \h </w:instrText>
             </w:r>
             <w:r>
               <w:rPr>
@@ -522,7 +522,7 @@
               <w14:ligatures w14:val="standardContextual"/>
             </w:rPr>
           </w:pPr>
-          <w:hyperlink w:anchor="_Toc221738962" w:history="1">
+          <w:hyperlink w:anchor="_Toc221745041" w:history="1">
             <w:r>
               <w:rPr>
                 <w:rStyle w:val="Collegamentoipertestuale"/>
@@ -549,7 +549,7 @@
                 <w:noProof/>
                 <w:webHidden/>
               </w:rPr>
-              <w:instrText xml:space="preserve"> PAGEREF _Toc221738962 \h </w:instrText>
+              <w:instrText xml:space="preserve"> PAGEREF _Toc221745041 \h </w:instrText>
             </w:r>
             <w:r>
               <w:rPr>
@@ -594,7 +594,7 @@
               <w14:ligatures w14:val="standardContextual"/>
             </w:rPr>
           </w:pPr>
-          <w:hyperlink w:anchor="_Toc221738963" w:history="1">
+          <w:hyperlink w:anchor="_Toc221745042" w:history="1">
             <w:r>
               <w:rPr>
                 <w:rStyle w:val="Collegamentoipertestuale"/>
@@ -621,7 +621,7 @@
                 <w:noProof/>
                 <w:webHidden/>
               </w:rPr>
-              <w:instrText xml:space="preserve"> PAGEREF _Toc221738963 \h </w:instrText>
+              <w:instrText xml:space="preserve"> PAGEREF _Toc221745042 \h </w:instrText>
             </w:r>
             <w:r>
               <w:rPr>
@@ -642,6 +642,437 @@
                 <w:webHidden/>
               </w:rPr>
               <w:t>5</w:t>
+            </w:r>
+            <w:r>
+              <w:rPr>
+                <w:noProof/>
+                <w:webHidden/>
+              </w:rPr>
+              <w:fldChar w:fldCharType="end"/>
+            </w:r>
+          </w:hyperlink>
+        </w:p>
+        <w:p>
+          <w:pPr>
+            <w:pStyle w:val="Sommario2"/>
+            <w:tabs>
+              <w:tab w:val="right" w:leader="dot" w:pos="9628"/>
+            </w:tabs>
+            <w:rPr>
+              <w:rFonts w:asciiTheme="minorHAnsi" w:hAnsiTheme="minorHAnsi" w:cstheme="minorBidi"/>
+              <w:noProof/>
+              <w:kern w:val="2"/>
+              <w:szCs w:val="24"/>
+              <w14:ligatures w14:val="standardContextual"/>
+            </w:rPr>
+          </w:pPr>
+          <w:hyperlink w:anchor="_Toc221745043" w:history="1">
+            <w:r>
+              <w:rPr>
+                <w:rStyle w:val="Collegamentoipertestuale"/>
+                <w:noProof/>
+              </w:rPr>
+              <w:t>Analisi del dominio</w:t>
+            </w:r>
+            <w:r>
+              <w:rPr>
+                <w:noProof/>
+                <w:webHidden/>
+              </w:rPr>
+              <w:tab/>
+            </w:r>
+            <w:r>
+              <w:rPr>
+                <w:noProof/>
+                <w:webHidden/>
+              </w:rPr>
+              <w:fldChar w:fldCharType="begin"/>
+            </w:r>
+            <w:r>
+              <w:rPr>
+                <w:noProof/>
+                <w:webHidden/>
+              </w:rPr>
+              <w:instrText xml:space="preserve"> PAGEREF _Toc221745043 \h </w:instrText>
+            </w:r>
+            <w:r>
+              <w:rPr>
+                <w:noProof/>
+                <w:webHidden/>
+              </w:rPr>
+            </w:r>
+            <w:r>
+              <w:rPr>
+                <w:noProof/>
+                <w:webHidden/>
+              </w:rPr>
+              <w:fldChar w:fldCharType="separate"/>
+            </w:r>
+            <w:r>
+              <w:rPr>
+                <w:noProof/>
+                <w:webHidden/>
+              </w:rPr>
+              <w:t>6</w:t>
+            </w:r>
+            <w:r>
+              <w:rPr>
+                <w:noProof/>
+                <w:webHidden/>
+              </w:rPr>
+              <w:fldChar w:fldCharType="end"/>
+            </w:r>
+          </w:hyperlink>
+        </w:p>
+        <w:p>
+          <w:pPr>
+            <w:pStyle w:val="Sommario2"/>
+            <w:tabs>
+              <w:tab w:val="right" w:leader="dot" w:pos="9628"/>
+            </w:tabs>
+            <w:rPr>
+              <w:rFonts w:asciiTheme="minorHAnsi" w:hAnsiTheme="minorHAnsi" w:cstheme="minorBidi"/>
+              <w:noProof/>
+              <w:kern w:val="2"/>
+              <w:szCs w:val="24"/>
+              <w14:ligatures w14:val="standardContextual"/>
+            </w:rPr>
+          </w:pPr>
+          <w:hyperlink w:anchor="_Toc221745044" w:history="1">
+            <w:r>
+              <w:rPr>
+                <w:rStyle w:val="Collegamentoipertestuale"/>
+                <w:noProof/>
+              </w:rPr>
+              <w:t>Requisiti funzionali del sistema</w:t>
+            </w:r>
+            <w:r>
+              <w:rPr>
+                <w:noProof/>
+                <w:webHidden/>
+              </w:rPr>
+              <w:tab/>
+            </w:r>
+            <w:r>
+              <w:rPr>
+                <w:noProof/>
+                <w:webHidden/>
+              </w:rPr>
+              <w:fldChar w:fldCharType="begin"/>
+            </w:r>
+            <w:r>
+              <w:rPr>
+                <w:noProof/>
+                <w:webHidden/>
+              </w:rPr>
+              <w:instrText xml:space="preserve"> PAGEREF _Toc221745044 \h </w:instrText>
+            </w:r>
+            <w:r>
+              <w:rPr>
+                <w:noProof/>
+                <w:webHidden/>
+              </w:rPr>
+            </w:r>
+            <w:r>
+              <w:rPr>
+                <w:noProof/>
+                <w:webHidden/>
+              </w:rPr>
+              <w:fldChar w:fldCharType="separate"/>
+            </w:r>
+            <w:r>
+              <w:rPr>
+                <w:noProof/>
+                <w:webHidden/>
+              </w:rPr>
+              <w:t>7</w:t>
+            </w:r>
+            <w:r>
+              <w:rPr>
+                <w:noProof/>
+                <w:webHidden/>
+              </w:rPr>
+              <w:fldChar w:fldCharType="end"/>
+            </w:r>
+          </w:hyperlink>
+        </w:p>
+        <w:p>
+          <w:pPr>
+            <w:pStyle w:val="Sommario2"/>
+            <w:tabs>
+              <w:tab w:val="right" w:leader="dot" w:pos="9628"/>
+            </w:tabs>
+            <w:rPr>
+              <w:rFonts w:asciiTheme="minorHAnsi" w:hAnsiTheme="minorHAnsi" w:cstheme="minorBidi"/>
+              <w:noProof/>
+              <w:kern w:val="2"/>
+              <w:szCs w:val="24"/>
+              <w14:ligatures w14:val="standardContextual"/>
+            </w:rPr>
+          </w:pPr>
+          <w:hyperlink w:anchor="_Toc221745045" w:history="1">
+            <w:r>
+              <w:rPr>
+                <w:rStyle w:val="Collegamentoipertestuale"/>
+                <w:noProof/>
+              </w:rPr>
+              <w:t>Requisiti non funzionali del sistema</w:t>
+            </w:r>
+            <w:r>
+              <w:rPr>
+                <w:noProof/>
+                <w:webHidden/>
+              </w:rPr>
+              <w:tab/>
+            </w:r>
+            <w:r>
+              <w:rPr>
+                <w:noProof/>
+                <w:webHidden/>
+              </w:rPr>
+              <w:fldChar w:fldCharType="begin"/>
+            </w:r>
+            <w:r>
+              <w:rPr>
+                <w:noProof/>
+                <w:webHidden/>
+              </w:rPr>
+              <w:instrText xml:space="preserve"> PAGEREF _Toc221745045 \h </w:instrText>
+            </w:r>
+            <w:r>
+              <w:rPr>
+                <w:noProof/>
+                <w:webHidden/>
+              </w:rPr>
+            </w:r>
+            <w:r>
+              <w:rPr>
+                <w:noProof/>
+                <w:webHidden/>
+              </w:rPr>
+              <w:fldChar w:fldCharType="separate"/>
+            </w:r>
+            <w:r>
+              <w:rPr>
+                <w:noProof/>
+                <w:webHidden/>
+              </w:rPr>
+              <w:t>8</w:t>
+            </w:r>
+            <w:r>
+              <w:rPr>
+                <w:noProof/>
+                <w:webHidden/>
+              </w:rPr>
+              <w:fldChar w:fldCharType="end"/>
+            </w:r>
+          </w:hyperlink>
+        </w:p>
+        <w:p>
+          <w:pPr>
+            <w:pStyle w:val="Sommario2"/>
+            <w:tabs>
+              <w:tab w:val="right" w:leader="dot" w:pos="9628"/>
+            </w:tabs>
+            <w:rPr>
+              <w:rFonts w:asciiTheme="minorHAnsi" w:hAnsiTheme="minorHAnsi" w:cstheme="minorBidi"/>
+              <w:noProof/>
+              <w:kern w:val="2"/>
+              <w:szCs w:val="24"/>
+              <w14:ligatures w14:val="standardContextual"/>
+            </w:rPr>
+          </w:pPr>
+          <w:hyperlink w:anchor="_Toc221745046" w:history="1">
+            <w:r>
+              <w:rPr>
+                <w:rStyle w:val="Collegamentoipertestuale"/>
+                <w:noProof/>
+              </w:rPr>
+              <w:t>Casi d’uso</w:t>
+            </w:r>
+            <w:r>
+              <w:rPr>
+                <w:noProof/>
+                <w:webHidden/>
+              </w:rPr>
+              <w:tab/>
+            </w:r>
+            <w:r>
+              <w:rPr>
+                <w:noProof/>
+                <w:webHidden/>
+              </w:rPr>
+              <w:fldChar w:fldCharType="begin"/>
+            </w:r>
+            <w:r>
+              <w:rPr>
+                <w:noProof/>
+                <w:webHidden/>
+              </w:rPr>
+              <w:instrText xml:space="preserve"> PAGEREF _Toc221745046 \h </w:instrText>
+            </w:r>
+            <w:r>
+              <w:rPr>
+                <w:noProof/>
+                <w:webHidden/>
+              </w:rPr>
+            </w:r>
+            <w:r>
+              <w:rPr>
+                <w:noProof/>
+                <w:webHidden/>
+              </w:rPr>
+              <w:fldChar w:fldCharType="separate"/>
+            </w:r>
+            <w:r>
+              <w:rPr>
+                <w:noProof/>
+                <w:webHidden/>
+              </w:rPr>
+              <w:t>9</w:t>
+            </w:r>
+            <w:r>
+              <w:rPr>
+                <w:noProof/>
+                <w:webHidden/>
+              </w:rPr>
+              <w:fldChar w:fldCharType="end"/>
+            </w:r>
+          </w:hyperlink>
+        </w:p>
+        <w:p>
+          <w:pPr>
+            <w:pStyle w:val="Sommario2"/>
+            <w:tabs>
+              <w:tab w:val="right" w:leader="dot" w:pos="9628"/>
+            </w:tabs>
+            <w:rPr>
+              <w:rFonts w:asciiTheme="minorHAnsi" w:hAnsiTheme="minorHAnsi" w:cstheme="minorBidi"/>
+              <w:noProof/>
+              <w:kern w:val="2"/>
+              <w:szCs w:val="24"/>
+              <w14:ligatures w14:val="standardContextual"/>
+            </w:rPr>
+          </w:pPr>
+          <w:hyperlink w:anchor="_Toc221745047" w:history="1">
+            <w:r>
+              <w:rPr>
+                <w:rStyle w:val="Collegamentoipertestuale"/>
+                <w:noProof/>
+              </w:rPr>
+              <w:t>Analisi del rischio</w:t>
+            </w:r>
+            <w:r>
+              <w:rPr>
+                <w:noProof/>
+                <w:webHidden/>
+              </w:rPr>
+              <w:tab/>
+            </w:r>
+            <w:r>
+              <w:rPr>
+                <w:noProof/>
+                <w:webHidden/>
+              </w:rPr>
+              <w:fldChar w:fldCharType="begin"/>
+            </w:r>
+            <w:r>
+              <w:rPr>
+                <w:noProof/>
+                <w:webHidden/>
+              </w:rPr>
+              <w:instrText xml:space="preserve"> PAGEREF _Toc221745047 \h </w:instrText>
+            </w:r>
+            <w:r>
+              <w:rPr>
+                <w:noProof/>
+                <w:webHidden/>
+              </w:rPr>
+            </w:r>
+            <w:r>
+              <w:rPr>
+                <w:noProof/>
+                <w:webHidden/>
+              </w:rPr>
+              <w:fldChar w:fldCharType="separate"/>
+            </w:r>
+            <w:r>
+              <w:rPr>
+                <w:noProof/>
+                <w:webHidden/>
+              </w:rPr>
+              <w:t>10</w:t>
+            </w:r>
+            <w:r>
+              <w:rPr>
+                <w:noProof/>
+                <w:webHidden/>
+              </w:rPr>
+              <w:fldChar w:fldCharType="end"/>
+            </w:r>
+          </w:hyperlink>
+        </w:p>
+        <w:p>
+          <w:pPr>
+            <w:pStyle w:val="Sommario1"/>
+            <w:tabs>
+              <w:tab w:val="right" w:leader="dot" w:pos="9628"/>
+            </w:tabs>
+            <w:rPr>
+              <w:rFonts w:asciiTheme="minorHAnsi" w:eastAsiaTheme="minorEastAsia" w:hAnsiTheme="minorHAnsi"/>
+              <w:noProof/>
+              <w:szCs w:val="24"/>
+              <w:lang w:eastAsia="it-IT"/>
+            </w:rPr>
+          </w:pPr>
+          <w:hyperlink w:anchor="_Toc221745048" w:history="1">
+            <w:r>
+              <w:rPr>
+                <w:rStyle w:val="Collegamentoipertestuale"/>
+                <w:noProof/>
+              </w:rPr>
+              <w:t>Analisi del problema</w:t>
+            </w:r>
+            <w:r>
+              <w:rPr>
+                <w:noProof/>
+                <w:webHidden/>
+              </w:rPr>
+              <w:tab/>
+            </w:r>
+            <w:r>
+              <w:rPr>
+                <w:noProof/>
+                <w:webHidden/>
+              </w:rPr>
+              <w:fldChar w:fldCharType="begin"/>
+            </w:r>
+            <w:r>
+              <w:rPr>
+                <w:noProof/>
+                <w:webHidden/>
+              </w:rPr>
+              <w:instrText xml:space="preserve"> PAGEREF _Toc221745048 \h </w:instrText>
+            </w:r>
+            <w:r>
+              <w:rPr>
+                <w:noProof/>
+                <w:webHidden/>
+              </w:rPr>
+            </w:r>
+            <w:r>
+              <w:rPr>
+                <w:noProof/>
+                <w:webHidden/>
+              </w:rPr>
+              <w:fldChar w:fldCharType="separate"/>
+            </w:r>
+            <w:r>
+              <w:rPr>
+                <w:noProof/>
+                <w:webHidden/>
+              </w:rPr>
+              <w:t>11</w:t>
             </w:r>
             <w:r>
               <w:rPr>
@@ -672,7 +1103,7 @@
       <w:pPr>
         <w:pStyle w:val="Titolo1"/>
       </w:pPr>
-      <w:bookmarkStart w:id="0" w:name="_Toc221738957"/>
+      <w:bookmarkStart w:id="0" w:name="_Toc221745036"/>
       <w:r>
         <w:lastRenderedPageBreak/>
         <w:t>Abstract</w:t>
@@ -954,7 +1385,7 @@
       <w:pPr>
         <w:pStyle w:val="Titolo1"/>
       </w:pPr>
-      <w:bookmarkStart w:id="1" w:name="_Toc221738958"/>
+      <w:bookmarkStart w:id="1" w:name="_Toc221745037"/>
       <w:r>
         <w:lastRenderedPageBreak/>
         <w:t>Analisi dei requisiti</w:t>
@@ -965,7 +1396,7 @@
       <w:pPr>
         <w:pStyle w:val="Titolo2"/>
       </w:pPr>
-      <w:bookmarkStart w:id="2" w:name="_Toc221738959"/>
+      <w:bookmarkStart w:id="2" w:name="_Toc221745038"/>
       <w:r>
         <w:t>Raccolta dei requisiti</w:t>
       </w:r>
@@ -975,7 +1406,7 @@
       <w:pPr>
         <w:pStyle w:val="Titolo3"/>
       </w:pPr>
-      <w:bookmarkStart w:id="3" w:name="_Toc221738960"/>
+      <w:bookmarkStart w:id="3" w:name="_Toc221745039"/>
       <w:r>
         <w:t>Posti auto</w:t>
       </w:r>
@@ -1125,7 +1556,7 @@
       <w:pPr>
         <w:pStyle w:val="Titolo3"/>
       </w:pPr>
-      <w:bookmarkStart w:id="4" w:name="_Toc221738961"/>
+      <w:bookmarkStart w:id="4" w:name="_Toc221745040"/>
       <w:r>
         <w:t>Utenti</w:t>
       </w:r>
@@ -1352,7 +1783,7 @@
       <w:pPr>
         <w:pStyle w:val="Titolo3"/>
       </w:pPr>
-      <w:bookmarkStart w:id="5" w:name="_Toc221738962"/>
+      <w:bookmarkStart w:id="5" w:name="_Toc221745041"/>
       <w:r>
         <w:t>Amministratori</w:t>
       </w:r>
@@ -1413,7 +1844,7 @@
       <w:pPr>
         <w:pStyle w:val="Titolo3"/>
       </w:pPr>
-      <w:bookmarkStart w:id="6" w:name="_Toc221738963"/>
+      <w:bookmarkStart w:id="6" w:name="_Toc221745042"/>
       <w:r>
         <w:t>Requisiti di sistema</w:t>
       </w:r>
@@ -1452,7 +1883,1180 @@
         <w:t>.</w:t>
       </w:r>
     </w:p>
+    <w:p>
+      <w:r>
+        <w:br w:type="page"/>
+      </w:r>
+    </w:p>
+    <w:p>
+      <w:pPr>
+        <w:pStyle w:val="Titolo2"/>
+      </w:pPr>
+      <w:bookmarkStart w:id="7" w:name="_Toc221745043"/>
+      <w:r>
+        <w:lastRenderedPageBreak/>
+        <w:t>Analisi del dominio</w:t>
+      </w:r>
+      <w:bookmarkEnd w:id="7"/>
+    </w:p>
+    <w:p>
+      <w:r>
+        <w:t>Per evitare incomprensioni, raggruppiamo qui molti dei vocaboli che verranno usati per la descrizione del progetto.</w:t>
+      </w:r>
+    </w:p>
+    <w:tbl>
+      <w:tblPr>
+        <w:tblStyle w:val="Tabellagriglia4-colore2"/>
+        <w:tblW w:w="0" w:type="auto"/>
+        <w:tblLook w:val="0420" w:firstRow="1" w:lastRow="0" w:firstColumn="0" w:lastColumn="0" w:noHBand="0" w:noVBand="1"/>
+      </w:tblPr>
+      <w:tblGrid>
+        <w:gridCol w:w="1980"/>
+        <w:gridCol w:w="5812"/>
+        <w:gridCol w:w="1836"/>
+      </w:tblGrid>
+      <w:tr>
+        <w:trPr>
+          <w:cnfStyle w:val="100000000000" w:firstRow="1" w:lastRow="0" w:firstColumn="0" w:lastColumn="0" w:oddVBand="0" w:evenVBand="0" w:oddHBand="0" w:evenHBand="0" w:firstRowFirstColumn="0" w:firstRowLastColumn="0" w:lastRowFirstColumn="0" w:lastRowLastColumn="0"/>
+          <w:trHeight w:val="567"/>
+          <w:tblHeader/>
+        </w:trPr>
+        <w:tc>
+          <w:tcPr>
+            <w:tcW w:w="9628" w:type="dxa"/>
+            <w:gridSpan w:val="3"/>
+            <w:shd w:val="clear" w:color="auto" w:fill="CF1E00"/>
+          </w:tcPr>
+          <w:p>
+            <w:pPr>
+              <w:jc w:val="center"/>
+            </w:pPr>
+            <w:r>
+              <w:rPr>
+                <w:sz w:val="52"/>
+                <w:szCs w:val="48"/>
+              </w:rPr>
+              <w:t>Vocabolario</w:t>
+            </w:r>
+          </w:p>
+        </w:tc>
+      </w:tr>
+      <w:tr>
+        <w:trPr>
+          <w:cnfStyle w:val="100000000000" w:firstRow="1" w:lastRow="0" w:firstColumn="0" w:lastColumn="0" w:oddVBand="0" w:evenVBand="0" w:oddHBand="0" w:evenHBand="0" w:firstRowFirstColumn="0" w:firstRowLastColumn="0" w:lastRowFirstColumn="0" w:lastRowLastColumn="0"/>
+          <w:trHeight w:val="437"/>
+          <w:tblHeader/>
+        </w:trPr>
+        <w:tc>
+          <w:tcPr>
+            <w:tcW w:w="1980" w:type="dxa"/>
+          </w:tcPr>
+          <w:p>
+            <w:pPr>
+              <w:jc w:val="center"/>
+            </w:pPr>
+            <w:r>
+              <w:rPr>
+                <w:sz w:val="28"/>
+                <w:szCs w:val="24"/>
+              </w:rPr>
+              <w:t>Vocabolo</w:t>
+            </w:r>
+          </w:p>
+        </w:tc>
+        <w:tc>
+          <w:tcPr>
+            <w:tcW w:w="5812" w:type="dxa"/>
+          </w:tcPr>
+          <w:p>
+            <w:pPr>
+              <w:jc w:val="center"/>
+            </w:pPr>
+            <w:r>
+              <w:rPr>
+                <w:sz w:val="28"/>
+                <w:szCs w:val="24"/>
+              </w:rPr>
+              <w:t>Definizione</w:t>
+            </w:r>
+          </w:p>
+        </w:tc>
+        <w:tc>
+          <w:tcPr>
+            <w:tcW w:w="1836" w:type="dxa"/>
+          </w:tcPr>
+          <w:p>
+            <w:pPr>
+              <w:jc w:val="center"/>
+            </w:pPr>
+            <w:r>
+              <w:rPr>
+                <w:sz w:val="28"/>
+                <w:szCs w:val="24"/>
+              </w:rPr>
+              <w:t>Sinonimi</w:t>
+            </w:r>
+          </w:p>
+        </w:tc>
+      </w:tr>
+      <w:tr>
+        <w:trPr>
+          <w:trHeight w:hRule="exact" w:val="567"/>
+        </w:trPr>
+        <w:tc>
+          <w:tcPr>
+            <w:tcW w:w="1980" w:type="dxa"/>
+          </w:tcPr>
+          <w:p>
+            <w:pPr>
+              <w:jc w:val="center"/>
+              <w:cnfStyle w:val="000000100000" w:firstRow="0" w:lastRow="0" w:firstColumn="0" w:lastColumn="0" w:oddVBand="0" w:evenVBand="0" w:oddHBand="1" w:evenHBand="0" w:firstRowFirstColumn="0" w:firstRowLastColumn="0" w:lastRowFirstColumn="0" w:lastRowLastColumn="0"/>
+            </w:pPr>
+            <w:r>
+              <w:t>Utente</w:t>
+            </w:r>
+          </w:p>
+        </w:tc>
+        <w:tc>
+          <w:tcPr>
+            <w:tcW w:w="5812" w:type="dxa"/>
+          </w:tcPr>
+          <w:p>
+            <w:pPr>
+              <w:jc w:val="center"/>
+              <w:cnfStyle w:val="000000100000" w:firstRow="0" w:lastRow="0" w:firstColumn="0" w:lastColumn="0" w:oddVBand="0" w:evenVBand="0" w:oddHBand="1" w:evenHBand="0" w:firstRowFirstColumn="0" w:firstRowLastColumn="0" w:lastRowFirstColumn="0" w:lastRowLastColumn="0"/>
+            </w:pPr>
+            <w:r>
+              <w:t>Persona fisi</w:t>
+            </w:r>
+            <w:r>
+              <w:t>ca che si autentica tramite username e password.</w:t>
+            </w:r>
+          </w:p>
+          <w:p>
+            <w:pPr>
+              <w:jc w:val="center"/>
+              <w:cnfStyle w:val="000000100000" w:firstRow="0" w:lastRow="0" w:firstColumn="0" w:lastColumn="0" w:oddVBand="0" w:evenVBand="0" w:oddHBand="1" w:evenHBand="0" w:firstRowFirstColumn="0" w:firstRowLastColumn="0" w:lastRowFirstColumn="0" w:lastRowLastColumn="0"/>
+            </w:pPr>
+          </w:p>
+        </w:tc>
+        <w:tc>
+          <w:tcPr>
+            <w:tcW w:w="1836" w:type="dxa"/>
+          </w:tcPr>
+          <w:p>
+            <w:pPr>
+              <w:jc w:val="center"/>
+              <w:cnfStyle w:val="000000100000" w:firstRow="0" w:lastRow="0" w:firstColumn="0" w:lastColumn="0" w:oddVBand="0" w:evenVBand="0" w:oddHBand="1" w:evenHBand="0" w:firstRowFirstColumn="0" w:firstRowLastColumn="0" w:lastRowFirstColumn="0" w:lastRowLastColumn="0"/>
+            </w:pPr>
+          </w:p>
+        </w:tc>
+      </w:tr>
+      <w:tr>
+        <w:trPr>
+          <w:cnfStyle w:val="000000010000" w:firstRow="0" w:lastRow="0" w:firstColumn="0" w:lastColumn="0" w:oddVBand="0" w:evenVBand="0" w:oddHBand="0" w:evenHBand="1" w:firstRowFirstColumn="0" w:firstRowLastColumn="0" w:lastRowFirstColumn="0" w:lastRowLastColumn="0"/>
+          <w:trHeight w:hRule="exact" w:val="567"/>
+        </w:trPr>
+        <w:tc>
+          <w:tcPr>
+            <w:tcW w:w="1980" w:type="dxa"/>
+          </w:tcPr>
+          <w:p>
+            <w:pPr>
+              <w:jc w:val="center"/>
+            </w:pPr>
+            <w:r>
+              <w:t>Username</w:t>
+            </w:r>
+          </w:p>
+        </w:tc>
+        <w:tc>
+          <w:tcPr>
+            <w:tcW w:w="5812" w:type="dxa"/>
+          </w:tcPr>
+          <w:p>
+            <w:pPr>
+              <w:jc w:val="center"/>
+            </w:pPr>
+            <w:r>
+              <w:t>Nome univoco che identifica un utente.</w:t>
+            </w:r>
+          </w:p>
+        </w:tc>
+        <w:tc>
+          <w:tcPr>
+            <w:tcW w:w="1836" w:type="dxa"/>
+          </w:tcPr>
+          <w:p>
+            <w:pPr>
+              <w:jc w:val="center"/>
+            </w:pPr>
+            <w:r>
+              <w:t>Nome utente</w:t>
+            </w:r>
+          </w:p>
+        </w:tc>
+      </w:tr>
+      <w:tr>
+        <w:trPr>
+          <w:trHeight w:val="567"/>
+        </w:trPr>
+        <w:tc>
+          <w:tcPr>
+            <w:tcW w:w="1980" w:type="dxa"/>
+          </w:tcPr>
+          <w:p>
+            <w:pPr>
+              <w:jc w:val="center"/>
+              <w:cnfStyle w:val="000000100000" w:firstRow="0" w:lastRow="0" w:firstColumn="0" w:lastColumn="0" w:oddVBand="0" w:evenVBand="0" w:oddHBand="1" w:evenHBand="0" w:firstRowFirstColumn="0" w:firstRowLastColumn="0" w:lastRowFirstColumn="0" w:lastRowLastColumn="0"/>
+            </w:pPr>
+            <w:r>
+              <w:t>Password</w:t>
+            </w:r>
+          </w:p>
+        </w:tc>
+        <w:tc>
+          <w:tcPr>
+            <w:tcW w:w="5812" w:type="dxa"/>
+          </w:tcPr>
+          <w:p>
+            <w:pPr>
+              <w:jc w:val="center"/>
+              <w:cnfStyle w:val="000000100000" w:firstRow="0" w:lastRow="0" w:firstColumn="0" w:lastColumn="0" w:oddVBand="0" w:evenVBand="0" w:oddHBand="1" w:evenHBand="0" w:firstRowFirstColumn="0" w:firstRowLastColumn="0" w:lastRowFirstColumn="0" w:lastRowLastColumn="0"/>
+            </w:pPr>
+            <w:r>
+              <w:t xml:space="preserve">Stringa composta da almeno </w:t>
+            </w:r>
+            <w:proofErr w:type="gramStart"/>
+            <w:r>
+              <w:t>8</w:t>
+            </w:r>
+            <w:proofErr w:type="gramEnd"/>
+            <w:r>
+              <w:t xml:space="preserve"> caratteri, contenente almeno una lettera maiuscola ed una minuscola. Ogni utente ne possiede una per autenticarsi.</w:t>
+            </w:r>
+          </w:p>
+        </w:tc>
+        <w:tc>
+          <w:tcPr>
+            <w:tcW w:w="1836" w:type="dxa"/>
+          </w:tcPr>
+          <w:p>
+            <w:pPr>
+              <w:jc w:val="center"/>
+              <w:cnfStyle w:val="000000100000" w:firstRow="0" w:lastRow="0" w:firstColumn="0" w:lastColumn="0" w:oddVBand="0" w:evenVBand="0" w:oddHBand="1" w:evenHBand="0" w:firstRowFirstColumn="0" w:firstRowLastColumn="0" w:lastRowFirstColumn="0" w:lastRowLastColumn="0"/>
+            </w:pPr>
+          </w:p>
+        </w:tc>
+      </w:tr>
+      <w:tr>
+        <w:trPr>
+          <w:cnfStyle w:val="000000010000" w:firstRow="0" w:lastRow="0" w:firstColumn="0" w:lastColumn="0" w:oddVBand="0" w:evenVBand="0" w:oddHBand="0" w:evenHBand="1" w:firstRowFirstColumn="0" w:firstRowLastColumn="0" w:lastRowFirstColumn="0" w:lastRowLastColumn="0"/>
+          <w:trHeight w:hRule="exact" w:val="567"/>
+        </w:trPr>
+        <w:tc>
+          <w:tcPr>
+            <w:tcW w:w="1980" w:type="dxa"/>
+          </w:tcPr>
+          <w:p>
+            <w:pPr>
+              <w:jc w:val="center"/>
+            </w:pPr>
+            <w:r>
+              <w:t>Login</w:t>
+            </w:r>
+          </w:p>
+        </w:tc>
+        <w:tc>
+          <w:tcPr>
+            <w:tcW w:w="5812" w:type="dxa"/>
+          </w:tcPr>
+          <w:p>
+            <w:pPr>
+              <w:jc w:val="center"/>
+            </w:pPr>
+            <w:r>
+              <w:t>Pratica in cui un utente si identifica per accedere al sistema tramite Username e Password.</w:t>
+            </w:r>
+          </w:p>
+        </w:tc>
+        <w:tc>
+          <w:tcPr>
+            <w:tcW w:w="1836" w:type="dxa"/>
+          </w:tcPr>
+          <w:p>
+            <w:pPr>
+              <w:jc w:val="center"/>
+            </w:pPr>
+            <w:r>
+              <w:t>Autenticazione</w:t>
+            </w:r>
+          </w:p>
+        </w:tc>
+      </w:tr>
+      <w:tr>
+        <w:trPr>
+          <w:trHeight w:hRule="exact" w:val="567"/>
+        </w:trPr>
+        <w:tc>
+          <w:tcPr>
+            <w:tcW w:w="1980" w:type="dxa"/>
+          </w:tcPr>
+          <w:p>
+            <w:pPr>
+              <w:jc w:val="center"/>
+              <w:cnfStyle w:val="000000100000" w:firstRow="0" w:lastRow="0" w:firstColumn="0" w:lastColumn="0" w:oddVBand="0" w:evenVBand="0" w:oddHBand="1" w:evenHBand="0" w:firstRowFirstColumn="0" w:firstRowLastColumn="0" w:lastRowFirstColumn="0" w:lastRowLastColumn="0"/>
+            </w:pPr>
+            <w:r>
+              <w:t>Amministratore</w:t>
+            </w:r>
+          </w:p>
+        </w:tc>
+        <w:tc>
+          <w:tcPr>
+            <w:tcW w:w="5812" w:type="dxa"/>
+          </w:tcPr>
+          <w:p>
+            <w:pPr>
+              <w:jc w:val="center"/>
+              <w:cnfStyle w:val="000000100000" w:firstRow="0" w:lastRow="0" w:firstColumn="0" w:lastColumn="0" w:oddVBand="0" w:evenVBand="0" w:oddHBand="1" w:evenHBand="0" w:firstRowFirstColumn="0" w:firstRowLastColumn="0" w:lastRowFirstColumn="0" w:lastRowLastColumn="0"/>
+            </w:pPr>
+            <w:r>
+              <w:t>Una particolare tipologia di utente. Non ha bisogno di registrarsi e può fare azioni diverse dagli utenti tipici.</w:t>
+            </w:r>
+          </w:p>
+        </w:tc>
+        <w:tc>
+          <w:tcPr>
+            <w:tcW w:w="1836" w:type="dxa"/>
+          </w:tcPr>
+          <w:p>
+            <w:pPr>
+              <w:jc w:val="center"/>
+              <w:cnfStyle w:val="000000100000" w:firstRow="0" w:lastRow="0" w:firstColumn="0" w:lastColumn="0" w:oddVBand="0" w:evenVBand="0" w:oddHBand="1" w:evenHBand="0" w:firstRowFirstColumn="0" w:firstRowLastColumn="0" w:lastRowFirstColumn="0" w:lastRowLastColumn="0"/>
+            </w:pPr>
+            <w:r>
+              <w:t>Admin</w:t>
+            </w:r>
+          </w:p>
+        </w:tc>
+      </w:tr>
+      <w:tr>
+        <w:trPr>
+          <w:cnfStyle w:val="000000010000" w:firstRow="0" w:lastRow="0" w:firstColumn="0" w:lastColumn="0" w:oddVBand="0" w:evenVBand="0" w:oddHBand="0" w:evenHBand="1" w:firstRowFirstColumn="0" w:firstRowLastColumn="0" w:lastRowFirstColumn="0" w:lastRowLastColumn="0"/>
+          <w:trHeight w:val="567"/>
+        </w:trPr>
+        <w:tc>
+          <w:tcPr>
+            <w:tcW w:w="1980" w:type="dxa"/>
+          </w:tcPr>
+          <w:p>
+            <w:pPr>
+              <w:jc w:val="center"/>
+            </w:pPr>
+            <w:r>
+              <w:t>Proprietario</w:t>
+            </w:r>
+          </w:p>
+        </w:tc>
+        <w:tc>
+          <w:tcPr>
+            <w:tcW w:w="5812" w:type="dxa"/>
+          </w:tcPr>
+          <w:p>
+            <w:pPr>
+              <w:jc w:val="center"/>
+            </w:pPr>
+            <w:r>
+              <w:t>Utente possessore di almeno un posto auto, che decide di renderlo disponibile sulla piattaforma.</w:t>
+            </w:r>
+          </w:p>
+        </w:tc>
+        <w:tc>
+          <w:tcPr>
+            <w:tcW w:w="1836" w:type="dxa"/>
+          </w:tcPr>
+          <w:p>
+            <w:pPr>
+              <w:jc w:val="center"/>
+            </w:pPr>
+          </w:p>
+        </w:tc>
+      </w:tr>
+      <w:tr>
+        <w:trPr>
+          <w:trHeight w:val="567"/>
+        </w:trPr>
+        <w:tc>
+          <w:tcPr>
+            <w:tcW w:w="1980" w:type="dxa"/>
+          </w:tcPr>
+          <w:p>
+            <w:pPr>
+              <w:jc w:val="center"/>
+              <w:cnfStyle w:val="000000100000" w:firstRow="0" w:lastRow="0" w:firstColumn="0" w:lastColumn="0" w:oddVBand="0" w:evenVBand="0" w:oddHBand="1" w:evenHBand="0" w:firstRowFirstColumn="0" w:firstRowLastColumn="0" w:lastRowFirstColumn="0" w:lastRowLastColumn="0"/>
+            </w:pPr>
+            <w:r>
+              <w:t>Affittuario</w:t>
+            </w:r>
+          </w:p>
+        </w:tc>
+        <w:tc>
+          <w:tcPr>
+            <w:tcW w:w="5812" w:type="dxa"/>
+          </w:tcPr>
+          <w:p>
+            <w:pPr>
+              <w:jc w:val="center"/>
+              <w:cnfStyle w:val="000000100000" w:firstRow="0" w:lastRow="0" w:firstColumn="0" w:lastColumn="0" w:oddVBand="0" w:evenVBand="0" w:oddHBand="1" w:evenHBand="0" w:firstRowFirstColumn="0" w:firstRowLastColumn="0" w:lastRowFirstColumn="0" w:lastRowLastColumn="0"/>
+            </w:pPr>
+            <w:r>
+              <w:t>Utente che vuole affittare un posto auto per un determinato numero di giorni.</w:t>
+            </w:r>
+          </w:p>
+        </w:tc>
+        <w:tc>
+          <w:tcPr>
+            <w:tcW w:w="1836" w:type="dxa"/>
+          </w:tcPr>
+          <w:p>
+            <w:pPr>
+              <w:jc w:val="center"/>
+              <w:cnfStyle w:val="000000100000" w:firstRow="0" w:lastRow="0" w:firstColumn="0" w:lastColumn="0" w:oddVBand="0" w:evenVBand="0" w:oddHBand="1" w:evenHBand="0" w:firstRowFirstColumn="0" w:firstRowLastColumn="0" w:lastRowFirstColumn="0" w:lastRowLastColumn="0"/>
+            </w:pPr>
+            <w:r>
+              <w:t>Cliente</w:t>
+            </w:r>
+          </w:p>
+        </w:tc>
+      </w:tr>
+      <w:tr>
+        <w:trPr>
+          <w:cnfStyle w:val="000000010000" w:firstRow="0" w:lastRow="0" w:firstColumn="0" w:lastColumn="0" w:oddVBand="0" w:evenVBand="0" w:oddHBand="0" w:evenHBand="1" w:firstRowFirstColumn="0" w:firstRowLastColumn="0" w:lastRowFirstColumn="0" w:lastRowLastColumn="0"/>
+          <w:trHeight w:val="567"/>
+        </w:trPr>
+        <w:tc>
+          <w:tcPr>
+            <w:tcW w:w="1980" w:type="dxa"/>
+          </w:tcPr>
+          <w:p>
+            <w:pPr>
+              <w:jc w:val="center"/>
+            </w:pPr>
+            <w:r>
+              <w:t>Posto auto</w:t>
+            </w:r>
+          </w:p>
+        </w:tc>
+        <w:tc>
+          <w:tcPr>
+            <w:tcW w:w="5812" w:type="dxa"/>
+          </w:tcPr>
+          <w:p>
+            <w:pPr>
+              <w:jc w:val="center"/>
+            </w:pPr>
+            <w:r>
+              <w:t>Luogo fisico adatto all’alloggio di veicoli, è posseduto da un proprietario e viene messo a disposizione di un affittuario</w:t>
+            </w:r>
+          </w:p>
+        </w:tc>
+        <w:tc>
+          <w:tcPr>
+            <w:tcW w:w="1836" w:type="dxa"/>
+          </w:tcPr>
+          <w:p>
+            <w:pPr>
+              <w:jc w:val="center"/>
+            </w:pPr>
+            <w:r>
+              <w:t>Garage</w:t>
+            </w:r>
+          </w:p>
+        </w:tc>
+      </w:tr>
+      <w:tr>
+        <w:trPr>
+          <w:trHeight w:val="567"/>
+        </w:trPr>
+        <w:tc>
+          <w:tcPr>
+            <w:tcW w:w="1980" w:type="dxa"/>
+          </w:tcPr>
+          <w:p>
+            <w:pPr>
+              <w:jc w:val="center"/>
+              <w:cnfStyle w:val="000000100000" w:firstRow="0" w:lastRow="0" w:firstColumn="0" w:lastColumn="0" w:oddVBand="0" w:evenVBand="0" w:oddHBand="1" w:evenHBand="0" w:firstRowFirstColumn="0" w:firstRowLastColumn="0" w:lastRowFirstColumn="0" w:lastRowLastColumn="0"/>
+            </w:pPr>
+            <w:r>
+              <w:t>Affittare</w:t>
+            </w:r>
+          </w:p>
+        </w:tc>
+        <w:tc>
+          <w:tcPr>
+            <w:tcW w:w="5812" w:type="dxa"/>
+          </w:tcPr>
+          <w:p>
+            <w:pPr>
+              <w:jc w:val="center"/>
+              <w:cnfStyle w:val="000000100000" w:firstRow="0" w:lastRow="0" w:firstColumn="0" w:lastColumn="0" w:oddVBand="0" w:evenVBand="0" w:oddHBand="1" w:evenHBand="0" w:firstRowFirstColumn="0" w:firstRowLastColumn="0" w:lastRowFirstColumn="0" w:lastRowLastColumn="0"/>
+            </w:pPr>
+            <w:r>
+              <w:t>Azione che effettua un affittuario</w:t>
+            </w:r>
+            <w:r>
+              <w:t>, a cui viene riservato il posto auto da lui scelto</w:t>
+            </w:r>
+            <w:r>
+              <w:t xml:space="preserve"> </w:t>
+            </w:r>
+            <w:r>
+              <w:t>dopo aver prenotato.</w:t>
+            </w:r>
+          </w:p>
+        </w:tc>
+        <w:tc>
+          <w:tcPr>
+            <w:tcW w:w="1836" w:type="dxa"/>
+          </w:tcPr>
+          <w:p>
+            <w:pPr>
+              <w:jc w:val="center"/>
+              <w:cnfStyle w:val="000000100000" w:firstRow="0" w:lastRow="0" w:firstColumn="0" w:lastColumn="0" w:oddVBand="0" w:evenVBand="0" w:oddHBand="1" w:evenHBand="0" w:firstRowFirstColumn="0" w:firstRowLastColumn="0" w:lastRowFirstColumn="0" w:lastRowLastColumn="0"/>
+            </w:pPr>
+            <w:r>
+              <w:t>Prenotare</w:t>
+            </w:r>
+          </w:p>
+        </w:tc>
+      </w:tr>
+      <w:tr>
+        <w:trPr>
+          <w:cnfStyle w:val="000000010000" w:firstRow="0" w:lastRow="0" w:firstColumn="0" w:lastColumn="0" w:oddVBand="0" w:evenVBand="0" w:oddHBand="0" w:evenHBand="1" w:firstRowFirstColumn="0" w:firstRowLastColumn="0" w:lastRowFirstColumn="0" w:lastRowLastColumn="0"/>
+          <w:trHeight w:val="567"/>
+        </w:trPr>
+        <w:tc>
+          <w:tcPr>
+            <w:tcW w:w="1980" w:type="dxa"/>
+          </w:tcPr>
+          <w:p>
+            <w:pPr>
+              <w:jc w:val="center"/>
+            </w:pPr>
+            <w:r>
+              <w:t>Recensione</w:t>
+            </w:r>
+          </w:p>
+        </w:tc>
+        <w:tc>
+          <w:tcPr>
+            <w:tcW w:w="5812" w:type="dxa"/>
+          </w:tcPr>
+          <w:p>
+            <w:pPr>
+              <w:jc w:val="center"/>
+            </w:pPr>
+            <w:r>
+              <w:t>Dopo la prenotazione, l’affittuario può lasciare una valutazione al proprietario, si compone di un voto che può andare da 1 a 5 punti e da una breve descrizione testuale.</w:t>
+            </w:r>
+          </w:p>
+        </w:tc>
+        <w:tc>
+          <w:tcPr>
+            <w:tcW w:w="1836" w:type="dxa"/>
+          </w:tcPr>
+          <w:p>
+            <w:pPr>
+              <w:jc w:val="center"/>
+            </w:pPr>
+            <w:r>
+              <w:t>Feedback, valutazione</w:t>
+            </w:r>
+          </w:p>
+        </w:tc>
+      </w:tr>
+      <w:tr>
+        <w:trPr>
+          <w:trHeight w:val="567"/>
+        </w:trPr>
+        <w:tc>
+          <w:tcPr>
+            <w:tcW w:w="1980" w:type="dxa"/>
+          </w:tcPr>
+          <w:p>
+            <w:pPr>
+              <w:jc w:val="center"/>
+              <w:cnfStyle w:val="000000100000" w:firstRow="0" w:lastRow="0" w:firstColumn="0" w:lastColumn="0" w:oddVBand="0" w:evenVBand="0" w:oddHBand="1" w:evenHBand="0" w:firstRowFirstColumn="0" w:firstRowLastColumn="0" w:lastRowFirstColumn="0" w:lastRowLastColumn="0"/>
+            </w:pPr>
+          </w:p>
+        </w:tc>
+        <w:tc>
+          <w:tcPr>
+            <w:tcW w:w="5812" w:type="dxa"/>
+          </w:tcPr>
+          <w:p>
+            <w:pPr>
+              <w:jc w:val="center"/>
+              <w:cnfStyle w:val="000000100000" w:firstRow="0" w:lastRow="0" w:firstColumn="0" w:lastColumn="0" w:oddVBand="0" w:evenVBand="0" w:oddHBand="1" w:evenHBand="0" w:firstRowFirstColumn="0" w:firstRowLastColumn="0" w:lastRowFirstColumn="0" w:lastRowLastColumn="0"/>
+            </w:pPr>
+          </w:p>
+        </w:tc>
+        <w:tc>
+          <w:tcPr>
+            <w:tcW w:w="1836" w:type="dxa"/>
+          </w:tcPr>
+          <w:p>
+            <w:pPr>
+              <w:jc w:val="center"/>
+              <w:cnfStyle w:val="000000100000" w:firstRow="0" w:lastRow="0" w:firstColumn="0" w:lastColumn="0" w:oddVBand="0" w:evenVBand="0" w:oddHBand="1" w:evenHBand="0" w:firstRowFirstColumn="0" w:firstRowLastColumn="0" w:lastRowFirstColumn="0" w:lastRowLastColumn="0"/>
+            </w:pPr>
+          </w:p>
+        </w:tc>
+      </w:tr>
+      <w:tr>
+        <w:trPr>
+          <w:cnfStyle w:val="000000010000" w:firstRow="0" w:lastRow="0" w:firstColumn="0" w:lastColumn="0" w:oddVBand="0" w:evenVBand="0" w:oddHBand="0" w:evenHBand="1" w:firstRowFirstColumn="0" w:firstRowLastColumn="0" w:lastRowFirstColumn="0" w:lastRowLastColumn="0"/>
+          <w:trHeight w:val="567"/>
+        </w:trPr>
+        <w:tc>
+          <w:tcPr>
+            <w:tcW w:w="1980" w:type="dxa"/>
+          </w:tcPr>
+          <w:p>
+            <w:pPr>
+              <w:jc w:val="center"/>
+            </w:pPr>
+          </w:p>
+        </w:tc>
+        <w:tc>
+          <w:tcPr>
+            <w:tcW w:w="5812" w:type="dxa"/>
+          </w:tcPr>
+          <w:p>
+            <w:pPr>
+              <w:jc w:val="center"/>
+            </w:pPr>
+          </w:p>
+        </w:tc>
+        <w:tc>
+          <w:tcPr>
+            <w:tcW w:w="1836" w:type="dxa"/>
+          </w:tcPr>
+          <w:p>
+            <w:pPr>
+              <w:jc w:val="center"/>
+            </w:pPr>
+          </w:p>
+        </w:tc>
+      </w:tr>
+    </w:tbl>
     <w:p/>
+    <w:p>
+      <w:r>
+        <w:br w:type="page"/>
+      </w:r>
+    </w:p>
+    <w:p>
+      <w:pPr>
+        <w:pStyle w:val="Titolo2"/>
+      </w:pPr>
+      <w:bookmarkStart w:id="8" w:name="_Toc221745044"/>
+      <w:r>
+        <w:lastRenderedPageBreak/>
+        <w:t>Requisiti funzionali del sistema</w:t>
+      </w:r>
+      <w:bookmarkEnd w:id="8"/>
+    </w:p>
+    <w:tbl>
+      <w:tblPr>
+        <w:tblStyle w:val="Tabellagriglia4-colore2"/>
+        <w:tblW w:w="0" w:type="auto"/>
+        <w:tblLook w:val="04A0" w:firstRow="1" w:lastRow="0" w:firstColumn="1" w:lastColumn="0" w:noHBand="0" w:noVBand="1"/>
+      </w:tblPr>
+      <w:tblGrid>
+        <w:gridCol w:w="3209"/>
+        <w:gridCol w:w="3209"/>
+        <w:gridCol w:w="3210"/>
+      </w:tblGrid>
+      <w:tr>
+        <w:trPr>
+          <w:cnfStyle w:val="100000000000" w:firstRow="1" w:lastRow="0" w:firstColumn="0" w:lastColumn="0" w:oddVBand="0" w:evenVBand="0" w:oddHBand="0" w:evenHBand="0" w:firstRowFirstColumn="0" w:firstRowLastColumn="0" w:lastRowFirstColumn="0" w:lastRowLastColumn="0"/>
+          <w:tblHeader/>
+        </w:trPr>
+        <w:tc>
+          <w:tcPr>
+            <w:cnfStyle w:val="001000000000" w:firstRow="0" w:lastRow="0" w:firstColumn="1" w:lastColumn="0" w:oddVBand="0" w:evenVBand="0" w:oddHBand="0" w:evenHBand="0" w:firstRowFirstColumn="0" w:firstRowLastColumn="0" w:lastRowFirstColumn="0" w:lastRowLastColumn="0"/>
+            <w:tcW w:w="3209" w:type="dxa"/>
+          </w:tcPr>
+          <w:p/>
+        </w:tc>
+        <w:tc>
+          <w:tcPr>
+            <w:tcW w:w="3209" w:type="dxa"/>
+          </w:tcPr>
+          <w:p>
+            <w:pPr>
+              <w:cnfStyle w:val="100000000000" w:firstRow="1" w:lastRow="0" w:firstColumn="0" w:lastColumn="0" w:oddVBand="0" w:evenVBand="0" w:oddHBand="0" w:evenHBand="0" w:firstRowFirstColumn="0" w:firstRowLastColumn="0" w:lastRowFirstColumn="0" w:lastRowLastColumn="0"/>
+            </w:pPr>
+          </w:p>
+        </w:tc>
+        <w:tc>
+          <w:tcPr>
+            <w:tcW w:w="3210" w:type="dxa"/>
+          </w:tcPr>
+          <w:p>
+            <w:pPr>
+              <w:cnfStyle w:val="100000000000" w:firstRow="1" w:lastRow="0" w:firstColumn="0" w:lastColumn="0" w:oddVBand="0" w:evenVBand="0" w:oddHBand="0" w:evenHBand="0" w:firstRowFirstColumn="0" w:firstRowLastColumn="0" w:lastRowFirstColumn="0" w:lastRowLastColumn="0"/>
+            </w:pPr>
+          </w:p>
+        </w:tc>
+      </w:tr>
+      <w:tr>
+        <w:trPr>
+          <w:cnfStyle w:val="000000100000" w:firstRow="0" w:lastRow="0" w:firstColumn="0" w:lastColumn="0" w:oddVBand="0" w:evenVBand="0" w:oddHBand="1" w:evenHBand="0" w:firstRowFirstColumn="0" w:firstRowLastColumn="0" w:lastRowFirstColumn="0" w:lastRowLastColumn="0"/>
+        </w:trPr>
+        <w:tc>
+          <w:tcPr>
+            <w:cnfStyle w:val="001000000000" w:firstRow="0" w:lastRow="0" w:firstColumn="1" w:lastColumn="0" w:oddVBand="0" w:evenVBand="0" w:oddHBand="0" w:evenHBand="0" w:firstRowFirstColumn="0" w:firstRowLastColumn="0" w:lastRowFirstColumn="0" w:lastRowLastColumn="0"/>
+            <w:tcW w:w="3209" w:type="dxa"/>
+          </w:tcPr>
+          <w:p/>
+        </w:tc>
+        <w:tc>
+          <w:tcPr>
+            <w:tcW w:w="3209" w:type="dxa"/>
+          </w:tcPr>
+          <w:p>
+            <w:pPr>
+              <w:cnfStyle w:val="000000100000" w:firstRow="0" w:lastRow="0" w:firstColumn="0" w:lastColumn="0" w:oddVBand="0" w:evenVBand="0" w:oddHBand="1" w:evenHBand="0" w:firstRowFirstColumn="0" w:firstRowLastColumn="0" w:lastRowFirstColumn="0" w:lastRowLastColumn="0"/>
+            </w:pPr>
+          </w:p>
+        </w:tc>
+        <w:tc>
+          <w:tcPr>
+            <w:tcW w:w="3210" w:type="dxa"/>
+          </w:tcPr>
+          <w:p>
+            <w:pPr>
+              <w:cnfStyle w:val="000000100000" w:firstRow="0" w:lastRow="0" w:firstColumn="0" w:lastColumn="0" w:oddVBand="0" w:evenVBand="0" w:oddHBand="1" w:evenHBand="0" w:firstRowFirstColumn="0" w:firstRowLastColumn="0" w:lastRowFirstColumn="0" w:lastRowLastColumn="0"/>
+            </w:pPr>
+          </w:p>
+        </w:tc>
+      </w:tr>
+      <w:tr>
+        <w:trPr>
+          <w:cnfStyle w:val="000000010000" w:firstRow="0" w:lastRow="0" w:firstColumn="0" w:lastColumn="0" w:oddVBand="0" w:evenVBand="0" w:oddHBand="0" w:evenHBand="1" w:firstRowFirstColumn="0" w:firstRowLastColumn="0" w:lastRowFirstColumn="0" w:lastRowLastColumn="0"/>
+        </w:trPr>
+        <w:tc>
+          <w:tcPr>
+            <w:cnfStyle w:val="001000000000" w:firstRow="0" w:lastRow="0" w:firstColumn="1" w:lastColumn="0" w:oddVBand="0" w:evenVBand="0" w:oddHBand="0" w:evenHBand="0" w:firstRowFirstColumn="0" w:firstRowLastColumn="0" w:lastRowFirstColumn="0" w:lastRowLastColumn="0"/>
+            <w:tcW w:w="3209" w:type="dxa"/>
+          </w:tcPr>
+          <w:p/>
+        </w:tc>
+        <w:tc>
+          <w:tcPr>
+            <w:tcW w:w="3209" w:type="dxa"/>
+          </w:tcPr>
+          <w:p>
+            <w:pPr>
+              <w:cnfStyle w:val="000000010000" w:firstRow="0" w:lastRow="0" w:firstColumn="0" w:lastColumn="0" w:oddVBand="0" w:evenVBand="0" w:oddHBand="0" w:evenHBand="1" w:firstRowFirstColumn="0" w:firstRowLastColumn="0" w:lastRowFirstColumn="0" w:lastRowLastColumn="0"/>
+            </w:pPr>
+          </w:p>
+        </w:tc>
+        <w:tc>
+          <w:tcPr>
+            <w:tcW w:w="3210" w:type="dxa"/>
+          </w:tcPr>
+          <w:p>
+            <w:pPr>
+              <w:cnfStyle w:val="000000010000" w:firstRow="0" w:lastRow="0" w:firstColumn="0" w:lastColumn="0" w:oddVBand="0" w:evenVBand="0" w:oddHBand="0" w:evenHBand="1" w:firstRowFirstColumn="0" w:firstRowLastColumn="0" w:lastRowFirstColumn="0" w:lastRowLastColumn="0"/>
+            </w:pPr>
+          </w:p>
+        </w:tc>
+      </w:tr>
+      <w:tr>
+        <w:trPr>
+          <w:cnfStyle w:val="000000100000" w:firstRow="0" w:lastRow="0" w:firstColumn="0" w:lastColumn="0" w:oddVBand="0" w:evenVBand="0" w:oddHBand="1" w:evenHBand="0" w:firstRowFirstColumn="0" w:firstRowLastColumn="0" w:lastRowFirstColumn="0" w:lastRowLastColumn="0"/>
+        </w:trPr>
+        <w:tc>
+          <w:tcPr>
+            <w:cnfStyle w:val="001000000000" w:firstRow="0" w:lastRow="0" w:firstColumn="1" w:lastColumn="0" w:oddVBand="0" w:evenVBand="0" w:oddHBand="0" w:evenHBand="0" w:firstRowFirstColumn="0" w:firstRowLastColumn="0" w:lastRowFirstColumn="0" w:lastRowLastColumn="0"/>
+            <w:tcW w:w="3209" w:type="dxa"/>
+          </w:tcPr>
+          <w:p/>
+        </w:tc>
+        <w:tc>
+          <w:tcPr>
+            <w:tcW w:w="3209" w:type="dxa"/>
+          </w:tcPr>
+          <w:p>
+            <w:pPr>
+              <w:cnfStyle w:val="000000100000" w:firstRow="0" w:lastRow="0" w:firstColumn="0" w:lastColumn="0" w:oddVBand="0" w:evenVBand="0" w:oddHBand="1" w:evenHBand="0" w:firstRowFirstColumn="0" w:firstRowLastColumn="0" w:lastRowFirstColumn="0" w:lastRowLastColumn="0"/>
+            </w:pPr>
+          </w:p>
+        </w:tc>
+        <w:tc>
+          <w:tcPr>
+            <w:tcW w:w="3210" w:type="dxa"/>
+          </w:tcPr>
+          <w:p>
+            <w:pPr>
+              <w:cnfStyle w:val="000000100000" w:firstRow="0" w:lastRow="0" w:firstColumn="0" w:lastColumn="0" w:oddVBand="0" w:evenVBand="0" w:oddHBand="1" w:evenHBand="0" w:firstRowFirstColumn="0" w:firstRowLastColumn="0" w:lastRowFirstColumn="0" w:lastRowLastColumn="0"/>
+            </w:pPr>
+          </w:p>
+        </w:tc>
+      </w:tr>
+      <w:tr>
+        <w:trPr>
+          <w:cnfStyle w:val="000000010000" w:firstRow="0" w:lastRow="0" w:firstColumn="0" w:lastColumn="0" w:oddVBand="0" w:evenVBand="0" w:oddHBand="0" w:evenHBand="1" w:firstRowFirstColumn="0" w:firstRowLastColumn="0" w:lastRowFirstColumn="0" w:lastRowLastColumn="0"/>
+        </w:trPr>
+        <w:tc>
+          <w:tcPr>
+            <w:cnfStyle w:val="001000000000" w:firstRow="0" w:lastRow="0" w:firstColumn="1" w:lastColumn="0" w:oddVBand="0" w:evenVBand="0" w:oddHBand="0" w:evenHBand="0" w:firstRowFirstColumn="0" w:firstRowLastColumn="0" w:lastRowFirstColumn="0" w:lastRowLastColumn="0"/>
+            <w:tcW w:w="3209" w:type="dxa"/>
+          </w:tcPr>
+          <w:p/>
+        </w:tc>
+        <w:tc>
+          <w:tcPr>
+            <w:tcW w:w="3209" w:type="dxa"/>
+          </w:tcPr>
+          <w:p>
+            <w:pPr>
+              <w:cnfStyle w:val="000000010000" w:firstRow="0" w:lastRow="0" w:firstColumn="0" w:lastColumn="0" w:oddVBand="0" w:evenVBand="0" w:oddHBand="0" w:evenHBand="1" w:firstRowFirstColumn="0" w:firstRowLastColumn="0" w:lastRowFirstColumn="0" w:lastRowLastColumn="0"/>
+            </w:pPr>
+          </w:p>
+        </w:tc>
+        <w:tc>
+          <w:tcPr>
+            <w:tcW w:w="3210" w:type="dxa"/>
+          </w:tcPr>
+          <w:p>
+            <w:pPr>
+              <w:cnfStyle w:val="000000010000" w:firstRow="0" w:lastRow="0" w:firstColumn="0" w:lastColumn="0" w:oddVBand="0" w:evenVBand="0" w:oddHBand="0" w:evenHBand="1" w:firstRowFirstColumn="0" w:firstRowLastColumn="0" w:lastRowFirstColumn="0" w:lastRowLastColumn="0"/>
+            </w:pPr>
+          </w:p>
+        </w:tc>
+      </w:tr>
+      <w:tr>
+        <w:trPr>
+          <w:cnfStyle w:val="000000100000" w:firstRow="0" w:lastRow="0" w:firstColumn="0" w:lastColumn="0" w:oddVBand="0" w:evenVBand="0" w:oddHBand="1" w:evenHBand="0" w:firstRowFirstColumn="0" w:firstRowLastColumn="0" w:lastRowFirstColumn="0" w:lastRowLastColumn="0"/>
+        </w:trPr>
+        <w:tc>
+          <w:tcPr>
+            <w:cnfStyle w:val="001000000000" w:firstRow="0" w:lastRow="0" w:firstColumn="1" w:lastColumn="0" w:oddVBand="0" w:evenVBand="0" w:oddHBand="0" w:evenHBand="0" w:firstRowFirstColumn="0" w:firstRowLastColumn="0" w:lastRowFirstColumn="0" w:lastRowLastColumn="0"/>
+            <w:tcW w:w="3209" w:type="dxa"/>
+          </w:tcPr>
+          <w:p/>
+        </w:tc>
+        <w:tc>
+          <w:tcPr>
+            <w:tcW w:w="3209" w:type="dxa"/>
+          </w:tcPr>
+          <w:p>
+            <w:pPr>
+              <w:cnfStyle w:val="000000100000" w:firstRow="0" w:lastRow="0" w:firstColumn="0" w:lastColumn="0" w:oddVBand="0" w:evenVBand="0" w:oddHBand="1" w:evenHBand="0" w:firstRowFirstColumn="0" w:firstRowLastColumn="0" w:lastRowFirstColumn="0" w:lastRowLastColumn="0"/>
+            </w:pPr>
+          </w:p>
+        </w:tc>
+        <w:tc>
+          <w:tcPr>
+            <w:tcW w:w="3210" w:type="dxa"/>
+          </w:tcPr>
+          <w:p>
+            <w:pPr>
+              <w:cnfStyle w:val="000000100000" w:firstRow="0" w:lastRow="0" w:firstColumn="0" w:lastColumn="0" w:oddVBand="0" w:evenVBand="0" w:oddHBand="1" w:evenHBand="0" w:firstRowFirstColumn="0" w:firstRowLastColumn="0" w:lastRowFirstColumn="0" w:lastRowLastColumn="0"/>
+            </w:pPr>
+          </w:p>
+        </w:tc>
+      </w:tr>
+    </w:tbl>
+    <w:p/>
+    <w:p>
+      <w:r>
+        <w:br w:type="page"/>
+      </w:r>
+    </w:p>
+    <w:p>
+      <w:pPr>
+        <w:pStyle w:val="Titolo2"/>
+      </w:pPr>
+      <w:bookmarkStart w:id="9" w:name="_Toc221745045"/>
+      <w:r>
+        <w:lastRenderedPageBreak/>
+        <w:t>Requisiti non funzionali del sistema</w:t>
+      </w:r>
+      <w:bookmarkEnd w:id="9"/>
+    </w:p>
+    <w:tbl>
+      <w:tblPr>
+        <w:tblStyle w:val="Tabellagriglia4-colore2"/>
+        <w:tblW w:w="0" w:type="auto"/>
+        <w:tblLook w:val="04A0" w:firstRow="1" w:lastRow="0" w:firstColumn="1" w:lastColumn="0" w:noHBand="0" w:noVBand="1"/>
+      </w:tblPr>
+      <w:tblGrid>
+        <w:gridCol w:w="3209"/>
+        <w:gridCol w:w="3209"/>
+        <w:gridCol w:w="3210"/>
+      </w:tblGrid>
+      <w:tr>
+        <w:trPr>
+          <w:cnfStyle w:val="100000000000" w:firstRow="1" w:lastRow="0" w:firstColumn="0" w:lastColumn="0" w:oddVBand="0" w:evenVBand="0" w:oddHBand="0" w:evenHBand="0" w:firstRowFirstColumn="0" w:firstRowLastColumn="0" w:lastRowFirstColumn="0" w:lastRowLastColumn="0"/>
+        </w:trPr>
+        <w:tc>
+          <w:tcPr>
+            <w:cnfStyle w:val="001000000000" w:firstRow="0" w:lastRow="0" w:firstColumn="1" w:lastColumn="0" w:oddVBand="0" w:evenVBand="0" w:oddHBand="0" w:evenHBand="0" w:firstRowFirstColumn="0" w:firstRowLastColumn="0" w:lastRowFirstColumn="0" w:lastRowLastColumn="0"/>
+            <w:tcW w:w="3209" w:type="dxa"/>
+          </w:tcPr>
+          <w:p/>
+        </w:tc>
+        <w:tc>
+          <w:tcPr>
+            <w:tcW w:w="3209" w:type="dxa"/>
+          </w:tcPr>
+          <w:p>
+            <w:pPr>
+              <w:cnfStyle w:val="100000000000" w:firstRow="1" w:lastRow="0" w:firstColumn="0" w:lastColumn="0" w:oddVBand="0" w:evenVBand="0" w:oddHBand="0" w:evenHBand="0" w:firstRowFirstColumn="0" w:firstRowLastColumn="0" w:lastRowFirstColumn="0" w:lastRowLastColumn="0"/>
+            </w:pPr>
+          </w:p>
+        </w:tc>
+        <w:tc>
+          <w:tcPr>
+            <w:tcW w:w="3210" w:type="dxa"/>
+          </w:tcPr>
+          <w:p>
+            <w:pPr>
+              <w:cnfStyle w:val="100000000000" w:firstRow="1" w:lastRow="0" w:firstColumn="0" w:lastColumn="0" w:oddVBand="0" w:evenVBand="0" w:oddHBand="0" w:evenHBand="0" w:firstRowFirstColumn="0" w:firstRowLastColumn="0" w:lastRowFirstColumn="0" w:lastRowLastColumn="0"/>
+            </w:pPr>
+          </w:p>
+        </w:tc>
+      </w:tr>
+      <w:tr>
+        <w:trPr>
+          <w:cnfStyle w:val="000000100000" w:firstRow="0" w:lastRow="0" w:firstColumn="0" w:lastColumn="0" w:oddVBand="0" w:evenVBand="0" w:oddHBand="1" w:evenHBand="0" w:firstRowFirstColumn="0" w:firstRowLastColumn="0" w:lastRowFirstColumn="0" w:lastRowLastColumn="0"/>
+        </w:trPr>
+        <w:tc>
+          <w:tcPr>
+            <w:cnfStyle w:val="001000000000" w:firstRow="0" w:lastRow="0" w:firstColumn="1" w:lastColumn="0" w:oddVBand="0" w:evenVBand="0" w:oddHBand="0" w:evenHBand="0" w:firstRowFirstColumn="0" w:firstRowLastColumn="0" w:lastRowFirstColumn="0" w:lastRowLastColumn="0"/>
+            <w:tcW w:w="3209" w:type="dxa"/>
+          </w:tcPr>
+          <w:p/>
+        </w:tc>
+        <w:tc>
+          <w:tcPr>
+            <w:tcW w:w="3209" w:type="dxa"/>
+          </w:tcPr>
+          <w:p>
+            <w:pPr>
+              <w:cnfStyle w:val="000000100000" w:firstRow="0" w:lastRow="0" w:firstColumn="0" w:lastColumn="0" w:oddVBand="0" w:evenVBand="0" w:oddHBand="1" w:evenHBand="0" w:firstRowFirstColumn="0" w:firstRowLastColumn="0" w:lastRowFirstColumn="0" w:lastRowLastColumn="0"/>
+            </w:pPr>
+          </w:p>
+        </w:tc>
+        <w:tc>
+          <w:tcPr>
+            <w:tcW w:w="3210" w:type="dxa"/>
+          </w:tcPr>
+          <w:p>
+            <w:pPr>
+              <w:cnfStyle w:val="000000100000" w:firstRow="0" w:lastRow="0" w:firstColumn="0" w:lastColumn="0" w:oddVBand="0" w:evenVBand="0" w:oddHBand="1" w:evenHBand="0" w:firstRowFirstColumn="0" w:firstRowLastColumn="0" w:lastRowFirstColumn="0" w:lastRowLastColumn="0"/>
+            </w:pPr>
+          </w:p>
+        </w:tc>
+      </w:tr>
+      <w:tr>
+        <w:trPr>
+          <w:cnfStyle w:val="000000010000" w:firstRow="0" w:lastRow="0" w:firstColumn="0" w:lastColumn="0" w:oddVBand="0" w:evenVBand="0" w:oddHBand="0" w:evenHBand="1" w:firstRowFirstColumn="0" w:firstRowLastColumn="0" w:lastRowFirstColumn="0" w:lastRowLastColumn="0"/>
+        </w:trPr>
+        <w:tc>
+          <w:tcPr>
+            <w:cnfStyle w:val="001000000000" w:firstRow="0" w:lastRow="0" w:firstColumn="1" w:lastColumn="0" w:oddVBand="0" w:evenVBand="0" w:oddHBand="0" w:evenHBand="0" w:firstRowFirstColumn="0" w:firstRowLastColumn="0" w:lastRowFirstColumn="0" w:lastRowLastColumn="0"/>
+            <w:tcW w:w="3209" w:type="dxa"/>
+          </w:tcPr>
+          <w:p/>
+        </w:tc>
+        <w:tc>
+          <w:tcPr>
+            <w:tcW w:w="3209" w:type="dxa"/>
+          </w:tcPr>
+          <w:p>
+            <w:pPr>
+              <w:cnfStyle w:val="000000010000" w:firstRow="0" w:lastRow="0" w:firstColumn="0" w:lastColumn="0" w:oddVBand="0" w:evenVBand="0" w:oddHBand="0" w:evenHBand="1" w:firstRowFirstColumn="0" w:firstRowLastColumn="0" w:lastRowFirstColumn="0" w:lastRowLastColumn="0"/>
+            </w:pPr>
+          </w:p>
+        </w:tc>
+        <w:tc>
+          <w:tcPr>
+            <w:tcW w:w="3210" w:type="dxa"/>
+          </w:tcPr>
+          <w:p>
+            <w:pPr>
+              <w:cnfStyle w:val="000000010000" w:firstRow="0" w:lastRow="0" w:firstColumn="0" w:lastColumn="0" w:oddVBand="0" w:evenVBand="0" w:oddHBand="0" w:evenHBand="1" w:firstRowFirstColumn="0" w:firstRowLastColumn="0" w:lastRowFirstColumn="0" w:lastRowLastColumn="0"/>
+            </w:pPr>
+          </w:p>
+        </w:tc>
+      </w:tr>
+      <w:tr>
+        <w:trPr>
+          <w:cnfStyle w:val="000000100000" w:firstRow="0" w:lastRow="0" w:firstColumn="0" w:lastColumn="0" w:oddVBand="0" w:evenVBand="0" w:oddHBand="1" w:evenHBand="0" w:firstRowFirstColumn="0" w:firstRowLastColumn="0" w:lastRowFirstColumn="0" w:lastRowLastColumn="0"/>
+        </w:trPr>
+        <w:tc>
+          <w:tcPr>
+            <w:cnfStyle w:val="001000000000" w:firstRow="0" w:lastRow="0" w:firstColumn="1" w:lastColumn="0" w:oddVBand="0" w:evenVBand="0" w:oddHBand="0" w:evenHBand="0" w:firstRowFirstColumn="0" w:firstRowLastColumn="0" w:lastRowFirstColumn="0" w:lastRowLastColumn="0"/>
+            <w:tcW w:w="3209" w:type="dxa"/>
+          </w:tcPr>
+          <w:p/>
+        </w:tc>
+        <w:tc>
+          <w:tcPr>
+            <w:tcW w:w="3209" w:type="dxa"/>
+          </w:tcPr>
+          <w:p>
+            <w:pPr>
+              <w:cnfStyle w:val="000000100000" w:firstRow="0" w:lastRow="0" w:firstColumn="0" w:lastColumn="0" w:oddVBand="0" w:evenVBand="0" w:oddHBand="1" w:evenHBand="0" w:firstRowFirstColumn="0" w:firstRowLastColumn="0" w:lastRowFirstColumn="0" w:lastRowLastColumn="0"/>
+            </w:pPr>
+          </w:p>
+        </w:tc>
+        <w:tc>
+          <w:tcPr>
+            <w:tcW w:w="3210" w:type="dxa"/>
+          </w:tcPr>
+          <w:p>
+            <w:pPr>
+              <w:cnfStyle w:val="000000100000" w:firstRow="0" w:lastRow="0" w:firstColumn="0" w:lastColumn="0" w:oddVBand="0" w:evenVBand="0" w:oddHBand="1" w:evenHBand="0" w:firstRowFirstColumn="0" w:firstRowLastColumn="0" w:lastRowFirstColumn="0" w:lastRowLastColumn="0"/>
+            </w:pPr>
+          </w:p>
+        </w:tc>
+      </w:tr>
+      <w:tr>
+        <w:trPr>
+          <w:cnfStyle w:val="000000010000" w:firstRow="0" w:lastRow="0" w:firstColumn="0" w:lastColumn="0" w:oddVBand="0" w:evenVBand="0" w:oddHBand="0" w:evenHBand="1" w:firstRowFirstColumn="0" w:firstRowLastColumn="0" w:lastRowFirstColumn="0" w:lastRowLastColumn="0"/>
+        </w:trPr>
+        <w:tc>
+          <w:tcPr>
+            <w:cnfStyle w:val="001000000000" w:firstRow="0" w:lastRow="0" w:firstColumn="1" w:lastColumn="0" w:oddVBand="0" w:evenVBand="0" w:oddHBand="0" w:evenHBand="0" w:firstRowFirstColumn="0" w:firstRowLastColumn="0" w:lastRowFirstColumn="0" w:lastRowLastColumn="0"/>
+            <w:tcW w:w="3209" w:type="dxa"/>
+          </w:tcPr>
+          <w:p/>
+        </w:tc>
+        <w:tc>
+          <w:tcPr>
+            <w:tcW w:w="3209" w:type="dxa"/>
+          </w:tcPr>
+          <w:p>
+            <w:pPr>
+              <w:cnfStyle w:val="000000010000" w:firstRow="0" w:lastRow="0" w:firstColumn="0" w:lastColumn="0" w:oddVBand="0" w:evenVBand="0" w:oddHBand="0" w:evenHBand="1" w:firstRowFirstColumn="0" w:firstRowLastColumn="0" w:lastRowFirstColumn="0" w:lastRowLastColumn="0"/>
+            </w:pPr>
+          </w:p>
+        </w:tc>
+        <w:tc>
+          <w:tcPr>
+            <w:tcW w:w="3210" w:type="dxa"/>
+          </w:tcPr>
+          <w:p>
+            <w:pPr>
+              <w:cnfStyle w:val="000000010000" w:firstRow="0" w:lastRow="0" w:firstColumn="0" w:lastColumn="0" w:oddVBand="0" w:evenVBand="0" w:oddHBand="0" w:evenHBand="1" w:firstRowFirstColumn="0" w:firstRowLastColumn="0" w:lastRowFirstColumn="0" w:lastRowLastColumn="0"/>
+            </w:pPr>
+          </w:p>
+        </w:tc>
+      </w:tr>
+      <w:tr>
+        <w:trPr>
+          <w:cnfStyle w:val="000000100000" w:firstRow="0" w:lastRow="0" w:firstColumn="0" w:lastColumn="0" w:oddVBand="0" w:evenVBand="0" w:oddHBand="1" w:evenHBand="0" w:firstRowFirstColumn="0" w:firstRowLastColumn="0" w:lastRowFirstColumn="0" w:lastRowLastColumn="0"/>
+        </w:trPr>
+        <w:tc>
+          <w:tcPr>
+            <w:cnfStyle w:val="001000000000" w:firstRow="0" w:lastRow="0" w:firstColumn="1" w:lastColumn="0" w:oddVBand="0" w:evenVBand="0" w:oddHBand="0" w:evenHBand="0" w:firstRowFirstColumn="0" w:firstRowLastColumn="0" w:lastRowFirstColumn="0" w:lastRowLastColumn="0"/>
+            <w:tcW w:w="3209" w:type="dxa"/>
+          </w:tcPr>
+          <w:p/>
+        </w:tc>
+        <w:tc>
+          <w:tcPr>
+            <w:tcW w:w="3209" w:type="dxa"/>
+          </w:tcPr>
+          <w:p>
+            <w:pPr>
+              <w:cnfStyle w:val="000000100000" w:firstRow="0" w:lastRow="0" w:firstColumn="0" w:lastColumn="0" w:oddVBand="0" w:evenVBand="0" w:oddHBand="1" w:evenHBand="0" w:firstRowFirstColumn="0" w:firstRowLastColumn="0" w:lastRowFirstColumn="0" w:lastRowLastColumn="0"/>
+            </w:pPr>
+          </w:p>
+        </w:tc>
+        <w:tc>
+          <w:tcPr>
+            <w:tcW w:w="3210" w:type="dxa"/>
+          </w:tcPr>
+          <w:p>
+            <w:pPr>
+              <w:cnfStyle w:val="000000100000" w:firstRow="0" w:lastRow="0" w:firstColumn="0" w:lastColumn="0" w:oddVBand="0" w:evenVBand="0" w:oddHBand="1" w:evenHBand="0" w:firstRowFirstColumn="0" w:firstRowLastColumn="0" w:lastRowFirstColumn="0" w:lastRowLastColumn="0"/>
+            </w:pPr>
+          </w:p>
+        </w:tc>
+      </w:tr>
+    </w:tbl>
+    <w:p/>
+    <w:p>
+      <w:r>
+        <w:br w:type="page"/>
+      </w:r>
+    </w:p>
+    <w:p>
+      <w:pPr>
+        <w:pStyle w:val="Titolo2"/>
+      </w:pPr>
+      <w:bookmarkStart w:id="10" w:name="_Toc221745046"/>
+      <w:r>
+        <w:lastRenderedPageBreak/>
+        <w:t>Casi d’uso</w:t>
+      </w:r>
+      <w:bookmarkEnd w:id="10"/>
+    </w:p>
+    <w:p>
+      <w:proofErr w:type="spellStart"/>
+      <w:r>
+        <w:t>Assasasas</w:t>
+      </w:r>
+      <w:proofErr w:type="spellEnd"/>
+    </w:p>
+    <w:p>
+      <w:r>
+        <w:br w:type="page"/>
+      </w:r>
+    </w:p>
+    <w:p>
+      <w:pPr>
+        <w:pStyle w:val="Titolo2"/>
+      </w:pPr>
+      <w:bookmarkStart w:id="11" w:name="_Toc221745047"/>
+      <w:r>
+        <w:lastRenderedPageBreak/>
+        <w:t>Analisi del rischio</w:t>
+      </w:r>
+      <w:bookmarkEnd w:id="11"/>
+    </w:p>
+    <w:p>
+      <w:proofErr w:type="spellStart"/>
+      <w:r>
+        <w:t>Asasasasas</w:t>
+      </w:r>
+      <w:proofErr w:type="spellEnd"/>
+    </w:p>
+    <w:p>
+      <w:r>
+        <w:br w:type="page"/>
+      </w:r>
+    </w:p>
+    <w:p>
+      <w:pPr>
+        <w:pStyle w:val="Titolo1"/>
+      </w:pPr>
+      <w:bookmarkStart w:id="12" w:name="_Toc221745048"/>
+      <w:r>
+        <w:lastRenderedPageBreak/>
+        <w:t>Analisi del problema</w:t>
+      </w:r>
+      <w:bookmarkEnd w:id="12"/>
+    </w:p>
     <w:sectPr>
       <w:footerReference w:type="default" r:id="rId9"/>
       <w:pgSz w:w="11906" w:h="16838"/>
@@ -4778,6 +6382,87 @@
       <w14:ligatures w14:val="none"/>
     </w:rPr>
   </w:style>
+  <w:style w:type="table" w:styleId="Grigliatabella">
+    <w:name w:val="Table Grid"/>
+    <w:basedOn w:val="Tabellanormale"/>
+    <w:uiPriority w:val="39"/>
+    <w:rsid w:val="001D5F37"/>
+    <w:pPr>
+      <w:spacing w:after="0" w:line="240" w:lineRule="auto"/>
+    </w:pPr>
+    <w:tblPr>
+      <w:tblBorders>
+        <w:top w:val="single" w:sz="4" w:space="0" w:color="auto"/>
+        <w:left w:val="single" w:sz="4" w:space="0" w:color="auto"/>
+        <w:bottom w:val="single" w:sz="4" w:space="0" w:color="auto"/>
+        <w:right w:val="single" w:sz="4" w:space="0" w:color="auto"/>
+        <w:insideH w:val="single" w:sz="4" w:space="0" w:color="auto"/>
+        <w:insideV w:val="single" w:sz="4" w:space="0" w:color="auto"/>
+      </w:tblBorders>
+    </w:tblPr>
+  </w:style>
+  <w:style w:type="table" w:styleId="Tabellagriglia4-colore2">
+    <w:name w:val="Grid Table 4 Accent 2"/>
+    <w:basedOn w:val="Tabellanormale"/>
+    <w:uiPriority w:val="49"/>
+    <w:rsid w:val="00EC0885"/>
+    <w:pPr>
+      <w:spacing w:after="0" w:line="240" w:lineRule="auto"/>
+    </w:pPr>
+    <w:tblPr>
+      <w:tblStyleRowBandSize w:val="1"/>
+      <w:tblStyleColBandSize w:val="1"/>
+      <w:tblBorders>
+        <w:top w:val="single" w:sz="4" w:space="0" w:color="CF1E00"/>
+        <w:left w:val="single" w:sz="4" w:space="0" w:color="CF1E00"/>
+        <w:bottom w:val="single" w:sz="4" w:space="0" w:color="CF1E00"/>
+        <w:right w:val="single" w:sz="4" w:space="0" w:color="CF1E00"/>
+        <w:insideH w:val="single" w:sz="4" w:space="0" w:color="CF1E00"/>
+        <w:insideV w:val="single" w:sz="4" w:space="0" w:color="CF1E00"/>
+      </w:tblBorders>
+    </w:tblPr>
+    <w:tblStylePr w:type="firstRow">
+      <w:rPr>
+        <w:b/>
+        <w:bCs/>
+        <w:color w:val="FFFFFF" w:themeColor="background1"/>
+      </w:rPr>
+      <w:tblPr/>
+      <w:tcPr>
+        <w:shd w:val="clear" w:color="auto" w:fill="00589B"/>
+      </w:tcPr>
+    </w:tblStylePr>
+    <w:tblStylePr w:type="lastRow">
+      <w:rPr>
+        <w:b/>
+        <w:bCs/>
+      </w:rPr>
+      <w:tblPr/>
+      <w:tcPr>
+        <w:tcBorders>
+          <w:top w:val="single" w:sz="6" w:space="0" w:color="CF1E00"/>
+        </w:tcBorders>
+      </w:tcPr>
+    </w:tblStylePr>
+    <w:tblStylePr w:type="firstCol">
+      <w:rPr>
+        <w:b/>
+        <w:bCs/>
+      </w:rPr>
+    </w:tblStylePr>
+    <w:tblStylePr w:type="lastCol">
+      <w:rPr>
+        <w:b/>
+        <w:bCs/>
+      </w:rPr>
+    </w:tblStylePr>
+    <w:tblStylePr w:type="band2Horz">
+      <w:tblPr/>
+      <w:tcPr>
+        <w:shd w:val="clear" w:color="auto" w:fill="A5C9EB" w:themeFill="text2" w:themeFillTint="40"/>
+      </w:tcPr>
+    </w:tblStylePr>
+  </w:style>
 </w:styles>
 </file>
 

--- a/progetto_nostro/BoBox.docx
+++ b/progetto_nostro/BoBox.docx
@@ -168,7 +168,7 @@
           <w:r>
             <w:fldChar w:fldCharType="separate"/>
           </w:r>
-          <w:hyperlink w:anchor="_Toc222308035" w:history="1">
+          <w:hyperlink w:anchor="_Toc222766061" w:history="1">
             <w:r>
               <w:rPr>
                 <w:rStyle w:val="Collegamentoipertestuale"/>
@@ -195,7 +195,7 @@
                 <w:noProof/>
                 <w:webHidden/>
               </w:rPr>
-              <w:instrText xml:space="preserve"> PAGEREF _Toc222308035 \h </w:instrText>
+              <w:instrText xml:space="preserve"> PAGEREF _Toc222766061 \h </w:instrText>
             </w:r>
             <w:r>
               <w:rPr>
@@ -239,7 +239,7 @@
               <w:lang w:eastAsia="it-IT"/>
             </w:rPr>
           </w:pPr>
-          <w:hyperlink w:anchor="_Toc222308036" w:history="1">
+          <w:hyperlink w:anchor="_Toc222766062" w:history="1">
             <w:r>
               <w:rPr>
                 <w:rStyle w:val="Collegamentoipertestuale"/>
@@ -266,7 +266,7 @@
                 <w:noProof/>
                 <w:webHidden/>
               </w:rPr>
-              <w:instrText xml:space="preserve"> PAGEREF _Toc222308036 \h </w:instrText>
+              <w:instrText xml:space="preserve"> PAGEREF _Toc222766062 \h </w:instrText>
             </w:r>
             <w:r>
               <w:rPr>
@@ -311,7 +311,7 @@
               <w14:ligatures w14:val="standardContextual"/>
             </w:rPr>
           </w:pPr>
-          <w:hyperlink w:anchor="_Toc222308037" w:history="1">
+          <w:hyperlink w:anchor="_Toc222766063" w:history="1">
             <w:r>
               <w:rPr>
                 <w:rStyle w:val="Collegamentoipertestuale"/>
@@ -338,7 +338,7 @@
                 <w:noProof/>
                 <w:webHidden/>
               </w:rPr>
-              <w:instrText xml:space="preserve"> PAGEREF _Toc222308037 \h </w:instrText>
+              <w:instrText xml:space="preserve"> PAGEREF _Toc222766063 \h </w:instrText>
             </w:r>
             <w:r>
               <w:rPr>
@@ -383,7 +383,7 @@
               <w14:ligatures w14:val="standardContextual"/>
             </w:rPr>
           </w:pPr>
-          <w:hyperlink w:anchor="_Toc222308038" w:history="1">
+          <w:hyperlink w:anchor="_Toc222766064" w:history="1">
             <w:r>
               <w:rPr>
                 <w:rStyle w:val="Collegamentoipertestuale"/>
@@ -410,7 +410,7 @@
                 <w:noProof/>
                 <w:webHidden/>
               </w:rPr>
-              <w:instrText xml:space="preserve"> PAGEREF _Toc222308038 \h </w:instrText>
+              <w:instrText xml:space="preserve"> PAGEREF _Toc222766064 \h </w:instrText>
             </w:r>
             <w:r>
               <w:rPr>
@@ -455,7 +455,7 @@
               <w14:ligatures w14:val="standardContextual"/>
             </w:rPr>
           </w:pPr>
-          <w:hyperlink w:anchor="_Toc222308039" w:history="1">
+          <w:hyperlink w:anchor="_Toc222766065" w:history="1">
             <w:r>
               <w:rPr>
                 <w:rStyle w:val="Collegamentoipertestuale"/>
@@ -482,7 +482,7 @@
                 <w:noProof/>
                 <w:webHidden/>
               </w:rPr>
-              <w:instrText xml:space="preserve"> PAGEREF _Toc222308039 \h </w:instrText>
+              <w:instrText xml:space="preserve"> PAGEREF _Toc222766065 \h </w:instrText>
             </w:r>
             <w:r>
               <w:rPr>
@@ -527,7 +527,7 @@
               <w14:ligatures w14:val="standardContextual"/>
             </w:rPr>
           </w:pPr>
-          <w:hyperlink w:anchor="_Toc222308040" w:history="1">
+          <w:hyperlink w:anchor="_Toc222766066" w:history="1">
             <w:r>
               <w:rPr>
                 <w:rStyle w:val="Collegamentoipertestuale"/>
@@ -554,7 +554,7 @@
                 <w:noProof/>
                 <w:webHidden/>
               </w:rPr>
-              <w:instrText xml:space="preserve"> PAGEREF _Toc222308040 \h </w:instrText>
+              <w:instrText xml:space="preserve"> PAGEREF _Toc222766066 \h </w:instrText>
             </w:r>
             <w:r>
               <w:rPr>
@@ -599,7 +599,7 @@
               <w14:ligatures w14:val="standardContextual"/>
             </w:rPr>
           </w:pPr>
-          <w:hyperlink w:anchor="_Toc222308041" w:history="1">
+          <w:hyperlink w:anchor="_Toc222766067" w:history="1">
             <w:r>
               <w:rPr>
                 <w:rStyle w:val="Collegamentoipertestuale"/>
@@ -626,7 +626,7 @@
                 <w:noProof/>
                 <w:webHidden/>
               </w:rPr>
-              <w:instrText xml:space="preserve"> PAGEREF _Toc222308041 \h </w:instrText>
+              <w:instrText xml:space="preserve"> PAGEREF _Toc222766067 \h </w:instrText>
             </w:r>
             <w:r>
               <w:rPr>
@@ -671,7 +671,7 @@
               <w14:ligatures w14:val="standardContextual"/>
             </w:rPr>
           </w:pPr>
-          <w:hyperlink w:anchor="_Toc222308042" w:history="1">
+          <w:hyperlink w:anchor="_Toc222766068" w:history="1">
             <w:r>
               <w:rPr>
                 <w:rStyle w:val="Collegamentoipertestuale"/>
@@ -698,7 +698,7 @@
                 <w:noProof/>
                 <w:webHidden/>
               </w:rPr>
-              <w:instrText xml:space="preserve"> PAGEREF _Toc222308042 \h </w:instrText>
+              <w:instrText xml:space="preserve"> PAGEREF _Toc222766068 \h </w:instrText>
             </w:r>
             <w:r>
               <w:rPr>
@@ -743,7 +743,7 @@
               <w14:ligatures w14:val="standardContextual"/>
             </w:rPr>
           </w:pPr>
-          <w:hyperlink w:anchor="_Toc222308043" w:history="1">
+          <w:hyperlink w:anchor="_Toc222766069" w:history="1">
             <w:r>
               <w:rPr>
                 <w:rStyle w:val="Collegamentoipertestuale"/>
@@ -770,7 +770,7 @@
                 <w:noProof/>
                 <w:webHidden/>
               </w:rPr>
-              <w:instrText xml:space="preserve"> PAGEREF _Toc222308043 \h </w:instrText>
+              <w:instrText xml:space="preserve"> PAGEREF _Toc222766069 \h </w:instrText>
             </w:r>
             <w:r>
               <w:rPr>
@@ -815,7 +815,7 @@
               <w14:ligatures w14:val="standardContextual"/>
             </w:rPr>
           </w:pPr>
-          <w:hyperlink w:anchor="_Toc222308044" w:history="1">
+          <w:hyperlink w:anchor="_Toc222766070" w:history="1">
             <w:r>
               <w:rPr>
                 <w:rStyle w:val="Collegamentoipertestuale"/>
@@ -842,7 +842,7 @@
                 <w:noProof/>
                 <w:webHidden/>
               </w:rPr>
-              <w:instrText xml:space="preserve"> PAGEREF _Toc222308044 \h </w:instrText>
+              <w:instrText xml:space="preserve"> PAGEREF _Toc222766070 \h </w:instrText>
             </w:r>
             <w:r>
               <w:rPr>
@@ -887,7 +887,7 @@
               <w14:ligatures w14:val="standardContextual"/>
             </w:rPr>
           </w:pPr>
-          <w:hyperlink w:anchor="_Toc222308045" w:history="1">
+          <w:hyperlink w:anchor="_Toc222766071" w:history="1">
             <w:r>
               <w:rPr>
                 <w:rStyle w:val="Collegamentoipertestuale"/>
@@ -914,7 +914,7 @@
                 <w:noProof/>
                 <w:webHidden/>
               </w:rPr>
-              <w:instrText xml:space="preserve"> PAGEREF _Toc222308045 \h </w:instrText>
+              <w:instrText xml:space="preserve"> PAGEREF _Toc222766071 \h </w:instrText>
             </w:r>
             <w:r>
               <w:rPr>
@@ -959,7 +959,7 @@
               <w14:ligatures w14:val="standardContextual"/>
             </w:rPr>
           </w:pPr>
-          <w:hyperlink w:anchor="_Toc222308046" w:history="1">
+          <w:hyperlink w:anchor="_Toc222766072" w:history="1">
             <w:r>
               <w:rPr>
                 <w:rStyle w:val="Collegamentoipertestuale"/>
@@ -986,7 +986,7 @@
                 <w:noProof/>
                 <w:webHidden/>
               </w:rPr>
-              <w:instrText xml:space="preserve"> PAGEREF _Toc222308046 \h </w:instrText>
+              <w:instrText xml:space="preserve"> PAGEREF _Toc222766072 \h </w:instrText>
             </w:r>
             <w:r>
               <w:rPr>
@@ -1007,6 +1007,77 @@
                 <w:webHidden/>
               </w:rPr>
               <w:t>13</w:t>
+            </w:r>
+            <w:r>
+              <w:rPr>
+                <w:noProof/>
+                <w:webHidden/>
+              </w:rPr>
+              <w:fldChar w:fldCharType="end"/>
+            </w:r>
+          </w:hyperlink>
+        </w:p>
+        <w:p>
+          <w:pPr>
+            <w:pStyle w:val="Sommario1"/>
+            <w:tabs>
+              <w:tab w:val="right" w:leader="dot" w:pos="9628"/>
+            </w:tabs>
+            <w:rPr>
+              <w:rFonts w:asciiTheme="minorHAnsi" w:eastAsiaTheme="minorEastAsia" w:hAnsiTheme="minorHAnsi"/>
+              <w:noProof/>
+              <w:szCs w:val="24"/>
+              <w:lang w:eastAsia="it-IT"/>
+            </w:rPr>
+          </w:pPr>
+          <w:hyperlink w:anchor="_Toc222766073" w:history="1">
+            <w:r>
+              <w:rPr>
+                <w:rStyle w:val="Collegamentoipertestuale"/>
+                <w:noProof/>
+              </w:rPr>
+              <w:t>Analisi del rischio</w:t>
+            </w:r>
+            <w:r>
+              <w:rPr>
+                <w:noProof/>
+                <w:webHidden/>
+              </w:rPr>
+              <w:tab/>
+            </w:r>
+            <w:r>
+              <w:rPr>
+                <w:noProof/>
+                <w:webHidden/>
+              </w:rPr>
+              <w:fldChar w:fldCharType="begin"/>
+            </w:r>
+            <w:r>
+              <w:rPr>
+                <w:noProof/>
+                <w:webHidden/>
+              </w:rPr>
+              <w:instrText xml:space="preserve"> PAGEREF _Toc222766073 \h </w:instrText>
+            </w:r>
+            <w:r>
+              <w:rPr>
+                <w:noProof/>
+                <w:webHidden/>
+              </w:rPr>
+            </w:r>
+            <w:r>
+              <w:rPr>
+                <w:noProof/>
+                <w:webHidden/>
+              </w:rPr>
+              <w:fldChar w:fldCharType="separate"/>
+            </w:r>
+            <w:r>
+              <w:rPr>
+                <w:noProof/>
+                <w:webHidden/>
+              </w:rPr>
+              <w:t>20</w:t>
             </w:r>
             <w:r>
               <w:rPr>
@@ -1031,13 +1102,13 @@
               <w14:ligatures w14:val="standardContextual"/>
             </w:rPr>
           </w:pPr>
-          <w:hyperlink w:anchor="_Toc222308047" w:history="1">
+          <w:hyperlink w:anchor="_Toc222766074" w:history="1">
             <w:r>
               <w:rPr>
                 <w:rStyle w:val="Collegamentoipertestuale"/>
                 <w:noProof/>
               </w:rPr>
-              <w:t>Analisi del rischio</w:t>
+              <w:t>Tabella di valutazione dei beni</w:t>
             </w:r>
             <w:r>
               <w:rPr>
@@ -1058,7 +1129,7 @@
                 <w:noProof/>
                 <w:webHidden/>
               </w:rPr>
-              <w:instrText xml:space="preserve"> PAGEREF _Toc222308047 \h </w:instrText>
+              <w:instrText xml:space="preserve"> PAGEREF _Toc222766074 \h </w:instrText>
             </w:r>
             <w:r>
               <w:rPr>
@@ -1078,7 +1149,79 @@
                 <w:noProof/>
                 <w:webHidden/>
               </w:rPr>
-              <w:t>15</w:t>
+              <w:t>20</w:t>
+            </w:r>
+            <w:r>
+              <w:rPr>
+                <w:noProof/>
+                <w:webHidden/>
+              </w:rPr>
+              <w:fldChar w:fldCharType="end"/>
+            </w:r>
+          </w:hyperlink>
+        </w:p>
+        <w:p>
+          <w:pPr>
+            <w:pStyle w:val="Sommario2"/>
+            <w:tabs>
+              <w:tab w:val="right" w:leader="dot" w:pos="9628"/>
+            </w:tabs>
+            <w:rPr>
+              <w:rFonts w:asciiTheme="minorHAnsi" w:hAnsiTheme="minorHAnsi" w:cstheme="minorBidi"/>
+              <w:noProof/>
+              <w:kern w:val="2"/>
+              <w:szCs w:val="24"/>
+              <w14:ligatures w14:val="standardContextual"/>
+            </w:rPr>
+          </w:pPr>
+          <w:hyperlink w:anchor="_Toc222766075" w:history="1">
+            <w:r>
+              <w:rPr>
+                <w:rStyle w:val="Collegamentoipertestuale"/>
+                <w:noProof/>
+              </w:rPr>
+              <w:t>Tabella di analisi minacce e controlli</w:t>
+            </w:r>
+            <w:r>
+              <w:rPr>
+                <w:noProof/>
+                <w:webHidden/>
+              </w:rPr>
+              <w:tab/>
+            </w:r>
+            <w:r>
+              <w:rPr>
+                <w:noProof/>
+                <w:webHidden/>
+              </w:rPr>
+              <w:fldChar w:fldCharType="begin"/>
+            </w:r>
+            <w:r>
+              <w:rPr>
+                <w:noProof/>
+                <w:webHidden/>
+              </w:rPr>
+              <w:instrText xml:space="preserve"> PAGEREF _Toc222766075 \h </w:instrText>
+            </w:r>
+            <w:r>
+              <w:rPr>
+                <w:noProof/>
+                <w:webHidden/>
+              </w:rPr>
+            </w:r>
+            <w:r>
+              <w:rPr>
+                <w:noProof/>
+                <w:webHidden/>
+              </w:rPr>
+              <w:fldChar w:fldCharType="separate"/>
+            </w:r>
+            <w:r>
+              <w:rPr>
+                <w:noProof/>
+                <w:webHidden/>
+              </w:rPr>
+              <w:t>21</w:t>
             </w:r>
             <w:r>
               <w:rPr>
@@ -1102,7 +1245,7 @@
               <w:lang w:eastAsia="it-IT"/>
             </w:rPr>
           </w:pPr>
-          <w:hyperlink w:anchor="_Toc222308048" w:history="1">
+          <w:hyperlink w:anchor="_Toc222766076" w:history="1">
             <w:r>
               <w:rPr>
                 <w:rStyle w:val="Collegamentoipertestuale"/>
@@ -1129,7 +1272,7 @@
                 <w:noProof/>
                 <w:webHidden/>
               </w:rPr>
-              <w:instrText xml:space="preserve"> PAGEREF _Toc222308048 \h </w:instrText>
+              <w:instrText xml:space="preserve"> PAGEREF _Toc222766076 \h </w:instrText>
             </w:r>
             <w:r>
               <w:rPr>
@@ -1149,7 +1292,7 @@
                 <w:noProof/>
                 <w:webHidden/>
               </w:rPr>
-              <w:t>16</w:t>
+              <w:t>22</w:t>
             </w:r>
             <w:r>
               <w:rPr>
@@ -1180,7 +1323,7 @@
       <w:pPr>
         <w:pStyle w:val="Titolo1"/>
       </w:pPr>
-      <w:bookmarkStart w:id="0" w:name="_Toc222308035"/>
+      <w:bookmarkStart w:id="0" w:name="_Toc222766061"/>
       <w:r>
         <w:lastRenderedPageBreak/>
         <w:t>Abstract</w:t>
@@ -1470,7 +1613,7 @@
       <w:pPr>
         <w:pStyle w:val="Titolo1"/>
       </w:pPr>
-      <w:bookmarkStart w:id="1" w:name="_Toc222308036"/>
+      <w:bookmarkStart w:id="1" w:name="_Toc222766062"/>
       <w:r>
         <w:lastRenderedPageBreak/>
         <w:t>Analisi dei requisiti</w:t>
@@ -1481,7 +1624,7 @@
       <w:pPr>
         <w:pStyle w:val="Titolo2"/>
       </w:pPr>
-      <w:bookmarkStart w:id="2" w:name="_Toc222308037"/>
+      <w:bookmarkStart w:id="2" w:name="_Toc222766063"/>
       <w:r>
         <w:t>Raccolta dei requisiti</w:t>
       </w:r>
@@ -1491,7 +1634,7 @@
       <w:pPr>
         <w:pStyle w:val="Titolo3"/>
       </w:pPr>
-      <w:bookmarkStart w:id="3" w:name="_Toc222308038"/>
+      <w:bookmarkStart w:id="3" w:name="_Toc222766064"/>
       <w:r>
         <w:t>Posti auto</w:t>
       </w:r>
@@ -1641,7 +1784,7 @@
       <w:pPr>
         <w:pStyle w:val="Titolo3"/>
       </w:pPr>
-      <w:bookmarkStart w:id="4" w:name="_Toc222308039"/>
+      <w:bookmarkStart w:id="4" w:name="_Toc222766065"/>
       <w:r>
         <w:t>Utenti</w:t>
       </w:r>
@@ -1922,7 +2065,7 @@
       <w:pPr>
         <w:pStyle w:val="Titolo3"/>
       </w:pPr>
-      <w:bookmarkStart w:id="5" w:name="_Toc222308040"/>
+      <w:bookmarkStart w:id="5" w:name="_Toc222766066"/>
       <w:r>
         <w:t>Amministratori</w:t>
       </w:r>
@@ -1968,7 +2111,7 @@
       <w:pPr>
         <w:pStyle w:val="Titolo3"/>
       </w:pPr>
-      <w:bookmarkStart w:id="6" w:name="_Toc222308041"/>
+      <w:bookmarkStart w:id="6" w:name="_Toc222766067"/>
       <w:r>
         <w:t>Requisiti di sistema</w:t>
       </w:r>
@@ -2007,7 +2150,7 @@
       <w:pPr>
         <w:pStyle w:val="Titolo2"/>
       </w:pPr>
-      <w:bookmarkStart w:id="7" w:name="_Toc222308042"/>
+      <w:bookmarkStart w:id="7" w:name="_Toc222766068"/>
       <w:r>
         <w:lastRenderedPageBreak/>
         <w:t>Analisi del dominio</w:t>
@@ -3524,7 +3667,7 @@
       <w:pPr>
         <w:pStyle w:val="Titolo2"/>
       </w:pPr>
-      <w:bookmarkStart w:id="8" w:name="_Toc222308043"/>
+      <w:bookmarkStart w:id="8" w:name="_Toc222766069"/>
       <w:r>
         <w:lastRenderedPageBreak/>
         <w:t>Requisiti funzionali del sistema</w:t>
@@ -5399,7 +5542,7 @@
       <w:pPr>
         <w:pStyle w:val="Titolo2"/>
       </w:pPr>
-      <w:bookmarkStart w:id="9" w:name="_Toc222308044"/>
+      <w:bookmarkStart w:id="9" w:name="_Toc222766070"/>
       <w:r>
         <w:lastRenderedPageBreak/>
         <w:t>Requisiti non funzionali del sistema</w:t>
@@ -5822,7 +5965,7 @@
       <w:pPr>
         <w:pStyle w:val="Titolo2"/>
       </w:pPr>
-      <w:bookmarkStart w:id="10" w:name="_Toc222308045"/>
+      <w:bookmarkStart w:id="10" w:name="_Toc222766071"/>
       <w:r>
         <w:lastRenderedPageBreak/>
         <w:t>Casi d’uso</w:t>
@@ -5898,7 +6041,7 @@
       <w:pPr>
         <w:pStyle w:val="Titolo2"/>
       </w:pPr>
-      <w:bookmarkStart w:id="11" w:name="_Toc222308046"/>
+      <w:bookmarkStart w:id="11" w:name="_Toc222766072"/>
       <w:r>
         <w:lastRenderedPageBreak/>
         <w:t>Scenari d’uso</w:t>
@@ -12850,7 +12993,7 @@
       <w:pPr>
         <w:pStyle w:val="Titolo1"/>
       </w:pPr>
-      <w:bookmarkStart w:id="12" w:name="_Toc222308047"/>
+      <w:bookmarkStart w:id="12" w:name="_Toc222766073"/>
       <w:r>
         <w:lastRenderedPageBreak/>
         <w:t>Analisi del rischio</w:t>
@@ -12861,6 +13004,7 @@
       <w:pPr>
         <w:pStyle w:val="Titolo2"/>
       </w:pPr>
+      <w:bookmarkStart w:id="13" w:name="_Toc222766074"/>
       <w:r>
         <w:t>Tabella di valutazione de</w:t>
       </w:r>
@@ -12873,6 +13017,7 @@
       <w:r>
         <w:t>i</w:t>
       </w:r>
+      <w:bookmarkEnd w:id="13"/>
     </w:p>
     <w:tbl>
       <w:tblPr>
@@ -13349,10 +13494,12 @@
       <w:pPr>
         <w:pStyle w:val="Titolo2"/>
       </w:pPr>
+      <w:bookmarkStart w:id="14" w:name="_Toc222766075"/>
       <w:r>
         <w:lastRenderedPageBreak/>
         <w:t>Tabella di analisi minacce e controlli</w:t>
       </w:r>
+      <w:bookmarkEnd w:id="14"/>
     </w:p>
     <w:tbl>
       <w:tblPr>
@@ -14140,10 +14287,12 @@
       <w:pPr>
         <w:pStyle w:val="Titolo1"/>
       </w:pPr>
+      <w:bookmarkStart w:id="15" w:name="_Toc222766076"/>
       <w:r>
         <w:lastRenderedPageBreak/>
         <w:t>Analisi del problema</w:t>
       </w:r>
+      <w:bookmarkEnd w:id="15"/>
     </w:p>
     <w:sectPr>
       <w:footerReference w:type="default" r:id="rId10"/>
@@ -14367,7 +14516,7 @@
         <v:path o:extrusionok="f" gradientshapeok="t" o:connecttype="rect"/>
         <o:lock v:ext="edit" aspectratio="t"/>
       </v:shapetype>
-      <v:shape id="_x0000_i1025" type="#_x0000_t75" style="width:645pt;height:483.6pt" o:bullet="t">
+      <v:shape id="_x0000_i1025" type="#_x0000_t75" style="width:645pt;height:483.75pt" o:bullet="t">
         <v:imagedata r:id="rId1" o:title="col6_monte-di-malo-parking-icon[1]"/>
       </v:shape>
     </w:pict>
